--- a/app/infraestructura/templates/Plantilla Estudio Condominio.docx
+++ b/app/infraestructura/templates/Plantilla Estudio Condominio.docx
@@ -15,17 +15,12 @@
       <w:r>
         <w:t xml:space="preserve"> </w:t>
       </w:r>
-      <w:proofErr w:type="gramStart"/>
       <w:r>
         <w:t xml:space="preserve">{{ </w:t>
       </w:r>
       <w:proofErr w:type="spellStart"/>
       <w:r>
-        <w:t>nombre</w:t>
-      </w:r>
-      <w:proofErr w:type="gramEnd"/>
-      <w:r>
-        <w:t>_administrador</w:t>
+        <w:t>nombre_administrador</w:t>
       </w:r>
       <w:proofErr w:type="spellEnd"/>
       <w:r>
@@ -50,17 +45,12 @@
       <w:r>
         <w:t xml:space="preserve"> </w:t>
       </w:r>
-      <w:proofErr w:type="gramStart"/>
       <w:r>
         <w:t xml:space="preserve">{{ </w:t>
       </w:r>
       <w:proofErr w:type="spellStart"/>
       <w:r>
-        <w:t>nombre</w:t>
-      </w:r>
-      <w:proofErr w:type="gramEnd"/>
-      <w:r>
-        <w:t>_condominio</w:t>
+        <w:t>nombre_condominio</w:t>
       </w:r>
       <w:proofErr w:type="spellEnd"/>
       <w:r>
@@ -140,15 +130,7 @@
           <w:b/>
           <w:lang w:val="es-ES_tradnl" w:eastAsia="es-ES_tradnl"/>
         </w:rPr>
-        <w:t>“</w:t>
-      </w:r>
-      <w:proofErr w:type="gramStart"/>
-      <w:r>
-        <w:rPr>
-          <w:b/>
-          <w:lang w:val="es-ES_tradnl" w:eastAsia="es-ES_tradnl"/>
-        </w:rPr>
-        <w:t xml:space="preserve">{{ </w:t>
+        <w:t xml:space="preserve">“{{ </w:t>
       </w:r>
       <w:proofErr w:type="spellStart"/>
       <w:r>
@@ -156,15 +138,7 @@
           <w:b/>
           <w:lang w:val="es-ES_tradnl" w:eastAsia="es-ES_tradnl"/>
         </w:rPr>
-        <w:t>nombre</w:t>
-      </w:r>
-      <w:proofErr w:type="gramEnd"/>
-      <w:r>
-        <w:rPr>
-          <w:b/>
-          <w:lang w:val="es-ES_tradnl" w:eastAsia="es-ES_tradnl"/>
-        </w:rPr>
-        <w:t>_condominio</w:t>
+        <w:t>nombre_condominio</w:t>
       </w:r>
       <w:proofErr w:type="spellEnd"/>
       <w:r>
@@ -212,7 +186,6 @@
         </w:rPr>
         <w:t xml:space="preserve"> </w:t>
       </w:r>
-      <w:proofErr w:type="gramStart"/>
       <w:r>
         <w:rPr>
           <w:b/>
@@ -226,15 +199,7 @@
           <w:b/>
           <w:bCs/>
         </w:rPr>
-        <w:t>metros</w:t>
-      </w:r>
-      <w:proofErr w:type="gramEnd"/>
-      <w:r>
-        <w:rPr>
-          <w:b/>
-          <w:bCs/>
-        </w:rPr>
-        <w:t>_cuadrados</w:t>
+        <w:t>metros_cuadrados</w:t>
       </w:r>
       <w:proofErr w:type="spellEnd"/>
       <w:r>
@@ -314,17 +279,12 @@
         </w:rPr>
         <w:t xml:space="preserve">Condominio construido en el </w:t>
       </w:r>
-      <w:proofErr w:type="gramStart"/>
       <w:r>
         <w:t xml:space="preserve">{{ </w:t>
       </w:r>
       <w:proofErr w:type="spellStart"/>
       <w:r>
-        <w:t>year</w:t>
-      </w:r>
-      <w:proofErr w:type="gramEnd"/>
-      <w:r>
-        <w:t>_construccion</w:t>
+        <w:t>year_construccion</w:t>
       </w:r>
       <w:proofErr w:type="spellEnd"/>
       <w:r>
@@ -428,7 +388,6 @@
         </w:rPr>
         <w:t xml:space="preserve"> </w:t>
       </w:r>
-      <w:proofErr w:type="gramStart"/>
       <w:r>
         <w:rPr>
           <w:b/>
@@ -445,7 +404,6 @@
         <w:t>direccion</w:t>
       </w:r>
       <w:proofErr w:type="spellEnd"/>
-      <w:proofErr w:type="gramEnd"/>
       <w:r>
         <w:rPr>
           <w:b/>
@@ -582,7 +540,6 @@
         </w:rPr>
         <w:t xml:space="preserve">UF </w:t>
       </w:r>
-      <w:proofErr w:type="gramStart"/>
       <w:r>
         <w:rPr>
           <w:rFonts w:cs="Arial"/>
@@ -600,17 +557,7 @@
           <w:bCs/>
           <w:szCs w:val="24"/>
         </w:rPr>
-        <w:t>uf</w:t>
-      </w:r>
-      <w:proofErr w:type="gramEnd"/>
-      <w:r>
-        <w:rPr>
-          <w:rFonts w:cs="Arial"/>
-          <w:b/>
-          <w:bCs/>
-          <w:szCs w:val="24"/>
-        </w:rPr>
-        <w:t>_por_metro_cuadrado</w:t>
+        <w:t>uf_por_metro_cuadrado</w:t>
       </w:r>
       <w:proofErr w:type="spellEnd"/>
       <w:r>
@@ -800,7 +747,6 @@
         </w:rPr>
         <w:t xml:space="preserve">UF </w:t>
       </w:r>
-      <w:proofErr w:type="gramStart"/>
       <w:r>
         <w:rPr>
           <w:rFonts w:cs="Arial"/>
@@ -818,17 +764,7 @@
           <w:bCs/>
           <w:szCs w:val="24"/>
         </w:rPr>
-        <w:t>uf</w:t>
-      </w:r>
-      <w:proofErr w:type="gramEnd"/>
-      <w:r>
-        <w:rPr>
-          <w:rFonts w:cs="Arial"/>
-          <w:b/>
-          <w:bCs/>
-          <w:szCs w:val="24"/>
-        </w:rPr>
-        <w:t>_por_metro_cuadrado</w:t>
+        <w:t>uf_por_metro_cuadrado</w:t>
       </w:r>
       <w:proofErr w:type="spellEnd"/>
       <w:r>
@@ -1204,17 +1140,12 @@
         </w:rPr>
         <w:t xml:space="preserve">. Dicho condominio fue construido en </w:t>
       </w:r>
-      <w:proofErr w:type="gramStart"/>
       <w:r>
         <w:t xml:space="preserve">{{ </w:t>
       </w:r>
       <w:proofErr w:type="spellStart"/>
       <w:r>
-        <w:t>year</w:t>
-      </w:r>
-      <w:proofErr w:type="gramEnd"/>
-      <w:r>
-        <w:t>_construccion</w:t>
+        <w:t>year_construccion</w:t>
       </w:r>
       <w:proofErr w:type="spellEnd"/>
       <w:r>
@@ -1430,7 +1361,6 @@
         </w:rPr>
         <w:t xml:space="preserve">UF </w:t>
       </w:r>
-      <w:proofErr w:type="gramStart"/>
       <w:r>
         <w:rPr>
           <w:rFonts w:cs="Arial"/>
@@ -1446,16 +1376,7 @@
           <w:b/>
           <w:szCs w:val="24"/>
         </w:rPr>
-        <w:t>valor</w:t>
-      </w:r>
-      <w:proofErr w:type="gramEnd"/>
-      <w:r>
-        <w:rPr>
-          <w:rFonts w:cs="Arial"/>
-          <w:b/>
-          <w:szCs w:val="24"/>
-        </w:rPr>
-        <w:t>_reconstruccion</w:t>
+        <w:t>valor_reconstruccion</w:t>
       </w:r>
       <w:proofErr w:type="spellEnd"/>
       <w:r>
@@ -1615,7 +1536,25 @@
           <w:lang w:val="es-ES_tradnl" w:eastAsia="es-ES_tradnl"/>
         </w:rPr>
         <w:lastRenderedPageBreak/>
-        <w:t xml:space="preserve">{% </w:t>
+        <w:t>{%</w:t>
+      </w:r>
+      <w:r>
+        <w:rPr>
+          <w:rFonts w:cs="Arial"/>
+          <w:color w:val="000000" w:themeColor="text1"/>
+          <w:szCs w:val="24"/>
+          <w:lang w:val="es-ES_tradnl" w:eastAsia="es-ES_tradnl"/>
+        </w:rPr>
+        <w:t>p</w:t>
+      </w:r>
+      <w:r>
+        <w:rPr>
+          <w:rFonts w:cs="Arial"/>
+          <w:color w:val="000000" w:themeColor="text1"/>
+          <w:szCs w:val="24"/>
+          <w:lang w:val="es-ES_tradnl" w:eastAsia="es-ES_tradnl"/>
+        </w:rPr>
+        <w:t xml:space="preserve"> </w:t>
       </w:r>
       <w:proofErr w:type="spellStart"/>
       <w:r>
@@ -1646,6 +1585,7 @@
           <w:b/>
           <w:color w:val="000000" w:themeColor="text1"/>
           <w:szCs w:val="24"/>
+          <w:u w:val="single"/>
           <w:lang w:val="es-ES_tradnl" w:eastAsia="es-ES_tradnl"/>
         </w:rPr>
       </w:pPr>
@@ -1681,6 +1621,77 @@
           <w:lang w:val="es-ES_tradnl" w:eastAsia="es-ES_tradnl"/>
         </w:rPr>
         <w:t xml:space="preserve"> de Espacios en un Edificio. </w:t>
+      </w:r>
+    </w:p>
+    <w:p>
+      <w:pPr>
+        <w:spacing w:before="100" w:beforeAutospacing="1" w:after="100" w:afterAutospacing="1" w:line="240" w:lineRule="auto"/>
+        <w:rPr>
+          <w:rFonts w:cs="Arial"/>
+          <w:bCs/>
+          <w:color w:val="000000" w:themeColor="text1"/>
+          <w:szCs w:val="24"/>
+          <w:lang w:val="es-ES_tradnl" w:eastAsia="es-ES_tradnl"/>
+        </w:rPr>
+      </w:pPr>
+      <w:r>
+        <w:rPr>
+          <w:rFonts w:cs="Arial"/>
+          <w:bCs/>
+          <w:color w:val="000000" w:themeColor="text1"/>
+          <w:szCs w:val="24"/>
+          <w:u w:val="single"/>
+          <w:lang w:val="es-ES_tradnl" w:eastAsia="es-ES_tradnl"/>
+        </w:rPr>
+        <w:t xml:space="preserve">{%p </w:t>
+      </w:r>
+      <w:proofErr w:type="spellStart"/>
+      <w:r>
+        <w:rPr>
+          <w:rFonts w:cs="Arial"/>
+          <w:bCs/>
+          <w:color w:val="000000" w:themeColor="text1"/>
+          <w:szCs w:val="24"/>
+          <w:u w:val="single"/>
+          <w:lang w:val="es-ES_tradnl" w:eastAsia="es-ES_tradnl"/>
+        </w:rPr>
+        <w:t>if</w:t>
+      </w:r>
+      <w:proofErr w:type="spellEnd"/>
+      <w:r>
+        <w:rPr>
+          <w:rFonts w:cs="Arial"/>
+          <w:bCs/>
+          <w:color w:val="000000" w:themeColor="text1"/>
+          <w:szCs w:val="24"/>
+          <w:u w:val="single"/>
+          <w:lang w:val="es-ES_tradnl" w:eastAsia="es-ES_tradnl"/>
+        </w:rPr>
+        <w:t xml:space="preserve"> </w:t>
+      </w:r>
+      <w:proofErr w:type="spellStart"/>
+      <w:r>
+        <w:rPr>
+          <w:rFonts w:cs="Arial"/>
+          <w:bCs/>
+          <w:color w:val="000000" w:themeColor="text1"/>
+          <w:szCs w:val="24"/>
+          <w:u w:val="single"/>
+          <w:lang w:val="es-ES_tradnl" w:eastAsia="es-ES_tradnl"/>
+        </w:rPr>
+        <w:t>condominio_vertical</w:t>
+      </w:r>
+      <w:proofErr w:type="spellEnd"/>
+      <w:r>
+        <w:rPr>
+          <w:rFonts w:cs="Arial"/>
+          <w:bCs/>
+          <w:color w:val="000000" w:themeColor="text1"/>
+          <w:szCs w:val="24"/>
+          <w:u w:val="single"/>
+          <w:lang w:val="es-ES_tradnl" w:eastAsia="es-ES_tradnl"/>
+        </w:rPr>
+        <w:t xml:space="preserve"> %}</w:t>
       </w:r>
     </w:p>
     <w:p>
@@ -1807,7 +1818,147 @@
     <w:p>
       <w:pPr>
         <w:spacing w:before="100" w:beforeAutospacing="1" w:after="100" w:afterAutospacing="1" w:line="240" w:lineRule="auto"/>
-        <w:ind w:firstLine="360"/>
+        <w:rPr>
+          <w:rFonts w:cs="Arial"/>
+          <w:b/>
+          <w:color w:val="000000" w:themeColor="text1"/>
+          <w:szCs w:val="24"/>
+          <w:lang w:val="es-ES_tradnl" w:eastAsia="es-ES_tradnl"/>
+        </w:rPr>
+      </w:pPr>
+      <w:r>
+        <w:rPr>
+          <w:rFonts w:cs="Arial"/>
+          <w:color w:val="000000" w:themeColor="text1"/>
+          <w:szCs w:val="24"/>
+          <w:lang w:val="es-ES_tradnl" w:eastAsia="es-ES_tradnl"/>
+        </w:rPr>
+        <w:t xml:space="preserve">{%p </w:t>
+      </w:r>
+      <w:proofErr w:type="spellStart"/>
+      <w:r>
+        <w:rPr>
+          <w:rFonts w:cs="Arial"/>
+          <w:color w:val="000000" w:themeColor="text1"/>
+          <w:szCs w:val="24"/>
+          <w:lang w:val="es-ES_tradnl" w:eastAsia="es-ES_tradnl"/>
+        </w:rPr>
+        <w:t>endif</w:t>
+      </w:r>
+      <w:proofErr w:type="spellEnd"/>
+      <w:r>
+        <w:rPr>
+          <w:rFonts w:cs="Arial"/>
+          <w:color w:val="000000" w:themeColor="text1"/>
+          <w:szCs w:val="24"/>
+          <w:lang w:val="es-ES_tradnl" w:eastAsia="es-ES_tradnl"/>
+        </w:rPr>
+        <w:t xml:space="preserve"> %}</w:t>
+      </w:r>
+    </w:p>
+    <w:p>
+      <w:pPr>
+        <w:spacing w:before="100" w:beforeAutospacing="1" w:after="100" w:afterAutospacing="1" w:line="240" w:lineRule="auto"/>
+        <w:rPr>
+          <w:rFonts w:cs="Arial"/>
+          <w:bCs/>
+          <w:color w:val="000000" w:themeColor="text1"/>
+          <w:szCs w:val="24"/>
+          <w:lang w:val="es-ES_tradnl" w:eastAsia="es-ES_tradnl"/>
+        </w:rPr>
+      </w:pPr>
+      <w:r>
+        <w:rPr>
+          <w:rFonts w:cs="Arial"/>
+          <w:bCs/>
+          <w:color w:val="000000" w:themeColor="text1"/>
+          <w:szCs w:val="24"/>
+          <w:u w:val="single"/>
+          <w:lang w:val="es-ES_tradnl" w:eastAsia="es-ES_tradnl"/>
+        </w:rPr>
+        <w:t xml:space="preserve">{%p </w:t>
+      </w:r>
+      <w:proofErr w:type="spellStart"/>
+      <w:r>
+        <w:rPr>
+          <w:rFonts w:cs="Arial"/>
+          <w:bCs/>
+          <w:color w:val="000000" w:themeColor="text1"/>
+          <w:szCs w:val="24"/>
+          <w:u w:val="single"/>
+          <w:lang w:val="es-ES_tradnl" w:eastAsia="es-ES_tradnl"/>
+        </w:rPr>
+        <w:t>if</w:t>
+      </w:r>
+      <w:proofErr w:type="spellEnd"/>
+      <w:r>
+        <w:rPr>
+          <w:rFonts w:cs="Arial"/>
+          <w:bCs/>
+          <w:color w:val="000000" w:themeColor="text1"/>
+          <w:szCs w:val="24"/>
+          <w:u w:val="single"/>
+          <w:lang w:val="es-ES_tradnl" w:eastAsia="es-ES_tradnl"/>
+        </w:rPr>
+        <w:t xml:space="preserve"> </w:t>
+      </w:r>
+      <w:proofErr w:type="spellStart"/>
+      <w:r>
+        <w:rPr>
+          <w:rFonts w:cs="Arial"/>
+          <w:bCs/>
+          <w:color w:val="000000" w:themeColor="text1"/>
+          <w:szCs w:val="24"/>
+          <w:u w:val="single"/>
+          <w:lang w:val="es-ES_tradnl" w:eastAsia="es-ES_tradnl"/>
+        </w:rPr>
+        <w:t>not</w:t>
+      </w:r>
+      <w:proofErr w:type="spellEnd"/>
+      <w:r>
+        <w:rPr>
+          <w:rFonts w:cs="Arial"/>
+          <w:bCs/>
+          <w:color w:val="000000" w:themeColor="text1"/>
+          <w:szCs w:val="24"/>
+          <w:u w:val="single"/>
+          <w:lang w:val="es-ES_tradnl" w:eastAsia="es-ES_tradnl"/>
+        </w:rPr>
+        <w:t xml:space="preserve"> </w:t>
+      </w:r>
+      <w:proofErr w:type="spellStart"/>
+      <w:r>
+        <w:rPr>
+          <w:rFonts w:cs="Arial"/>
+          <w:bCs/>
+          <w:color w:val="000000" w:themeColor="text1"/>
+          <w:szCs w:val="24"/>
+          <w:u w:val="single"/>
+          <w:lang w:val="es-ES_tradnl" w:eastAsia="es-ES_tradnl"/>
+        </w:rPr>
+        <w:t>condominio_vertical</w:t>
+      </w:r>
+      <w:proofErr w:type="spellEnd"/>
+      <w:r>
+        <w:rPr>
+          <w:rFonts w:cs="Arial"/>
+          <w:bCs/>
+          <w:color w:val="000000" w:themeColor="text1"/>
+          <w:szCs w:val="24"/>
+          <w:u w:val="single"/>
+          <w:lang w:val="es-ES_tradnl" w:eastAsia="es-ES_tradnl"/>
+        </w:rPr>
+        <w:t xml:space="preserve"> %}</w:t>
+      </w:r>
+    </w:p>
+    <w:p>
+      <w:pPr>
+        <w:pStyle w:val="Prrafodelista"/>
+        <w:numPr>
+          <w:ilvl w:val="0"/>
+          <w:numId w:val="2"/>
+        </w:numPr>
+        <w:spacing w:before="100" w:beforeAutospacing="1" w:after="100" w:afterAutospacing="1" w:line="240" w:lineRule="auto"/>
         <w:jc w:val="both"/>
         <w:rPr>
           <w:rFonts w:cs="Arial"/>
@@ -1816,6 +1967,195 @@
           <w:lang w:val="es-ES_tradnl" w:eastAsia="es-ES_tradnl"/>
         </w:rPr>
       </w:pPr>
+      <w:r>
+        <w:rPr>
+          <w:rFonts w:cs="Arial"/>
+          <w:b/>
+          <w:color w:val="000000" w:themeColor="text1"/>
+          <w:szCs w:val="24"/>
+          <w:lang w:val="es-ES_tradnl" w:eastAsia="es-ES_tradnl"/>
+        </w:rPr>
+        <w:t xml:space="preserve">Áreas comunes:  </w:t>
+      </w:r>
+      <w:r>
+        <w:rPr>
+          <w:rFonts w:cs="Arial"/>
+          <w:b/>
+          <w:color w:val="000000" w:themeColor="text1"/>
+          <w:szCs w:val="24"/>
+          <w:lang w:val="es-ES_tradnl" w:eastAsia="es-ES_tradnl"/>
+        </w:rPr>
+        <w:t>10</w:t>
+      </w:r>
+      <w:r>
+        <w:rPr>
+          <w:rFonts w:cs="Arial"/>
+          <w:b/>
+          <w:color w:val="000000" w:themeColor="text1"/>
+          <w:szCs w:val="24"/>
+          <w:lang w:val="es-ES_tradnl" w:eastAsia="es-ES_tradnl"/>
+        </w:rPr>
+        <w:t xml:space="preserve">% a </w:t>
+      </w:r>
+      <w:r>
+        <w:rPr>
+          <w:rFonts w:cs="Arial"/>
+          <w:b/>
+          <w:color w:val="000000" w:themeColor="text1"/>
+          <w:szCs w:val="24"/>
+          <w:lang w:val="es-ES_tradnl" w:eastAsia="es-ES_tradnl"/>
+        </w:rPr>
+        <w:t>20</w:t>
+      </w:r>
+      <w:r>
+        <w:rPr>
+          <w:rFonts w:cs="Arial"/>
+          <w:b/>
+          <w:color w:val="000000" w:themeColor="text1"/>
+          <w:szCs w:val="24"/>
+          <w:lang w:val="es-ES_tradnl" w:eastAsia="es-ES_tradnl"/>
+        </w:rPr>
+        <w:t>%.</w:t>
+      </w:r>
+      <w:r>
+        <w:rPr>
+          <w:rFonts w:cs="Arial"/>
+          <w:color w:val="000000" w:themeColor="text1"/>
+          <w:szCs w:val="24"/>
+          <w:lang w:val="es-ES_tradnl" w:eastAsia="es-ES_tradnl"/>
+        </w:rPr>
+        <w:t xml:space="preserve"> Este porcentaje es mayor, porque en el proyecto existen cañerías, red eléctrica, ductos de calefacción, alcantarillado, sistemas de vigilancia, ascensores. Sin embargo, las losas entre pisos, los balcones, la fachada y los muros exteriores de los departamentos, también es común. </w:t>
+      </w:r>
+    </w:p>
+    <w:p>
+      <w:pPr>
+        <w:pStyle w:val="Prrafodelista"/>
+        <w:spacing w:before="100" w:beforeAutospacing="1" w:after="100" w:afterAutospacing="1" w:line="240" w:lineRule="auto"/>
+        <w:jc w:val="both"/>
+        <w:rPr>
+          <w:rFonts w:cs="Arial"/>
+          <w:color w:val="000000" w:themeColor="text1"/>
+          <w:szCs w:val="24"/>
+          <w:lang w:val="es-ES_tradnl" w:eastAsia="es-ES_tradnl"/>
+        </w:rPr>
+      </w:pPr>
+    </w:p>
+    <w:p>
+      <w:pPr>
+        <w:pStyle w:val="Prrafodelista"/>
+        <w:numPr>
+          <w:ilvl w:val="0"/>
+          <w:numId w:val="2"/>
+        </w:numPr>
+        <w:spacing w:before="100" w:beforeAutospacing="1" w:after="100" w:afterAutospacing="1" w:line="240" w:lineRule="auto"/>
+        <w:jc w:val="both"/>
+        <w:rPr>
+          <w:rFonts w:cs="Arial"/>
+          <w:color w:val="000000" w:themeColor="text1"/>
+          <w:szCs w:val="24"/>
+          <w:lang w:val="es-ES_tradnl" w:eastAsia="es-ES_tradnl"/>
+        </w:rPr>
+      </w:pPr>
+      <w:r>
+        <w:rPr>
+          <w:rFonts w:cs="Arial"/>
+          <w:b/>
+          <w:color w:val="000000" w:themeColor="text1"/>
+          <w:szCs w:val="24"/>
+          <w:lang w:val="es-ES_tradnl" w:eastAsia="es-ES_tradnl"/>
+        </w:rPr>
+        <w:t xml:space="preserve">Unidades: </w:t>
+      </w:r>
+      <w:r>
+        <w:rPr>
+          <w:rFonts w:cs="Arial"/>
+          <w:b/>
+          <w:color w:val="000000" w:themeColor="text1"/>
+          <w:szCs w:val="24"/>
+          <w:lang w:val="es-ES_tradnl" w:eastAsia="es-ES_tradnl"/>
+        </w:rPr>
+        <w:t>90</w:t>
+      </w:r>
+      <w:r>
+        <w:rPr>
+          <w:rFonts w:cs="Arial"/>
+          <w:b/>
+          <w:color w:val="000000" w:themeColor="text1"/>
+          <w:szCs w:val="24"/>
+          <w:lang w:val="es-ES_tradnl" w:eastAsia="es-ES_tradnl"/>
+        </w:rPr>
+        <w:t xml:space="preserve">% a </w:t>
+      </w:r>
+      <w:r>
+        <w:rPr>
+          <w:rFonts w:cs="Arial"/>
+          <w:b/>
+          <w:color w:val="000000" w:themeColor="text1"/>
+          <w:szCs w:val="24"/>
+          <w:lang w:val="es-ES_tradnl" w:eastAsia="es-ES_tradnl"/>
+        </w:rPr>
+        <w:t>8</w:t>
+      </w:r>
+      <w:r>
+        <w:rPr>
+          <w:rFonts w:cs="Arial"/>
+          <w:b/>
+          <w:color w:val="000000" w:themeColor="text1"/>
+          <w:szCs w:val="24"/>
+          <w:lang w:val="es-ES_tradnl" w:eastAsia="es-ES_tradnl"/>
+        </w:rPr>
+        <w:t xml:space="preserve">0%. </w:t>
+      </w:r>
+      <w:r>
+        <w:rPr>
+          <w:rFonts w:cs="Arial"/>
+          <w:color w:val="000000" w:themeColor="text1"/>
+          <w:szCs w:val="24"/>
+          <w:lang w:val="es-ES_tradnl" w:eastAsia="es-ES_tradnl"/>
+        </w:rPr>
+        <w:t>Este porcentaje es menor porque en las unidades o departamentos, sólo se contemplan los muros interiores (muros divisorios de tabiquería, o de material ligero, entre las habitaciones o baños)</w:t>
+      </w:r>
+    </w:p>
+    <w:p>
+      <w:pPr>
+        <w:spacing w:before="100" w:beforeAutospacing="1" w:after="100" w:afterAutospacing="1" w:line="240" w:lineRule="auto"/>
+        <w:rPr>
+          <w:rFonts w:cs="Arial"/>
+          <w:b/>
+          <w:color w:val="000000" w:themeColor="text1"/>
+          <w:szCs w:val="24"/>
+          <w:lang w:val="es-ES_tradnl" w:eastAsia="es-ES_tradnl"/>
+        </w:rPr>
+      </w:pPr>
+      <w:r>
+        <w:rPr>
+          <w:rFonts w:cs="Arial"/>
+          <w:color w:val="000000" w:themeColor="text1"/>
+          <w:szCs w:val="24"/>
+          <w:lang w:val="es-ES_tradnl" w:eastAsia="es-ES_tradnl"/>
+        </w:rPr>
+        <w:t xml:space="preserve">{%p </w:t>
+      </w:r>
+      <w:proofErr w:type="spellStart"/>
+      <w:r>
+        <w:rPr>
+          <w:rFonts w:cs="Arial"/>
+          <w:color w:val="000000" w:themeColor="text1"/>
+          <w:szCs w:val="24"/>
+          <w:lang w:val="es-ES_tradnl" w:eastAsia="es-ES_tradnl"/>
+        </w:rPr>
+        <w:t>endif</w:t>
+      </w:r>
+      <w:proofErr w:type="spellEnd"/>
+      <w:r>
+        <w:rPr>
+          <w:rFonts w:cs="Arial"/>
+          <w:color w:val="000000" w:themeColor="text1"/>
+          <w:szCs w:val="24"/>
+          <w:lang w:val="es-ES_tradnl" w:eastAsia="es-ES_tradnl"/>
+        </w:rPr>
+        <w:t xml:space="preserve"> %}</w:t>
+      </w:r>
     </w:p>
     <w:p>
       <w:pPr>
@@ -1869,7 +2209,6 @@
         </w:rPr>
         <w:t xml:space="preserve">UF </w:t>
       </w:r>
-      <w:proofErr w:type="gramStart"/>
       <w:r>
         <w:rPr>
           <w:rFonts w:cs="Arial"/>
@@ -1887,17 +2226,7 @@
           <w:bCs/>
           <w:szCs w:val="24"/>
         </w:rPr>
-        <w:t>monto</w:t>
-      </w:r>
-      <w:proofErr w:type="gramEnd"/>
-      <w:r>
-        <w:rPr>
-          <w:rFonts w:cs="Arial"/>
-          <w:b/>
-          <w:bCs/>
-          <w:szCs w:val="24"/>
-        </w:rPr>
-        <w:t>_asegurado_sugerido</w:t>
+        <w:t>monto_asegurado_sugerido</w:t>
       </w:r>
       <w:proofErr w:type="spellEnd"/>
       <w:r>
@@ -1929,7 +2258,6 @@
         </w:rPr>
         <w:t xml:space="preserve"> Este monto representa un </w:t>
       </w:r>
-      <w:proofErr w:type="gramStart"/>
       <w:r>
         <w:rPr>
           <w:rFonts w:cs="Arial"/>
@@ -1947,17 +2275,7 @@
           <w:bCs/>
           <w:szCs w:val="24"/>
         </w:rPr>
-        <w:t>porcentaje</w:t>
-      </w:r>
-      <w:proofErr w:type="gramEnd"/>
-      <w:r>
-        <w:rPr>
-          <w:rFonts w:cs="Arial"/>
-          <w:b/>
-          <w:bCs/>
-          <w:szCs w:val="24"/>
-        </w:rPr>
-        <w:t>_espacios_comunes</w:t>
+        <w:t>porcentaje_espacios_comunes</w:t>
       </w:r>
       <w:proofErr w:type="spellEnd"/>
       <w:r>
@@ -2088,7 +2406,6 @@
         </w:rPr>
         <w:t xml:space="preserve">UF </w:t>
       </w:r>
-      <w:proofErr w:type="gramStart"/>
       <w:r>
         <w:rPr>
           <w:rFonts w:cs="Arial"/>
@@ -2104,16 +2421,7 @@
           <w:b/>
           <w:szCs w:val="24"/>
         </w:rPr>
-        <w:t>valor</w:t>
-      </w:r>
-      <w:proofErr w:type="gramEnd"/>
-      <w:r>
-        <w:rPr>
-          <w:rFonts w:cs="Arial"/>
-          <w:b/>
-          <w:szCs w:val="24"/>
-        </w:rPr>
-        <w:t>_reconstruccion_depreciacion</w:t>
+        <w:t>valor_reconstruccion_depreciacion</w:t>
       </w:r>
       <w:proofErr w:type="spellEnd"/>
       <w:r>
@@ -2271,6 +2579,7 @@
           <w:szCs w:val="24"/>
           <w:lang w:val="es-ES_tradnl" w:eastAsia="es-ES_tradnl"/>
         </w:rPr>
+        <w:lastRenderedPageBreak/>
         <w:t>(Valor to</w:t>
       </w:r>
       <w:r>
@@ -2490,17 +2799,7 @@
           <w:szCs w:val="24"/>
           <w:lang w:val="es-ES_tradnl" w:eastAsia="es-ES_tradnl"/>
         </w:rPr>
-        <w:t xml:space="preserve">, se busca </w:t>
-      </w:r>
-      <w:r>
-        <w:rPr>
-          <w:rFonts w:cs="Arial"/>
-          <w:color w:val="000000" w:themeColor="text1"/>
-          <w:szCs w:val="24"/>
-          <w:lang w:val="es-ES_tradnl" w:eastAsia="es-ES_tradnl"/>
-        </w:rPr>
-        <w:lastRenderedPageBreak/>
-        <w:t>que el asegurado recupere el bien afectado en las mismas condiciones en las que estaba hasta antes de un Siniestro.</w:t>
+        <w:t>, se busca que el asegurado recupere el bien afectado en las mismas condiciones en las que estaba hasta antes de un Siniestro.</w:t>
       </w:r>
     </w:p>
     <w:p>
@@ -2592,21 +2891,12 @@
         </w:rPr>
         <w:t xml:space="preserve"> el condominio se encontrase asegurado en </w:t>
       </w:r>
-      <w:proofErr w:type="gramStart"/>
-      <w:r>
-        <w:rPr>
-          <w:rFonts w:cs="Arial"/>
-          <w:szCs w:val="24"/>
-        </w:rPr>
-        <w:t>{{ monto</w:t>
-      </w:r>
-      <w:proofErr w:type="gramEnd"/>
-      <w:r>
-        <w:rPr>
-          <w:rFonts w:cs="Arial"/>
-          <w:szCs w:val="24"/>
-        </w:rPr>
-        <w:t>_</w:t>
+      <w:r>
+        <w:rPr>
+          <w:rFonts w:cs="Arial"/>
+          <w:szCs w:val="24"/>
+        </w:rPr>
+        <w:t>{{ monto_</w:t>
       </w:r>
       <w:r>
         <w:rPr>
@@ -3287,7 +3577,6 @@
           <w:lang w:val="es-ES_tradnl" w:eastAsia="es-ES_tradnl"/>
         </w:rPr>
       </w:pPr>
-      <w:proofErr w:type="gramStart"/>
       <w:r>
         <w:rPr>
           <w:rFonts w:cs="Arial"/>
@@ -3305,17 +3594,7 @@
           <w:szCs w:val="24"/>
           <w:lang w:val="es-ES_tradnl" w:eastAsia="es-ES_tradnl"/>
         </w:rPr>
-        <w:t>seccion</w:t>
-      </w:r>
-      <w:proofErr w:type="gramEnd"/>
-      <w:r>
-        <w:rPr>
-          <w:rFonts w:cs="Arial"/>
-          <w:color w:val="000000" w:themeColor="text1"/>
-          <w:szCs w:val="24"/>
-          <w:lang w:val="es-ES_tradnl" w:eastAsia="es-ES_tradnl"/>
-        </w:rPr>
-        <w:t>.page_break</w:t>
+        <w:t>seccion.page_break</w:t>
       </w:r>
       <w:proofErr w:type="spellEnd"/>
       <w:r>
@@ -3354,7 +3633,6 @@
         </w:rPr>
         <w:t>4.</w:t>
       </w:r>
-      <w:proofErr w:type="gramStart"/>
       <w:r>
         <w:rPr>
           <w:rFonts w:cs="Arial"/>
@@ -3380,21 +3658,7 @@
           <w:u w:val="single"/>
           <w:lang w:val="es-ES_tradnl" w:eastAsia="es-ES_tradnl"/>
         </w:rPr>
-        <w:t>seccion</w:t>
-      </w:r>
-      <w:proofErr w:type="gramEnd"/>
-      <w:r>
-        <w:rPr>
-          <w:rFonts w:cs="Arial"/>
-          <w:b/>
-          <w:bCs/>
-          <w:color w:val="000000" w:themeColor="text1"/>
-          <w:szCs w:val="24"/>
-          <w:highlight w:val="yellow"/>
-          <w:u w:val="single"/>
-          <w:lang w:val="es-ES_tradnl" w:eastAsia="es-ES_tradnl"/>
-        </w:rPr>
-        <w:t>.n</w:t>
+        <w:t>seccion.n</w:t>
       </w:r>
       <w:proofErr w:type="spellEnd"/>
       <w:r>
@@ -3475,6 +3739,7 @@
           <w:u w:val="single"/>
           <w:lang w:val="es-ES_tradnl" w:eastAsia="es-ES_tradnl"/>
         </w:rPr>
+        <w:lastRenderedPageBreak/>
         <w:t xml:space="preserve">Monto (Actual) </w:t>
       </w:r>
       <w:r>
@@ -3486,7 +3751,6 @@
         </w:rPr>
         <w:t xml:space="preserve">UF </w:t>
       </w:r>
-      <w:proofErr w:type="gramStart"/>
       <w:r>
         <w:rPr>
           <w:rFonts w:cs="Arial"/>
@@ -3504,17 +3768,7 @@
           <w:szCs w:val="24"/>
           <w:u w:val="single"/>
         </w:rPr>
-        <w:t>seccion</w:t>
-      </w:r>
-      <w:proofErr w:type="gramEnd"/>
-      <w:r>
-        <w:rPr>
-          <w:rFonts w:cs="Arial"/>
-          <w:b/>
-          <w:szCs w:val="24"/>
-          <w:u w:val="single"/>
-        </w:rPr>
-        <w:t>.monto_asegurado</w:t>
+        <w:t>seccion.monto_asegurado</w:t>
       </w:r>
       <w:proofErr w:type="spellEnd"/>
       <w:r>
@@ -3668,25 +3922,14 @@
         <w:t xml:space="preserve"> detalle in </w:t>
       </w:r>
       <w:proofErr w:type="spellStart"/>
-      <w:proofErr w:type="gramStart"/>
-      <w:r>
-        <w:rPr>
-          <w:rFonts w:cs="Arial"/>
-          <w:color w:val="000000" w:themeColor="text1"/>
-          <w:szCs w:val="24"/>
-          <w:lang w:val="es-ES_tradnl" w:eastAsia="es-ES_tradnl"/>
-        </w:rPr>
-        <w:t>seccion.detalles</w:t>
-      </w:r>
-      <w:proofErr w:type="gramEnd"/>
-      <w:r>
-        <w:rPr>
-          <w:rFonts w:cs="Arial"/>
-          <w:color w:val="000000" w:themeColor="text1"/>
-          <w:szCs w:val="24"/>
-          <w:lang w:val="es-ES_tradnl" w:eastAsia="es-ES_tradnl"/>
-        </w:rPr>
-        <w:t>_monto_asegurado</w:t>
+      <w:r>
+        <w:rPr>
+          <w:rFonts w:cs="Arial"/>
+          <w:color w:val="000000" w:themeColor="text1"/>
+          <w:szCs w:val="24"/>
+          <w:lang w:val="es-ES_tradnl" w:eastAsia="es-ES_tradnl"/>
+        </w:rPr>
+        <w:t>seccion.detalles_monto_asegurado</w:t>
       </w:r>
       <w:proofErr w:type="spellEnd"/>
       <w:r>
@@ -3744,7 +3987,6 @@
               </w:rPr>
             </w:pPr>
             <w:bookmarkStart w:id="1" w:name="_Hlk64741317"/>
-            <w:proofErr w:type="gramStart"/>
             <w:r>
               <w:rPr>
                 <w:rFonts w:cs="Arial"/>
@@ -3762,17 +4004,7 @@
                 <w:szCs w:val="24"/>
                 <w:lang w:val="es-ES_tradnl" w:eastAsia="es-ES_tradnl"/>
               </w:rPr>
-              <w:t>detalle</w:t>
-            </w:r>
-            <w:proofErr w:type="gramEnd"/>
-            <w:r>
-              <w:rPr>
-                <w:rFonts w:cs="Arial"/>
-                <w:color w:val="000000" w:themeColor="text1"/>
-                <w:szCs w:val="24"/>
-                <w:lang w:val="es-ES_tradnl" w:eastAsia="es-ES_tradnl"/>
-              </w:rPr>
-              <w:t>.logo</w:t>
+              <w:t>detalle.logo</w:t>
             </w:r>
             <w:proofErr w:type="spellEnd"/>
             <w:r>
@@ -3800,7 +4032,6 @@
                 <w:lang w:val="es-ES_tradnl" w:eastAsia="es-ES_tradnl"/>
               </w:rPr>
             </w:pPr>
-            <w:proofErr w:type="gramStart"/>
             <w:r>
               <w:rPr>
                 <w:rFonts w:eastAsia="Times New Roman" w:cs="Arial"/>
@@ -3824,20 +4055,7 @@
                 <w:u w:val="single"/>
                 <w:lang w:val="es-ES_tradnl" w:eastAsia="es-ES_tradnl"/>
               </w:rPr>
-              <w:t>detalle</w:t>
-            </w:r>
-            <w:proofErr w:type="gramEnd"/>
-            <w:r>
-              <w:rPr>
-                <w:rFonts w:eastAsia="Times New Roman" w:cs="Arial"/>
-                <w:b/>
-                <w:bCs/>
-                <w:color w:val="000000"/>
-                <w:szCs w:val="24"/>
-                <w:u w:val="single"/>
-                <w:lang w:val="es-ES_tradnl" w:eastAsia="es-ES_tradnl"/>
-              </w:rPr>
-              <w:t>.nombre_company</w:t>
+              <w:t>detalle.nombre_company</w:t>
             </w:r>
             <w:proofErr w:type="spellEnd"/>
             <w:r>
@@ -4394,7 +4612,6 @@
           <w:u w:val="single"/>
           <w:lang w:val="es-ES_tradnl" w:eastAsia="es-ES_tradnl"/>
         </w:rPr>
-        <w:lastRenderedPageBreak/>
         <w:t xml:space="preserve">{% </w:t>
       </w:r>
       <w:proofErr w:type="spellStart"/>
@@ -4446,7 +4663,6 @@
         </w:rPr>
         <w:t>4.</w:t>
       </w:r>
-      <w:proofErr w:type="gramStart"/>
       <w:r>
         <w:rPr>
           <w:rFonts w:cs="Arial"/>
@@ -4468,19 +4684,7 @@
           <w:u w:val="single"/>
           <w:lang w:val="es-ES_tradnl" w:eastAsia="es-ES_tradnl"/>
         </w:rPr>
-        <w:t>seccion</w:t>
-      </w:r>
-      <w:proofErr w:type="gramEnd"/>
-      <w:r>
-        <w:rPr>
-          <w:rFonts w:cs="Arial"/>
-          <w:bCs/>
-          <w:color w:val="000000" w:themeColor="text1"/>
-          <w:szCs w:val="24"/>
-          <w:u w:val="single"/>
-          <w:lang w:val="es-ES_tradnl" w:eastAsia="es-ES_tradnl"/>
-        </w:rPr>
-        <w:t>.n</w:t>
+        <w:t>seccion.n</w:t>
       </w:r>
       <w:proofErr w:type="spellEnd"/>
       <w:r>
@@ -5015,7 +5219,6 @@
               <w:t xml:space="preserve"> detalle in </w:t>
             </w:r>
             <w:proofErr w:type="spellStart"/>
-            <w:proofErr w:type="gramStart"/>
             <w:r>
               <w:rPr>
                 <w:rFonts w:cs="Arial"/>
@@ -5026,20 +5229,7 @@
                 <w:szCs w:val="20"/>
                 <w:lang w:val="es-ES_tradnl" w:eastAsia="es-ES_tradnl"/>
               </w:rPr>
-              <w:t>seccion.detalles</w:t>
-            </w:r>
-            <w:proofErr w:type="gramEnd"/>
-            <w:r>
-              <w:rPr>
-                <w:rFonts w:cs="Arial"/>
-                <w:b w:val="0"/>
-                <w:bCs w:val="0"/>
-                <w:color w:val="000000" w:themeColor="text1"/>
-                <w:sz w:val="20"/>
-                <w:szCs w:val="20"/>
-                <w:lang w:val="es-ES_tradnl" w:eastAsia="es-ES_tradnl"/>
-              </w:rPr>
-              <w:t>_monto_asegurado</w:t>
+              <w:t>seccion.detalles_monto_asegurado</w:t>
             </w:r>
             <w:proofErr w:type="spellEnd"/>
             <w:r>
@@ -5195,7 +5385,6 @@
                 <w:lang w:val="es-ES_tradnl" w:eastAsia="es-ES_tradnl"/>
               </w:rPr>
             </w:pPr>
-            <w:proofErr w:type="gramStart"/>
             <w:r>
               <w:rPr>
                 <w:rFonts w:cs="Arial"/>
@@ -5215,18 +5404,7 @@
                 <w:szCs w:val="20"/>
                 <w:lang w:val="es-ES_tradnl" w:eastAsia="es-ES_tradnl"/>
               </w:rPr>
-              <w:t>detalle</w:t>
-            </w:r>
-            <w:proofErr w:type="gramEnd"/>
-            <w:r>
-              <w:rPr>
-                <w:rFonts w:cs="Arial"/>
-                <w:color w:val="000000" w:themeColor="text1"/>
-                <w:sz w:val="20"/>
-                <w:szCs w:val="20"/>
-                <w:lang w:val="es-ES_tradnl" w:eastAsia="es-ES_tradnl"/>
-              </w:rPr>
-              <w:t>.nombre_company</w:t>
+              <w:t>detalle.nombre_company</w:t>
             </w:r>
             <w:proofErr w:type="spellEnd"/>
             <w:r>
@@ -5269,7 +5447,6 @@
               </w:rPr>
               <w:t xml:space="preserve">UF </w:t>
             </w:r>
-            <w:proofErr w:type="gramStart"/>
             <w:r>
               <w:rPr>
                 <w:rFonts w:cs="Arial"/>
@@ -5289,18 +5466,7 @@
                 <w:szCs w:val="20"/>
                 <w:lang w:val="es-ES_tradnl" w:eastAsia="es-ES_tradnl"/>
               </w:rPr>
-              <w:t>seccion</w:t>
-            </w:r>
-            <w:proofErr w:type="gramEnd"/>
-            <w:r>
-              <w:rPr>
-                <w:rFonts w:cs="Arial"/>
-                <w:color w:val="000000" w:themeColor="text1"/>
-                <w:sz w:val="20"/>
-                <w:szCs w:val="20"/>
-                <w:lang w:val="es-ES_tradnl" w:eastAsia="es-ES_tradnl"/>
-              </w:rPr>
-              <w:t>.monto_asegurado</w:t>
+              <w:t>seccion.monto_asegurado</w:t>
             </w:r>
             <w:proofErr w:type="spellEnd"/>
             <w:r>
@@ -5343,7 +5509,6 @@
               </w:rPr>
               <w:t xml:space="preserve">UF </w:t>
             </w:r>
-            <w:proofErr w:type="gramStart"/>
             <w:r>
               <w:rPr>
                 <w:rFonts w:cs="Arial"/>
@@ -5363,18 +5528,7 @@
                 <w:szCs w:val="20"/>
                 <w:lang w:val="es-ES_tradnl" w:eastAsia="es-ES_tradnl"/>
               </w:rPr>
-              <w:t>detalle</w:t>
-            </w:r>
-            <w:proofErr w:type="gramEnd"/>
-            <w:r>
-              <w:rPr>
-                <w:rFonts w:cs="Arial"/>
-                <w:color w:val="000000" w:themeColor="text1"/>
-                <w:sz w:val="20"/>
-                <w:szCs w:val="20"/>
-                <w:lang w:val="es-ES_tradnl" w:eastAsia="es-ES_tradnl"/>
-              </w:rPr>
-              <w:t>.prima_anual</w:t>
+              <w:t>detalle.prima_anual</w:t>
             </w:r>
             <w:proofErr w:type="spellEnd"/>
             <w:r>
@@ -5417,7 +5571,6 @@
               </w:rPr>
               <w:t xml:space="preserve">UF </w:t>
             </w:r>
-            <w:proofErr w:type="gramStart"/>
             <w:r>
               <w:rPr>
                 <w:rFonts w:cs="Arial"/>
@@ -5437,18 +5590,7 @@
                 <w:szCs w:val="20"/>
                 <w:lang w:val="es-ES_tradnl" w:eastAsia="es-ES_tradnl"/>
               </w:rPr>
-              <w:t>detalle</w:t>
-            </w:r>
-            <w:proofErr w:type="gramEnd"/>
-            <w:r>
-              <w:rPr>
-                <w:rFonts w:cs="Arial"/>
-                <w:color w:val="000000" w:themeColor="text1"/>
-                <w:sz w:val="20"/>
-                <w:szCs w:val="20"/>
-                <w:lang w:val="es-ES_tradnl" w:eastAsia="es-ES_tradnl"/>
-              </w:rPr>
-              <w:t>.valor_cuota_uf</w:t>
+              <w:t>detalle.valor_cuota_uf</w:t>
             </w:r>
             <w:proofErr w:type="spellEnd"/>
             <w:r>
@@ -5491,7 +5633,6 @@
               </w:rPr>
               <w:t xml:space="preserve">$ </w:t>
             </w:r>
-            <w:proofErr w:type="gramStart"/>
             <w:r>
               <w:rPr>
                 <w:rFonts w:cs="Arial"/>
@@ -5511,18 +5652,7 @@
                 <w:szCs w:val="20"/>
                 <w:lang w:val="es-ES_tradnl" w:eastAsia="es-ES_tradnl"/>
               </w:rPr>
-              <w:t>detalle</w:t>
-            </w:r>
-            <w:proofErr w:type="gramEnd"/>
-            <w:r>
-              <w:rPr>
-                <w:rFonts w:cs="Arial"/>
-                <w:color w:val="000000" w:themeColor="text1"/>
-                <w:sz w:val="20"/>
-                <w:szCs w:val="20"/>
-                <w:lang w:val="es-ES_tradnl" w:eastAsia="es-ES_tradnl"/>
-              </w:rPr>
-              <w:t>.valor_cuota_pesos</w:t>
+              <w:t>detalle.valor_cuota_pesos</w:t>
             </w:r>
             <w:proofErr w:type="spellEnd"/>
             <w:r>
@@ -5588,27 +5718,15 @@
               <w:t xml:space="preserve"> </w:t>
             </w:r>
             <w:proofErr w:type="spellStart"/>
-            <w:proofErr w:type="gramStart"/>
-            <w:r>
-              <w:rPr>
-                <w:rFonts w:cs="Arial"/>
-                <w:color w:val="000000" w:themeColor="text1"/>
-                <w:sz w:val="20"/>
-                <w:szCs w:val="20"/>
-                <w:lang w:val="es-ES_tradnl" w:eastAsia="es-ES_tradnl"/>
-              </w:rPr>
-              <w:t>detalle.prorrateo</w:t>
-            </w:r>
-            <w:proofErr w:type="gramEnd"/>
-            <w:r>
-              <w:rPr>
-                <w:rFonts w:cs="Arial"/>
-                <w:color w:val="000000" w:themeColor="text1"/>
-                <w:sz w:val="20"/>
-                <w:szCs w:val="20"/>
-                <w:lang w:val="es-ES_tradnl" w:eastAsia="es-ES_tradnl"/>
-              </w:rPr>
-              <w:t>_uf</w:t>
+            <w:r>
+              <w:rPr>
+                <w:rFonts w:cs="Arial"/>
+                <w:color w:val="000000" w:themeColor="text1"/>
+                <w:sz w:val="20"/>
+                <w:szCs w:val="20"/>
+                <w:lang w:val="es-ES_tradnl" w:eastAsia="es-ES_tradnl"/>
+              </w:rPr>
+              <w:t>detalle.prorrateo_uf</w:t>
             </w:r>
             <w:proofErr w:type="spellEnd"/>
             <w:r>
@@ -5814,27 +5932,15 @@
               <w:t xml:space="preserve"> </w:t>
             </w:r>
             <w:proofErr w:type="spellStart"/>
-            <w:proofErr w:type="gramStart"/>
-            <w:r>
-              <w:rPr>
-                <w:rFonts w:cs="Arial"/>
-                <w:color w:val="000000" w:themeColor="text1"/>
-                <w:sz w:val="20"/>
-                <w:szCs w:val="20"/>
-                <w:lang w:val="es-ES_tradnl" w:eastAsia="es-ES_tradnl"/>
-              </w:rPr>
-              <w:t>detalle.prorrateo</w:t>
-            </w:r>
-            <w:proofErr w:type="gramEnd"/>
-            <w:r>
-              <w:rPr>
-                <w:rFonts w:cs="Arial"/>
-                <w:color w:val="000000" w:themeColor="text1"/>
-                <w:sz w:val="20"/>
-                <w:szCs w:val="20"/>
-                <w:lang w:val="es-ES_tradnl" w:eastAsia="es-ES_tradnl"/>
-              </w:rPr>
-              <w:t>_pesos</w:t>
+            <w:r>
+              <w:rPr>
+                <w:rFonts w:cs="Arial"/>
+                <w:color w:val="000000" w:themeColor="text1"/>
+                <w:sz w:val="20"/>
+                <w:szCs w:val="20"/>
+                <w:lang w:val="es-ES_tradnl" w:eastAsia="es-ES_tradnl"/>
+              </w:rPr>
+              <w:t>detalle.prorrateo_pesos</w:t>
             </w:r>
             <w:proofErr w:type="spellEnd"/>
             <w:r>
@@ -6283,14 +6389,14 @@
           <w:lang w:val="es-ES_tradnl" w:eastAsia="es-ES_tradnl"/>
         </w:rPr>
       </w:pPr>
-      <w:proofErr w:type="gramStart"/>
-      <w:r>
-        <w:rPr>
-          <w:rFonts w:cs="Arial"/>
-          <w:color w:val="000000" w:themeColor="text1"/>
-          <w:szCs w:val="24"/>
-          <w:lang w:val="es-ES_tradnl" w:eastAsia="es-ES_tradnl"/>
-        </w:rPr>
+      <w:r>
+        <w:rPr>
+          <w:rFonts w:cs="Arial"/>
+          <w:color w:val="000000" w:themeColor="text1"/>
+          <w:szCs w:val="24"/>
+          <w:lang w:val="es-ES_tradnl" w:eastAsia="es-ES_tradnl"/>
+        </w:rPr>
+        <w:lastRenderedPageBreak/>
         <w:t xml:space="preserve">{{ </w:t>
       </w:r>
       <w:proofErr w:type="spellStart"/>
@@ -6301,17 +6407,7 @@
           <w:szCs w:val="24"/>
           <w:lang w:val="es-ES_tradnl" w:eastAsia="es-ES_tradnl"/>
         </w:rPr>
-        <w:t>page</w:t>
-      </w:r>
-      <w:proofErr w:type="gramEnd"/>
-      <w:r>
-        <w:rPr>
-          <w:rFonts w:cs="Arial"/>
-          <w:color w:val="000000" w:themeColor="text1"/>
-          <w:szCs w:val="24"/>
-          <w:lang w:val="es-ES_tradnl" w:eastAsia="es-ES_tradnl"/>
-        </w:rPr>
-        <w:t>_break</w:t>
+        <w:t>page_break</w:t>
       </w:r>
       <w:proofErr w:type="spellEnd"/>
       <w:r>
@@ -6369,16 +6465,7 @@
           <w:szCs w:val="24"/>
           <w:lang w:val="es-ES_tradnl" w:eastAsia="es-ES_tradnl"/>
         </w:rPr>
-        <w:t>end</w:t>
-      </w:r>
-      <w:r>
-        <w:rPr>
-          <w:rFonts w:cs="Arial"/>
-          <w:color w:val="000000" w:themeColor="text1"/>
-          <w:szCs w:val="24"/>
-          <w:lang w:val="es-ES_tradnl" w:eastAsia="es-ES_tradnl"/>
-        </w:rPr>
-        <w:t>if</w:t>
+        <w:t>endif</w:t>
       </w:r>
       <w:proofErr w:type="spellEnd"/>
       <w:r>
@@ -6388,16 +6475,7 @@
           <w:szCs w:val="24"/>
           <w:lang w:val="es-ES_tradnl" w:eastAsia="es-ES_tradnl"/>
         </w:rPr>
-        <w:t xml:space="preserve"> </w:t>
-      </w:r>
-      <w:r>
-        <w:rPr>
-          <w:rFonts w:cs="Arial"/>
-          <w:color w:val="000000" w:themeColor="text1"/>
-          <w:szCs w:val="24"/>
-          <w:lang w:val="es-ES_tradnl" w:eastAsia="es-ES_tradnl"/>
-        </w:rPr>
-        <w:t>%}</w:t>
+        <w:t xml:space="preserve"> %}</w:t>
       </w:r>
     </w:p>
     <w:p>
@@ -6691,7 +6769,6 @@
         </w:rPr>
         <w:t xml:space="preserve">UF </w:t>
       </w:r>
-      <w:proofErr w:type="gramStart"/>
       <w:r>
         <w:rPr>
           <w:rFonts w:cs="Arial"/>
@@ -6709,17 +6786,7 @@
           <w:szCs w:val="24"/>
           <w:u w:val="single"/>
         </w:rPr>
-        <w:t>monto</w:t>
-      </w:r>
-      <w:proofErr w:type="gramEnd"/>
-      <w:r>
-        <w:rPr>
-          <w:rFonts w:cs="Arial"/>
-          <w:b/>
-          <w:szCs w:val="24"/>
-          <w:u w:val="single"/>
-        </w:rPr>
-        <w:t>_asegurado_actual</w:t>
+        <w:t>monto_asegurado_actual</w:t>
       </w:r>
       <w:proofErr w:type="spellEnd"/>
       <w:r>
@@ -6822,7 +6889,6 @@
         </w:rPr>
         <w:t xml:space="preserve"> Infraseguro </w:t>
       </w:r>
-      <w:proofErr w:type="gramStart"/>
       <w:r>
         <w:rPr>
           <w:rFonts w:cs="Arial"/>
@@ -6844,19 +6910,7 @@
           <w:szCs w:val="24"/>
           <w:u w:val="single"/>
         </w:rPr>
-        <w:t>porcentaje</w:t>
-      </w:r>
-      <w:proofErr w:type="gramEnd"/>
-      <w:r>
-        <w:rPr>
-          <w:rFonts w:cs="Arial"/>
-          <w:b/>
-          <w:bCs/>
-          <w:color w:val="FF0000"/>
-          <w:szCs w:val="24"/>
-          <w:u w:val="single"/>
-        </w:rPr>
-        <w:t>_infraseguro_actual</w:t>
+        <w:t>porcentaje_infraseguro_actual</w:t>
       </w:r>
       <w:proofErr w:type="spellEnd"/>
       <w:r>
@@ -7007,15 +7061,13 @@
                 <w:lang w:val="es-ES_tradnl" w:eastAsia="es-ES_tradnl"/>
               </w:rPr>
             </w:pPr>
-            <w:proofErr w:type="gramStart"/>
-            <w:r>
-              <w:rPr>
-                <w:rFonts w:cs="Arial"/>
-                <w:color w:val="000000" w:themeColor="text1"/>
-                <w:szCs w:val="24"/>
-                <w:lang w:val="es-ES_tradnl" w:eastAsia="es-ES_tradnl"/>
-              </w:rPr>
-              <w:lastRenderedPageBreak/>
+            <w:r>
+              <w:rPr>
+                <w:rFonts w:cs="Arial"/>
+                <w:color w:val="000000" w:themeColor="text1"/>
+                <w:szCs w:val="24"/>
+                <w:lang w:val="es-ES_tradnl" w:eastAsia="es-ES_tradnl"/>
+              </w:rPr>
               <w:t xml:space="preserve">{{ </w:t>
             </w:r>
             <w:proofErr w:type="spellStart"/>
@@ -7026,17 +7078,7 @@
                 <w:szCs w:val="24"/>
                 <w:lang w:val="es-ES_tradnl" w:eastAsia="es-ES_tradnl"/>
               </w:rPr>
-              <w:t>detalle</w:t>
-            </w:r>
-            <w:proofErr w:type="gramEnd"/>
-            <w:r>
-              <w:rPr>
-                <w:rFonts w:cs="Arial"/>
-                <w:color w:val="000000" w:themeColor="text1"/>
-                <w:szCs w:val="24"/>
-                <w:lang w:val="es-ES_tradnl" w:eastAsia="es-ES_tradnl"/>
-              </w:rPr>
-              <w:t>.logo</w:t>
+              <w:t>detalle.logo</w:t>
             </w:r>
             <w:proofErr w:type="spellEnd"/>
             <w:r>
@@ -7064,7 +7106,6 @@
                 <w:lang w:val="es-ES_tradnl" w:eastAsia="es-ES_tradnl"/>
               </w:rPr>
             </w:pPr>
-            <w:proofErr w:type="gramStart"/>
             <w:r>
               <w:rPr>
                 <w:rFonts w:eastAsia="Times New Roman" w:cs="Arial"/>
@@ -7088,9 +7129,9 @@
                 <w:u w:val="single"/>
                 <w:lang w:val="es-ES_tradnl" w:eastAsia="es-ES_tradnl"/>
               </w:rPr>
-              <w:t>detalle</w:t>
-            </w:r>
-            <w:proofErr w:type="gramEnd"/>
+              <w:t>detalle.nombre_company</w:t>
+            </w:r>
+            <w:proofErr w:type="spellEnd"/>
             <w:r>
               <w:rPr>
                 <w:rFonts w:eastAsia="Times New Roman" w:cs="Arial"/>
@@ -7101,9 +7142,151 @@
                 <w:u w:val="single"/>
                 <w:lang w:val="es-ES_tradnl" w:eastAsia="es-ES_tradnl"/>
               </w:rPr>
-              <w:t>.nombre_company</w:t>
+              <w:t xml:space="preserve"> }}</w:t>
+            </w:r>
+            <w:r>
+              <w:rPr>
+                <w:rFonts w:eastAsia="Times New Roman" w:cs="Arial"/>
+                <w:bCs/>
+                <w:color w:val="000000"/>
+                <w:szCs w:val="24"/>
+                <w:u w:val="single"/>
+                <w:lang w:val="es-ES_tradnl" w:eastAsia="es-ES_tradnl"/>
+              </w:rPr>
+              <w:t>:</w:t>
+            </w:r>
+            <w:r>
+              <w:rPr>
+                <w:rFonts w:eastAsia="Times New Roman" w:cs="Arial"/>
+                <w:bCs/>
+                <w:color w:val="000000"/>
+                <w:szCs w:val="24"/>
+                <w:lang w:val="es-ES_tradnl" w:eastAsia="es-ES_tradnl"/>
+              </w:rPr>
+              <w:t xml:space="preserve"> Monto </w:t>
+            </w:r>
+            <w:r>
+              <w:rPr>
+                <w:rFonts w:cs="Arial"/>
+                <w:szCs w:val="24"/>
+              </w:rPr>
+              <w:t xml:space="preserve">UF </w:t>
+            </w:r>
+            <w:r>
+              <w:rPr>
+                <w:rFonts w:cs="Arial"/>
+                <w:szCs w:val="24"/>
+              </w:rPr>
+              <w:t xml:space="preserve">{{ </w:t>
+            </w:r>
+            <w:proofErr w:type="spellStart"/>
+            <w:r>
+              <w:rPr>
+                <w:rFonts w:cs="Arial"/>
+                <w:szCs w:val="24"/>
+              </w:rPr>
+              <w:t>detalle.monto_asegurado</w:t>
             </w:r>
             <w:proofErr w:type="spellEnd"/>
+            <w:r>
+              <w:rPr>
+                <w:rFonts w:cs="Arial"/>
+                <w:szCs w:val="24"/>
+              </w:rPr>
+              <w:t xml:space="preserve"> }}</w:t>
+            </w:r>
+            <w:r>
+              <w:rPr>
+                <w:rFonts w:eastAsia="Times New Roman" w:cs="Arial"/>
+                <w:bCs/>
+                <w:color w:val="000000"/>
+                <w:szCs w:val="24"/>
+                <w:lang w:val="es-ES_tradnl" w:eastAsia="es-ES_tradnl"/>
+              </w:rPr>
+              <w:t xml:space="preserve"> con una prima anual de </w:t>
+            </w:r>
+            <w:r>
+              <w:rPr>
+                <w:rFonts w:cs="Arial"/>
+                <w:b/>
+                <w:szCs w:val="24"/>
+              </w:rPr>
+              <w:t xml:space="preserve">UF </w:t>
+            </w:r>
+            <w:r>
+              <w:rPr>
+                <w:rFonts w:cs="Arial"/>
+                <w:b/>
+                <w:szCs w:val="24"/>
+              </w:rPr>
+              <w:t xml:space="preserve">{{ </w:t>
+            </w:r>
+            <w:proofErr w:type="spellStart"/>
+            <w:r>
+              <w:rPr>
+                <w:rFonts w:cs="Arial"/>
+                <w:b/>
+                <w:szCs w:val="24"/>
+              </w:rPr>
+              <w:t>detalle.prima_anual</w:t>
+            </w:r>
+            <w:proofErr w:type="spellEnd"/>
+            <w:r>
+              <w:rPr>
+                <w:rFonts w:cs="Arial"/>
+                <w:b/>
+                <w:szCs w:val="24"/>
+              </w:rPr>
+              <w:t xml:space="preserve"> }}</w:t>
+            </w:r>
+            <w:r>
+              <w:rPr>
+                <w:rFonts w:eastAsia="Times New Roman" w:cs="Arial"/>
+                <w:b/>
+                <w:color w:val="000000"/>
+                <w:szCs w:val="24"/>
+                <w:lang w:val="es-ES_tradnl" w:eastAsia="es-ES_tradnl"/>
+              </w:rPr>
+              <w:t xml:space="preserve"> </w:t>
+            </w:r>
+            <w:r>
+              <w:rPr>
+                <w:rFonts w:eastAsia="Times New Roman" w:cs="Arial"/>
+                <w:color w:val="000000"/>
+                <w:szCs w:val="24"/>
+                <w:lang w:val="es-ES_tradnl" w:eastAsia="es-ES_tradnl"/>
+              </w:rPr>
+              <w:t xml:space="preserve">que se puede pactar en </w:t>
+            </w:r>
+            <w:r>
+              <w:rPr>
+                <w:rFonts w:cs="Arial"/>
+                <w:b/>
+                <w:bCs/>
+                <w:szCs w:val="24"/>
+              </w:rPr>
+              <w:t xml:space="preserve">{{ </w:t>
+            </w:r>
+            <w:proofErr w:type="spellStart"/>
+            <w:r>
+              <w:rPr>
+                <w:rFonts w:cs="Arial"/>
+                <w:b/>
+                <w:bCs/>
+                <w:szCs w:val="24"/>
+              </w:rPr>
+              <w:t>cantidad_cuotas</w:t>
+            </w:r>
+            <w:proofErr w:type="spellEnd"/>
+            <w:r>
+              <w:rPr>
+                <w:rFonts w:cs="Arial"/>
+                <w:b/>
+                <w:bCs/>
+                <w:szCs w:val="24"/>
+              </w:rPr>
+              <w:t xml:space="preserve"> }}</w:t>
+            </w:r>
             <w:r>
               <w:rPr>
                 <w:rFonts w:eastAsia="Times New Roman" w:cs="Arial"/>
@@ -7111,153 +7294,9 @@
                 <w:bCs/>
                 <w:color w:val="000000"/>
                 <w:szCs w:val="24"/>
-                <w:u w:val="single"/>
-                <w:lang w:val="es-ES_tradnl" w:eastAsia="es-ES_tradnl"/>
-              </w:rPr>
-              <w:t xml:space="preserve"> }}</w:t>
-            </w:r>
-            <w:r>
-              <w:rPr>
-                <w:rFonts w:eastAsia="Times New Roman" w:cs="Arial"/>
-                <w:bCs/>
-                <w:color w:val="000000"/>
-                <w:szCs w:val="24"/>
-                <w:u w:val="single"/>
-                <w:lang w:val="es-ES_tradnl" w:eastAsia="es-ES_tradnl"/>
-              </w:rPr>
-              <w:t>:</w:t>
-            </w:r>
-            <w:r>
-              <w:rPr>
-                <w:rFonts w:eastAsia="Times New Roman" w:cs="Arial"/>
-                <w:bCs/>
-                <w:color w:val="000000"/>
-                <w:szCs w:val="24"/>
-                <w:lang w:val="es-ES_tradnl" w:eastAsia="es-ES_tradnl"/>
-              </w:rPr>
-              <w:t xml:space="preserve"> Monto </w:t>
-            </w:r>
-            <w:r>
-              <w:rPr>
-                <w:rFonts w:cs="Arial"/>
-                <w:szCs w:val="24"/>
-              </w:rPr>
-              <w:t xml:space="preserve">UF </w:t>
-            </w:r>
-            <w:r>
-              <w:rPr>
-                <w:rFonts w:cs="Arial"/>
-                <w:szCs w:val="24"/>
-              </w:rPr>
-              <w:t xml:space="preserve">{{ </w:t>
-            </w:r>
-            <w:proofErr w:type="spellStart"/>
-            <w:r>
-              <w:rPr>
-                <w:rFonts w:cs="Arial"/>
-                <w:szCs w:val="24"/>
-              </w:rPr>
-              <w:t>detalle.monto_asegurado</w:t>
-            </w:r>
-            <w:proofErr w:type="spellEnd"/>
-            <w:r>
-              <w:rPr>
-                <w:rFonts w:cs="Arial"/>
-                <w:szCs w:val="24"/>
-              </w:rPr>
-              <w:t xml:space="preserve"> }}</w:t>
-            </w:r>
-            <w:r>
-              <w:rPr>
-                <w:rFonts w:eastAsia="Times New Roman" w:cs="Arial"/>
-                <w:bCs/>
-                <w:color w:val="000000"/>
-                <w:szCs w:val="24"/>
-                <w:lang w:val="es-ES_tradnl" w:eastAsia="es-ES_tradnl"/>
-              </w:rPr>
-              <w:t xml:space="preserve"> con una prima anual de </w:t>
-            </w:r>
-            <w:r>
-              <w:rPr>
-                <w:rFonts w:cs="Arial"/>
-                <w:b/>
-                <w:szCs w:val="24"/>
-              </w:rPr>
-              <w:t xml:space="preserve">UF </w:t>
-            </w:r>
-            <w:r>
-              <w:rPr>
-                <w:rFonts w:cs="Arial"/>
-                <w:b/>
-                <w:szCs w:val="24"/>
-              </w:rPr>
-              <w:t xml:space="preserve">{{ </w:t>
-            </w:r>
-            <w:proofErr w:type="spellStart"/>
-            <w:r>
-              <w:rPr>
-                <w:rFonts w:cs="Arial"/>
-                <w:b/>
-                <w:szCs w:val="24"/>
-              </w:rPr>
-              <w:t>detalle.prima_anual</w:t>
-            </w:r>
-            <w:proofErr w:type="spellEnd"/>
-            <w:r>
-              <w:rPr>
-                <w:rFonts w:cs="Arial"/>
-                <w:b/>
-                <w:szCs w:val="24"/>
-              </w:rPr>
-              <w:t xml:space="preserve"> }}</w:t>
-            </w:r>
-            <w:r>
-              <w:rPr>
-                <w:rFonts w:eastAsia="Times New Roman" w:cs="Arial"/>
-                <w:b/>
-                <w:color w:val="000000"/>
-                <w:szCs w:val="24"/>
-                <w:lang w:val="es-ES_tradnl" w:eastAsia="es-ES_tradnl"/>
-              </w:rPr>
-              <w:t xml:space="preserve"> </w:t>
-            </w:r>
-            <w:r>
-              <w:rPr>
-                <w:rFonts w:eastAsia="Times New Roman" w:cs="Arial"/>
-                <w:color w:val="000000"/>
-                <w:szCs w:val="24"/>
-                <w:lang w:val="es-ES_tradnl" w:eastAsia="es-ES_tradnl"/>
-              </w:rPr>
-              <w:t xml:space="preserve">que se puede pactar en </w:t>
-            </w:r>
-            <w:r>
-              <w:rPr>
-                <w:rFonts w:cs="Arial"/>
-                <w:b/>
-                <w:bCs/>
-                <w:szCs w:val="24"/>
-              </w:rPr>
-              <w:t xml:space="preserve">{{ </w:t>
-            </w:r>
-            <w:proofErr w:type="spellStart"/>
-            <w:r>
-              <w:rPr>
-                <w:rFonts w:cs="Arial"/>
-                <w:b/>
-                <w:bCs/>
-                <w:szCs w:val="24"/>
-              </w:rPr>
-              <w:t>cantidad_cuotas</w:t>
-            </w:r>
-            <w:proofErr w:type="spellEnd"/>
-            <w:r>
-              <w:rPr>
-                <w:rFonts w:cs="Arial"/>
-                <w:b/>
-                <w:bCs/>
-                <w:szCs w:val="24"/>
-              </w:rPr>
-              <w:t xml:space="preserve"> }}</w:t>
+                <w:lang w:val="es-ES_tradnl" w:eastAsia="es-ES_tradnl"/>
+              </w:rPr>
+              <w:t xml:space="preserve"> cuotas </w:t>
             </w:r>
             <w:r>
               <w:rPr>
@@ -7268,7 +7307,52 @@
                 <w:szCs w:val="24"/>
                 <w:lang w:val="es-ES_tradnl" w:eastAsia="es-ES_tradnl"/>
               </w:rPr>
-              <w:t xml:space="preserve"> cuotas </w:t>
+              <w:t xml:space="preserve">de </w:t>
+            </w:r>
+            <w:r>
+              <w:rPr>
+                <w:rFonts w:cs="Arial"/>
+                <w:b/>
+                <w:bCs/>
+                <w:szCs w:val="24"/>
+              </w:rPr>
+              <w:t xml:space="preserve">UF </w:t>
+            </w:r>
+            <w:r>
+              <w:rPr>
+                <w:rFonts w:cs="Arial"/>
+                <w:b/>
+                <w:bCs/>
+                <w:szCs w:val="24"/>
+              </w:rPr>
+              <w:t xml:space="preserve">{{ </w:t>
+            </w:r>
+            <w:proofErr w:type="spellStart"/>
+            <w:r>
+              <w:rPr>
+                <w:rFonts w:cs="Arial"/>
+                <w:b/>
+                <w:bCs/>
+                <w:szCs w:val="24"/>
+              </w:rPr>
+              <w:t>detalle.valor_cuota_uf</w:t>
+            </w:r>
+            <w:proofErr w:type="spellEnd"/>
+            <w:r>
+              <w:rPr>
+                <w:rFonts w:cs="Arial"/>
+                <w:b/>
+                <w:bCs/>
+                <w:szCs w:val="24"/>
+              </w:rPr>
+              <w:t xml:space="preserve"> }}</w:t>
+            </w:r>
+            <w:r>
+              <w:rPr>
+                <w:rFonts w:cs="Arial"/>
+                <w:szCs w:val="24"/>
+              </w:rPr>
+              <w:t>,</w:t>
             </w:r>
             <w:r>
               <w:rPr>
@@ -7279,62 +7363,6 @@
                 <w:szCs w:val="24"/>
                 <w:lang w:val="es-ES_tradnl" w:eastAsia="es-ES_tradnl"/>
               </w:rPr>
-              <w:t xml:space="preserve">de </w:t>
-            </w:r>
-            <w:r>
-              <w:rPr>
-                <w:rFonts w:cs="Arial"/>
-                <w:b/>
-                <w:bCs/>
-                <w:szCs w:val="24"/>
-              </w:rPr>
-              <w:t xml:space="preserve">UF </w:t>
-            </w:r>
-            <w:r>
-              <w:rPr>
-                <w:rFonts w:cs="Arial"/>
-                <w:b/>
-                <w:bCs/>
-                <w:szCs w:val="24"/>
-              </w:rPr>
-              <w:t xml:space="preserve">{{ </w:t>
-            </w:r>
-            <w:proofErr w:type="spellStart"/>
-            <w:r>
-              <w:rPr>
-                <w:rFonts w:cs="Arial"/>
-                <w:b/>
-                <w:bCs/>
-                <w:szCs w:val="24"/>
-              </w:rPr>
-              <w:t>detalle.valor_cuota_uf</w:t>
-            </w:r>
-            <w:proofErr w:type="spellEnd"/>
-            <w:r>
-              <w:rPr>
-                <w:rFonts w:cs="Arial"/>
-                <w:b/>
-                <w:bCs/>
-                <w:szCs w:val="24"/>
-              </w:rPr>
-              <w:t xml:space="preserve"> }}</w:t>
-            </w:r>
-            <w:r>
-              <w:rPr>
-                <w:rFonts w:cs="Arial"/>
-                <w:szCs w:val="24"/>
-              </w:rPr>
-              <w:t>,</w:t>
-            </w:r>
-            <w:r>
-              <w:rPr>
-                <w:rFonts w:eastAsia="Times New Roman" w:cs="Arial"/>
-                <w:b/>
-                <w:bCs/>
-                <w:color w:val="000000"/>
-                <w:szCs w:val="24"/>
-                <w:lang w:val="es-ES_tradnl" w:eastAsia="es-ES_tradnl"/>
-              </w:rPr>
               <w:t xml:space="preserve"> </w:t>
             </w:r>
             <w:r>
@@ -7395,7 +7423,6 @@
               </w:rPr>
               <w:t xml:space="preserve">Lo cual promediado entre sus </w:t>
             </w:r>
-            <w:proofErr w:type="gramStart"/>
             <w:r>
               <w:rPr>
                 <w:rFonts w:cs="Arial"/>
@@ -7409,15 +7436,7 @@
                 <w:rFonts w:cs="Arial"/>
                 <w:szCs w:val="24"/>
               </w:rPr>
-              <w:t>cantidad</w:t>
-            </w:r>
-            <w:proofErr w:type="gramEnd"/>
-            <w:r>
-              <w:rPr>
-                <w:rFonts w:cs="Arial"/>
-                <w:szCs w:val="24"/>
-              </w:rPr>
-              <w:t>_unidades</w:t>
+              <w:t>cantidad_unidades</w:t>
             </w:r>
             <w:proofErr w:type="spellEnd"/>
             <w:r>
@@ -7562,7 +7581,6 @@
         </w:rPr>
         <w:t xml:space="preserve">UF </w:t>
       </w:r>
-      <w:proofErr w:type="gramStart"/>
       <w:r>
         <w:rPr>
           <w:rFonts w:cs="Arial"/>
@@ -7580,17 +7598,7 @@
           <w:szCs w:val="24"/>
           <w:u w:val="single"/>
         </w:rPr>
-        <w:t>monto</w:t>
-      </w:r>
-      <w:proofErr w:type="gramEnd"/>
-      <w:r>
-        <w:rPr>
-          <w:rFonts w:cs="Arial"/>
-          <w:b/>
-          <w:szCs w:val="24"/>
-          <w:u w:val="single"/>
-        </w:rPr>
-        <w:t>_asegurado_actual</w:t>
+        <w:t>monto_asegurado_actual</w:t>
       </w:r>
       <w:proofErr w:type="spellEnd"/>
       <w:r>
@@ -7704,7 +7712,6 @@
         </w:rPr>
         <w:t xml:space="preserve">Infraseguro </w:t>
       </w:r>
-      <w:proofErr w:type="gramStart"/>
       <w:r>
         <w:rPr>
           <w:rFonts w:cs="Arial"/>
@@ -7726,19 +7733,7 @@
           <w:szCs w:val="24"/>
           <w:u w:val="single"/>
         </w:rPr>
-        <w:t>porcentaje</w:t>
-      </w:r>
-      <w:proofErr w:type="gramEnd"/>
-      <w:r>
-        <w:rPr>
-          <w:rFonts w:cs="Arial"/>
-          <w:b/>
-          <w:bCs/>
-          <w:color w:val="FF0000"/>
-          <w:szCs w:val="24"/>
-          <w:u w:val="single"/>
-        </w:rPr>
-        <w:t>_infraseguro_actual</w:t>
+        <w:t>porcentaje_infraseguro_actual</w:t>
       </w:r>
       <w:proofErr w:type="spellEnd"/>
       <w:r>
@@ -8311,7 +8306,6 @@
                 <w:lang w:val="es-ES_tradnl" w:eastAsia="es-ES_tradnl"/>
               </w:rPr>
             </w:pPr>
-            <w:proofErr w:type="gramStart"/>
             <w:r>
               <w:rPr>
                 <w:rFonts w:cs="Arial"/>
@@ -8331,18 +8325,7 @@
                 <w:szCs w:val="20"/>
                 <w:lang w:val="es-ES_tradnl" w:eastAsia="es-ES_tradnl"/>
               </w:rPr>
-              <w:t>detalle</w:t>
-            </w:r>
-            <w:proofErr w:type="gramEnd"/>
-            <w:r>
-              <w:rPr>
-                <w:rFonts w:cs="Arial"/>
-                <w:color w:val="000000" w:themeColor="text1"/>
-                <w:sz w:val="20"/>
-                <w:szCs w:val="20"/>
-                <w:lang w:val="es-ES_tradnl" w:eastAsia="es-ES_tradnl"/>
-              </w:rPr>
-              <w:t>.nombre_company</w:t>
+              <w:t>detalle.nombre_company</w:t>
             </w:r>
             <w:proofErr w:type="spellEnd"/>
             <w:r>
@@ -8383,18 +8366,7 @@
                 <w:szCs w:val="20"/>
                 <w:lang w:val="es-ES_tradnl" w:eastAsia="es-ES_tradnl"/>
               </w:rPr>
-              <w:t xml:space="preserve">UF </w:t>
-            </w:r>
-            <w:proofErr w:type="gramStart"/>
-            <w:r>
-              <w:rPr>
-                <w:rFonts w:cs="Arial"/>
-                <w:color w:val="000000" w:themeColor="text1"/>
-                <w:sz w:val="20"/>
-                <w:szCs w:val="20"/>
-                <w:lang w:val="es-ES_tradnl" w:eastAsia="es-ES_tradnl"/>
-              </w:rPr>
-              <w:t xml:space="preserve">{{ </w:t>
+              <w:t xml:space="preserve">UF {{ </w:t>
             </w:r>
             <w:proofErr w:type="spellStart"/>
             <w:r>
@@ -8405,18 +8377,7 @@
                 <w:szCs w:val="20"/>
                 <w:lang w:val="es-ES_tradnl" w:eastAsia="es-ES_tradnl"/>
               </w:rPr>
-              <w:t>monto</w:t>
-            </w:r>
-            <w:proofErr w:type="gramEnd"/>
-            <w:r>
-              <w:rPr>
-                <w:rFonts w:cs="Arial"/>
-                <w:color w:val="000000" w:themeColor="text1"/>
-                <w:sz w:val="20"/>
-                <w:szCs w:val="20"/>
-                <w:lang w:val="es-ES_tradnl" w:eastAsia="es-ES_tradnl"/>
-              </w:rPr>
-              <w:t>_asegurado</w:t>
+              <w:t>monto_asegurado</w:t>
             </w:r>
             <w:r>
               <w:rPr>
@@ -8467,18 +8428,7 @@
                 <w:szCs w:val="20"/>
                 <w:lang w:val="es-ES_tradnl" w:eastAsia="es-ES_tradnl"/>
               </w:rPr>
-              <w:t xml:space="preserve">UF </w:t>
-            </w:r>
-            <w:proofErr w:type="gramStart"/>
-            <w:r>
-              <w:rPr>
-                <w:rFonts w:cs="Arial"/>
-                <w:color w:val="000000" w:themeColor="text1"/>
-                <w:sz w:val="20"/>
-                <w:szCs w:val="20"/>
-                <w:lang w:val="es-ES_tradnl" w:eastAsia="es-ES_tradnl"/>
-              </w:rPr>
-              <w:t xml:space="preserve">{{ </w:t>
+              <w:t xml:space="preserve">UF {{ </w:t>
             </w:r>
             <w:proofErr w:type="spellStart"/>
             <w:r>
@@ -8489,18 +8439,7 @@
                 <w:szCs w:val="20"/>
                 <w:lang w:val="es-ES_tradnl" w:eastAsia="es-ES_tradnl"/>
               </w:rPr>
-              <w:t>detalle</w:t>
-            </w:r>
-            <w:proofErr w:type="gramEnd"/>
-            <w:r>
-              <w:rPr>
-                <w:rFonts w:cs="Arial"/>
-                <w:color w:val="000000" w:themeColor="text1"/>
-                <w:sz w:val="20"/>
-                <w:szCs w:val="20"/>
-                <w:lang w:val="es-ES_tradnl" w:eastAsia="es-ES_tradnl"/>
-              </w:rPr>
-              <w:t>.prima_anual</w:t>
+              <w:t>detalle.prima_anual</w:t>
             </w:r>
             <w:proofErr w:type="spellEnd"/>
             <w:r>
@@ -8541,18 +8480,7 @@
                 <w:szCs w:val="20"/>
                 <w:lang w:val="es-ES_tradnl" w:eastAsia="es-ES_tradnl"/>
               </w:rPr>
-              <w:t xml:space="preserve">UF </w:t>
-            </w:r>
-            <w:proofErr w:type="gramStart"/>
-            <w:r>
-              <w:rPr>
-                <w:rFonts w:cs="Arial"/>
-                <w:color w:val="000000" w:themeColor="text1"/>
-                <w:sz w:val="20"/>
-                <w:szCs w:val="20"/>
-                <w:lang w:val="es-ES_tradnl" w:eastAsia="es-ES_tradnl"/>
-              </w:rPr>
-              <w:t xml:space="preserve">{{ </w:t>
+              <w:t xml:space="preserve">UF {{ </w:t>
             </w:r>
             <w:proofErr w:type="spellStart"/>
             <w:r>
@@ -8563,18 +8491,7 @@
                 <w:szCs w:val="20"/>
                 <w:lang w:val="es-ES_tradnl" w:eastAsia="es-ES_tradnl"/>
               </w:rPr>
-              <w:t>detalle</w:t>
-            </w:r>
-            <w:proofErr w:type="gramEnd"/>
-            <w:r>
-              <w:rPr>
-                <w:rFonts w:cs="Arial"/>
-                <w:color w:val="000000" w:themeColor="text1"/>
-                <w:sz w:val="20"/>
-                <w:szCs w:val="20"/>
-                <w:lang w:val="es-ES_tradnl" w:eastAsia="es-ES_tradnl"/>
-              </w:rPr>
-              <w:t>.valor_cuota_uf</w:t>
+              <w:t>detalle.valor_cuota_uf</w:t>
             </w:r>
             <w:proofErr w:type="spellEnd"/>
             <w:r>
@@ -8615,18 +8532,7 @@
                 <w:szCs w:val="20"/>
                 <w:lang w:val="es-ES_tradnl" w:eastAsia="es-ES_tradnl"/>
               </w:rPr>
-              <w:t xml:space="preserve">$ </w:t>
-            </w:r>
-            <w:proofErr w:type="gramStart"/>
-            <w:r>
-              <w:rPr>
-                <w:rFonts w:cs="Arial"/>
-                <w:color w:val="000000" w:themeColor="text1"/>
-                <w:sz w:val="20"/>
-                <w:szCs w:val="20"/>
-                <w:lang w:val="es-ES_tradnl" w:eastAsia="es-ES_tradnl"/>
-              </w:rPr>
-              <w:t xml:space="preserve">{{ </w:t>
+              <w:t xml:space="preserve">$ {{ </w:t>
             </w:r>
             <w:proofErr w:type="spellStart"/>
             <w:r>
@@ -8637,18 +8543,7 @@
                 <w:szCs w:val="20"/>
                 <w:lang w:val="es-ES_tradnl" w:eastAsia="es-ES_tradnl"/>
               </w:rPr>
-              <w:t>detalle</w:t>
-            </w:r>
-            <w:proofErr w:type="gramEnd"/>
-            <w:r>
-              <w:rPr>
-                <w:rFonts w:cs="Arial"/>
-                <w:color w:val="000000" w:themeColor="text1"/>
-                <w:sz w:val="20"/>
-                <w:szCs w:val="20"/>
-                <w:lang w:val="es-ES_tradnl" w:eastAsia="es-ES_tradnl"/>
-              </w:rPr>
-              <w:t>.valor_cuota_pesos</w:t>
+              <w:t>detalle.valor_cuota_pesos</w:t>
             </w:r>
             <w:proofErr w:type="spellEnd"/>
             <w:r>
@@ -8714,27 +8609,15 @@
               <w:t xml:space="preserve"> </w:t>
             </w:r>
             <w:proofErr w:type="spellStart"/>
-            <w:proofErr w:type="gramStart"/>
-            <w:r>
-              <w:rPr>
-                <w:rFonts w:cs="Arial"/>
-                <w:color w:val="000000" w:themeColor="text1"/>
-                <w:sz w:val="20"/>
-                <w:szCs w:val="20"/>
-                <w:lang w:val="es-ES_tradnl" w:eastAsia="es-ES_tradnl"/>
-              </w:rPr>
-              <w:t>detalle.prorrateo</w:t>
-            </w:r>
-            <w:proofErr w:type="gramEnd"/>
-            <w:r>
-              <w:rPr>
-                <w:rFonts w:cs="Arial"/>
-                <w:color w:val="000000" w:themeColor="text1"/>
-                <w:sz w:val="20"/>
-                <w:szCs w:val="20"/>
-                <w:lang w:val="es-ES_tradnl" w:eastAsia="es-ES_tradnl"/>
-              </w:rPr>
-              <w:t>_uf</w:t>
+            <w:r>
+              <w:rPr>
+                <w:rFonts w:cs="Arial"/>
+                <w:color w:val="000000" w:themeColor="text1"/>
+                <w:sz w:val="20"/>
+                <w:szCs w:val="20"/>
+                <w:lang w:val="es-ES_tradnl" w:eastAsia="es-ES_tradnl"/>
+              </w:rPr>
+              <w:t>detalle.prorrateo_uf</w:t>
             </w:r>
             <w:proofErr w:type="spellEnd"/>
             <w:r>
@@ -8940,27 +8823,15 @@
               <w:t xml:space="preserve"> </w:t>
             </w:r>
             <w:proofErr w:type="spellStart"/>
-            <w:proofErr w:type="gramStart"/>
-            <w:r>
-              <w:rPr>
-                <w:rFonts w:cs="Arial"/>
-                <w:color w:val="000000" w:themeColor="text1"/>
-                <w:sz w:val="20"/>
-                <w:szCs w:val="20"/>
-                <w:lang w:val="es-ES_tradnl" w:eastAsia="es-ES_tradnl"/>
-              </w:rPr>
-              <w:t>detalle.prorrateo</w:t>
-            </w:r>
-            <w:proofErr w:type="gramEnd"/>
-            <w:r>
-              <w:rPr>
-                <w:rFonts w:cs="Arial"/>
-                <w:color w:val="000000" w:themeColor="text1"/>
-                <w:sz w:val="20"/>
-                <w:szCs w:val="20"/>
-                <w:lang w:val="es-ES_tradnl" w:eastAsia="es-ES_tradnl"/>
-              </w:rPr>
-              <w:t>_pesos</w:t>
+            <w:r>
+              <w:rPr>
+                <w:rFonts w:cs="Arial"/>
+                <w:color w:val="000000" w:themeColor="text1"/>
+                <w:sz w:val="20"/>
+                <w:szCs w:val="20"/>
+                <w:lang w:val="es-ES_tradnl" w:eastAsia="es-ES_tradnl"/>
+              </w:rPr>
+              <w:t>detalle.prorrateo_pesos</w:t>
             </w:r>
             <w:proofErr w:type="spellEnd"/>
             <w:r>
@@ -9139,6 +9010,7 @@
                 <w:szCs w:val="20"/>
                 <w:lang w:val="es-ES_tradnl" w:eastAsia="es-ES_tradnl"/>
               </w:rPr>
+              <w:lastRenderedPageBreak/>
               <w:t>{%</w:t>
             </w:r>
             <w:proofErr w:type="spellStart"/>
@@ -9327,7 +9199,6 @@
           <w:lang w:val="es-ES_tradnl" w:eastAsia="es-ES_tradnl"/>
         </w:rPr>
       </w:pPr>
-      <w:proofErr w:type="gramStart"/>
       <w:r>
         <w:rPr>
           <w:rFonts w:cs="Arial"/>
@@ -9345,17 +9216,7 @@
           <w:szCs w:val="24"/>
           <w:lang w:val="es-ES_tradnl" w:eastAsia="es-ES_tradnl"/>
         </w:rPr>
-        <w:t>page</w:t>
-      </w:r>
-      <w:proofErr w:type="gramEnd"/>
-      <w:r>
-        <w:rPr>
-          <w:rFonts w:cs="Arial"/>
-          <w:color w:val="000000" w:themeColor="text1"/>
-          <w:szCs w:val="24"/>
-          <w:lang w:val="es-ES_tradnl" w:eastAsia="es-ES_tradnl"/>
-        </w:rPr>
-        <w:t>_break</w:t>
+        <w:t>page_break</w:t>
       </w:r>
       <w:proofErr w:type="spellEnd"/>
       <w:r>
@@ -9643,7 +9504,6 @@
         </w:rPr>
         <w:t xml:space="preserve">UF </w:t>
       </w:r>
-      <w:proofErr w:type="gramStart"/>
       <w:r>
         <w:rPr>
           <w:rFonts w:cs="Arial"/>
@@ -9661,17 +9521,7 @@
           <w:szCs w:val="24"/>
           <w:u w:val="single"/>
         </w:rPr>
-        <w:t>monto</w:t>
-      </w:r>
-      <w:proofErr w:type="gramEnd"/>
-      <w:r>
-        <w:rPr>
-          <w:rFonts w:cs="Arial"/>
-          <w:b/>
-          <w:szCs w:val="24"/>
-          <w:u w:val="single"/>
-        </w:rPr>
-        <w:t>_asegurado_primer_ejemplo</w:t>
+        <w:t>monto_asegurado_primer_ejemplo</w:t>
       </w:r>
       <w:proofErr w:type="spellEnd"/>
       <w:r>
@@ -9787,7 +9637,6 @@
         </w:rPr>
         <w:t xml:space="preserve">Infraseguro </w:t>
       </w:r>
-      <w:proofErr w:type="gramStart"/>
       <w:r>
         <w:rPr>
           <w:rFonts w:cs="Arial"/>
@@ -9809,19 +9658,7 @@
           <w:szCs w:val="24"/>
           <w:u w:val="single"/>
         </w:rPr>
-        <w:t>porcentaje</w:t>
-      </w:r>
-      <w:proofErr w:type="gramEnd"/>
-      <w:r>
-        <w:rPr>
-          <w:rFonts w:cs="Arial"/>
-          <w:b/>
-          <w:bCs/>
-          <w:color w:val="FF0000"/>
-          <w:szCs w:val="24"/>
-          <w:u w:val="single"/>
-        </w:rPr>
-        <w:t>_infraseguro_primer_ejemplo</w:t>
+        <w:t>porcentaje_infraseguro_primer_ejemplo</w:t>
       </w:r>
       <w:proofErr w:type="spellEnd"/>
       <w:r>
@@ -9877,7 +9714,6 @@
           <w:szCs w:val="24"/>
           <w:lang w:val="es-ES_tradnl" w:eastAsia="es-ES_tradnl"/>
         </w:rPr>
-        <w:lastRenderedPageBreak/>
         <w:t>{%</w:t>
       </w:r>
       <w:r>
@@ -9974,7 +9810,6 @@
                 <w:lang w:val="es-ES_tradnl" w:eastAsia="es-ES_tradnl"/>
               </w:rPr>
             </w:pPr>
-            <w:proofErr w:type="gramStart"/>
             <w:r>
               <w:rPr>
                 <w:rFonts w:cs="Arial"/>
@@ -9992,17 +9827,7 @@
                 <w:szCs w:val="24"/>
                 <w:lang w:val="es-ES_tradnl" w:eastAsia="es-ES_tradnl"/>
               </w:rPr>
-              <w:t>detalle</w:t>
-            </w:r>
-            <w:proofErr w:type="gramEnd"/>
-            <w:r>
-              <w:rPr>
-                <w:rFonts w:cs="Arial"/>
-                <w:color w:val="000000" w:themeColor="text1"/>
-                <w:szCs w:val="24"/>
-                <w:lang w:val="es-ES_tradnl" w:eastAsia="es-ES_tradnl"/>
-              </w:rPr>
-              <w:t>.logo</w:t>
+              <w:t>detalle.logo</w:t>
             </w:r>
             <w:proofErr w:type="spellEnd"/>
             <w:r>
@@ -10030,7 +9855,6 @@
                 <w:lang w:val="es-ES_tradnl" w:eastAsia="es-ES_tradnl"/>
               </w:rPr>
             </w:pPr>
-            <w:proofErr w:type="gramStart"/>
             <w:r>
               <w:rPr>
                 <w:rFonts w:eastAsia="Times New Roman" w:cs="Arial"/>
@@ -10054,9 +9878,9 @@
                 <w:u w:val="single"/>
                 <w:lang w:val="es-ES_tradnl" w:eastAsia="es-ES_tradnl"/>
               </w:rPr>
-              <w:t>detalle</w:t>
-            </w:r>
-            <w:proofErr w:type="gramEnd"/>
+              <w:t>detalle.nombre_company</w:t>
+            </w:r>
+            <w:proofErr w:type="spellEnd"/>
             <w:r>
               <w:rPr>
                 <w:rFonts w:eastAsia="Times New Roman" w:cs="Arial"/>
@@ -10067,9 +9891,151 @@
                 <w:u w:val="single"/>
                 <w:lang w:val="es-ES_tradnl" w:eastAsia="es-ES_tradnl"/>
               </w:rPr>
-              <w:t>.nombre_company</w:t>
+              <w:t xml:space="preserve"> }}</w:t>
+            </w:r>
+            <w:r>
+              <w:rPr>
+                <w:rFonts w:eastAsia="Times New Roman" w:cs="Arial"/>
+                <w:bCs/>
+                <w:color w:val="000000"/>
+                <w:szCs w:val="24"/>
+                <w:u w:val="single"/>
+                <w:lang w:val="es-ES_tradnl" w:eastAsia="es-ES_tradnl"/>
+              </w:rPr>
+              <w:t>:</w:t>
+            </w:r>
+            <w:r>
+              <w:rPr>
+                <w:rFonts w:eastAsia="Times New Roman" w:cs="Arial"/>
+                <w:bCs/>
+                <w:color w:val="000000"/>
+                <w:szCs w:val="24"/>
+                <w:lang w:val="es-ES_tradnl" w:eastAsia="es-ES_tradnl"/>
+              </w:rPr>
+              <w:t xml:space="preserve"> Monto </w:t>
+            </w:r>
+            <w:r>
+              <w:rPr>
+                <w:rFonts w:cs="Arial"/>
+                <w:szCs w:val="24"/>
+              </w:rPr>
+              <w:t xml:space="preserve">UF </w:t>
+            </w:r>
+            <w:r>
+              <w:rPr>
+                <w:rFonts w:cs="Arial"/>
+                <w:szCs w:val="24"/>
+              </w:rPr>
+              <w:t xml:space="preserve">{{ </w:t>
+            </w:r>
+            <w:proofErr w:type="spellStart"/>
+            <w:r>
+              <w:rPr>
+                <w:rFonts w:cs="Arial"/>
+                <w:szCs w:val="24"/>
+              </w:rPr>
+              <w:t>detalle.monto_asegurado</w:t>
             </w:r>
             <w:proofErr w:type="spellEnd"/>
+            <w:r>
+              <w:rPr>
+                <w:rFonts w:cs="Arial"/>
+                <w:szCs w:val="24"/>
+              </w:rPr>
+              <w:t xml:space="preserve"> }}</w:t>
+            </w:r>
+            <w:r>
+              <w:rPr>
+                <w:rFonts w:eastAsia="Times New Roman" w:cs="Arial"/>
+                <w:bCs/>
+                <w:color w:val="000000"/>
+                <w:szCs w:val="24"/>
+                <w:lang w:val="es-ES_tradnl" w:eastAsia="es-ES_tradnl"/>
+              </w:rPr>
+              <w:t xml:space="preserve"> con una prima anual de </w:t>
+            </w:r>
+            <w:r>
+              <w:rPr>
+                <w:rFonts w:cs="Arial"/>
+                <w:b/>
+                <w:szCs w:val="24"/>
+              </w:rPr>
+              <w:t xml:space="preserve">UF </w:t>
+            </w:r>
+            <w:r>
+              <w:rPr>
+                <w:rFonts w:cs="Arial"/>
+                <w:b/>
+                <w:szCs w:val="24"/>
+              </w:rPr>
+              <w:t xml:space="preserve">{{ </w:t>
+            </w:r>
+            <w:proofErr w:type="spellStart"/>
+            <w:r>
+              <w:rPr>
+                <w:rFonts w:cs="Arial"/>
+                <w:b/>
+                <w:szCs w:val="24"/>
+              </w:rPr>
+              <w:t>detalle.prima_anual</w:t>
+            </w:r>
+            <w:proofErr w:type="spellEnd"/>
+            <w:r>
+              <w:rPr>
+                <w:rFonts w:cs="Arial"/>
+                <w:b/>
+                <w:szCs w:val="24"/>
+              </w:rPr>
+              <w:t xml:space="preserve"> }}</w:t>
+            </w:r>
+            <w:r>
+              <w:rPr>
+                <w:rFonts w:eastAsia="Times New Roman" w:cs="Arial"/>
+                <w:b/>
+                <w:color w:val="000000"/>
+                <w:szCs w:val="24"/>
+                <w:lang w:val="es-ES_tradnl" w:eastAsia="es-ES_tradnl"/>
+              </w:rPr>
+              <w:t xml:space="preserve"> </w:t>
+            </w:r>
+            <w:r>
+              <w:rPr>
+                <w:rFonts w:eastAsia="Times New Roman" w:cs="Arial"/>
+                <w:color w:val="000000"/>
+                <w:szCs w:val="24"/>
+                <w:lang w:val="es-ES_tradnl" w:eastAsia="es-ES_tradnl"/>
+              </w:rPr>
+              <w:t xml:space="preserve">que se puede pactar en </w:t>
+            </w:r>
+            <w:r>
+              <w:rPr>
+                <w:rFonts w:cs="Arial"/>
+                <w:b/>
+                <w:bCs/>
+                <w:szCs w:val="24"/>
+              </w:rPr>
+              <w:t xml:space="preserve">{{ </w:t>
+            </w:r>
+            <w:proofErr w:type="spellStart"/>
+            <w:r>
+              <w:rPr>
+                <w:rFonts w:cs="Arial"/>
+                <w:b/>
+                <w:bCs/>
+                <w:szCs w:val="24"/>
+              </w:rPr>
+              <w:t>cantidad_cuotas</w:t>
+            </w:r>
+            <w:proofErr w:type="spellEnd"/>
+            <w:r>
+              <w:rPr>
+                <w:rFonts w:cs="Arial"/>
+                <w:b/>
+                <w:bCs/>
+                <w:szCs w:val="24"/>
+              </w:rPr>
+              <w:t xml:space="preserve"> }}</w:t>
+            </w:r>
             <w:r>
               <w:rPr>
                 <w:rFonts w:eastAsia="Times New Roman" w:cs="Arial"/>
@@ -10077,153 +10043,9 @@
                 <w:bCs/>
                 <w:color w:val="000000"/>
                 <w:szCs w:val="24"/>
-                <w:u w:val="single"/>
-                <w:lang w:val="es-ES_tradnl" w:eastAsia="es-ES_tradnl"/>
-              </w:rPr>
-              <w:t xml:space="preserve"> }}</w:t>
-            </w:r>
-            <w:r>
-              <w:rPr>
-                <w:rFonts w:eastAsia="Times New Roman" w:cs="Arial"/>
-                <w:bCs/>
-                <w:color w:val="000000"/>
-                <w:szCs w:val="24"/>
-                <w:u w:val="single"/>
-                <w:lang w:val="es-ES_tradnl" w:eastAsia="es-ES_tradnl"/>
-              </w:rPr>
-              <w:t>:</w:t>
-            </w:r>
-            <w:r>
-              <w:rPr>
-                <w:rFonts w:eastAsia="Times New Roman" w:cs="Arial"/>
-                <w:bCs/>
-                <w:color w:val="000000"/>
-                <w:szCs w:val="24"/>
-                <w:lang w:val="es-ES_tradnl" w:eastAsia="es-ES_tradnl"/>
-              </w:rPr>
-              <w:t xml:space="preserve"> Monto </w:t>
-            </w:r>
-            <w:r>
-              <w:rPr>
-                <w:rFonts w:cs="Arial"/>
-                <w:szCs w:val="24"/>
-              </w:rPr>
-              <w:t xml:space="preserve">UF </w:t>
-            </w:r>
-            <w:r>
-              <w:rPr>
-                <w:rFonts w:cs="Arial"/>
-                <w:szCs w:val="24"/>
-              </w:rPr>
-              <w:t xml:space="preserve">{{ </w:t>
-            </w:r>
-            <w:proofErr w:type="spellStart"/>
-            <w:r>
-              <w:rPr>
-                <w:rFonts w:cs="Arial"/>
-                <w:szCs w:val="24"/>
-              </w:rPr>
-              <w:t>detalle.monto_asegurado</w:t>
-            </w:r>
-            <w:proofErr w:type="spellEnd"/>
-            <w:r>
-              <w:rPr>
-                <w:rFonts w:cs="Arial"/>
-                <w:szCs w:val="24"/>
-              </w:rPr>
-              <w:t xml:space="preserve"> }}</w:t>
-            </w:r>
-            <w:r>
-              <w:rPr>
-                <w:rFonts w:eastAsia="Times New Roman" w:cs="Arial"/>
-                <w:bCs/>
-                <w:color w:val="000000"/>
-                <w:szCs w:val="24"/>
-                <w:lang w:val="es-ES_tradnl" w:eastAsia="es-ES_tradnl"/>
-              </w:rPr>
-              <w:t xml:space="preserve"> con una prima anual de </w:t>
-            </w:r>
-            <w:r>
-              <w:rPr>
-                <w:rFonts w:cs="Arial"/>
-                <w:b/>
-                <w:szCs w:val="24"/>
-              </w:rPr>
-              <w:t xml:space="preserve">UF </w:t>
-            </w:r>
-            <w:r>
-              <w:rPr>
-                <w:rFonts w:cs="Arial"/>
-                <w:b/>
-                <w:szCs w:val="24"/>
-              </w:rPr>
-              <w:t xml:space="preserve">{{ </w:t>
-            </w:r>
-            <w:proofErr w:type="spellStart"/>
-            <w:r>
-              <w:rPr>
-                <w:rFonts w:cs="Arial"/>
-                <w:b/>
-                <w:szCs w:val="24"/>
-              </w:rPr>
-              <w:t>detalle.prima_anual</w:t>
-            </w:r>
-            <w:proofErr w:type="spellEnd"/>
-            <w:r>
-              <w:rPr>
-                <w:rFonts w:cs="Arial"/>
-                <w:b/>
-                <w:szCs w:val="24"/>
-              </w:rPr>
-              <w:t xml:space="preserve"> }}</w:t>
-            </w:r>
-            <w:r>
-              <w:rPr>
-                <w:rFonts w:eastAsia="Times New Roman" w:cs="Arial"/>
-                <w:b/>
-                <w:color w:val="000000"/>
-                <w:szCs w:val="24"/>
-                <w:lang w:val="es-ES_tradnl" w:eastAsia="es-ES_tradnl"/>
-              </w:rPr>
-              <w:t xml:space="preserve"> </w:t>
-            </w:r>
-            <w:r>
-              <w:rPr>
-                <w:rFonts w:eastAsia="Times New Roman" w:cs="Arial"/>
-                <w:color w:val="000000"/>
-                <w:szCs w:val="24"/>
-                <w:lang w:val="es-ES_tradnl" w:eastAsia="es-ES_tradnl"/>
-              </w:rPr>
-              <w:t xml:space="preserve">que se puede pactar en </w:t>
-            </w:r>
-            <w:r>
-              <w:rPr>
-                <w:rFonts w:cs="Arial"/>
-                <w:b/>
-                <w:bCs/>
-                <w:szCs w:val="24"/>
-              </w:rPr>
-              <w:t xml:space="preserve">{{ </w:t>
-            </w:r>
-            <w:proofErr w:type="spellStart"/>
-            <w:r>
-              <w:rPr>
-                <w:rFonts w:cs="Arial"/>
-                <w:b/>
-                <w:bCs/>
-                <w:szCs w:val="24"/>
-              </w:rPr>
-              <w:t>cantidad_cuotas</w:t>
-            </w:r>
-            <w:proofErr w:type="spellEnd"/>
-            <w:r>
-              <w:rPr>
-                <w:rFonts w:cs="Arial"/>
-                <w:b/>
-                <w:bCs/>
-                <w:szCs w:val="24"/>
-              </w:rPr>
-              <w:t xml:space="preserve"> }}</w:t>
+                <w:lang w:val="es-ES_tradnl" w:eastAsia="es-ES_tradnl"/>
+              </w:rPr>
+              <w:t xml:space="preserve"> cuotas </w:t>
             </w:r>
             <w:r>
               <w:rPr>
@@ -10234,7 +10056,52 @@
                 <w:szCs w:val="24"/>
                 <w:lang w:val="es-ES_tradnl" w:eastAsia="es-ES_tradnl"/>
               </w:rPr>
-              <w:t xml:space="preserve"> cuotas </w:t>
+              <w:t xml:space="preserve">de </w:t>
+            </w:r>
+            <w:r>
+              <w:rPr>
+                <w:rFonts w:cs="Arial"/>
+                <w:b/>
+                <w:bCs/>
+                <w:szCs w:val="24"/>
+              </w:rPr>
+              <w:t xml:space="preserve">UF </w:t>
+            </w:r>
+            <w:r>
+              <w:rPr>
+                <w:rFonts w:cs="Arial"/>
+                <w:b/>
+                <w:bCs/>
+                <w:szCs w:val="24"/>
+              </w:rPr>
+              <w:t xml:space="preserve">{{ </w:t>
+            </w:r>
+            <w:proofErr w:type="spellStart"/>
+            <w:r>
+              <w:rPr>
+                <w:rFonts w:cs="Arial"/>
+                <w:b/>
+                <w:bCs/>
+                <w:szCs w:val="24"/>
+              </w:rPr>
+              <w:t>detalle.valor_cuota_uf</w:t>
+            </w:r>
+            <w:proofErr w:type="spellEnd"/>
+            <w:r>
+              <w:rPr>
+                <w:rFonts w:cs="Arial"/>
+                <w:b/>
+                <w:bCs/>
+                <w:szCs w:val="24"/>
+              </w:rPr>
+              <w:t xml:space="preserve"> }}</w:t>
+            </w:r>
+            <w:r>
+              <w:rPr>
+                <w:rFonts w:cs="Arial"/>
+                <w:szCs w:val="24"/>
+              </w:rPr>
+              <w:t>,</w:t>
             </w:r>
             <w:r>
               <w:rPr>
@@ -10245,62 +10112,6 @@
                 <w:szCs w:val="24"/>
                 <w:lang w:val="es-ES_tradnl" w:eastAsia="es-ES_tradnl"/>
               </w:rPr>
-              <w:t xml:space="preserve">de </w:t>
-            </w:r>
-            <w:r>
-              <w:rPr>
-                <w:rFonts w:cs="Arial"/>
-                <w:b/>
-                <w:bCs/>
-                <w:szCs w:val="24"/>
-              </w:rPr>
-              <w:t xml:space="preserve">UF </w:t>
-            </w:r>
-            <w:r>
-              <w:rPr>
-                <w:rFonts w:cs="Arial"/>
-                <w:b/>
-                <w:bCs/>
-                <w:szCs w:val="24"/>
-              </w:rPr>
-              <w:t xml:space="preserve">{{ </w:t>
-            </w:r>
-            <w:proofErr w:type="spellStart"/>
-            <w:r>
-              <w:rPr>
-                <w:rFonts w:cs="Arial"/>
-                <w:b/>
-                <w:bCs/>
-                <w:szCs w:val="24"/>
-              </w:rPr>
-              <w:t>detalle.valor_cuota_uf</w:t>
-            </w:r>
-            <w:proofErr w:type="spellEnd"/>
-            <w:r>
-              <w:rPr>
-                <w:rFonts w:cs="Arial"/>
-                <w:b/>
-                <w:bCs/>
-                <w:szCs w:val="24"/>
-              </w:rPr>
-              <w:t xml:space="preserve"> }}</w:t>
-            </w:r>
-            <w:r>
-              <w:rPr>
-                <w:rFonts w:cs="Arial"/>
-                <w:szCs w:val="24"/>
-              </w:rPr>
-              <w:t>,</w:t>
-            </w:r>
-            <w:r>
-              <w:rPr>
-                <w:rFonts w:eastAsia="Times New Roman" w:cs="Arial"/>
-                <w:b/>
-                <w:bCs/>
-                <w:color w:val="000000"/>
-                <w:szCs w:val="24"/>
-                <w:lang w:val="es-ES_tradnl" w:eastAsia="es-ES_tradnl"/>
-              </w:rPr>
               <w:t xml:space="preserve"> </w:t>
             </w:r>
             <w:r>
@@ -10361,7 +10172,6 @@
               </w:rPr>
               <w:t xml:space="preserve">Lo cual promediado entre sus </w:t>
             </w:r>
-            <w:proofErr w:type="gramStart"/>
             <w:r>
               <w:rPr>
                 <w:rFonts w:cs="Arial"/>
@@ -10375,15 +10185,7 @@
                 <w:rFonts w:cs="Arial"/>
                 <w:szCs w:val="24"/>
               </w:rPr>
-              <w:t>cantidad</w:t>
-            </w:r>
-            <w:proofErr w:type="gramEnd"/>
-            <w:r>
-              <w:rPr>
-                <w:rFonts w:cs="Arial"/>
-                <w:szCs w:val="24"/>
-              </w:rPr>
-              <w:t>_unidades</w:t>
+              <w:t>cantidad_unidades</w:t>
             </w:r>
             <w:proofErr w:type="spellEnd"/>
             <w:r>
@@ -10528,7 +10330,6 @@
         </w:rPr>
         <w:t xml:space="preserve">UF </w:t>
       </w:r>
-      <w:proofErr w:type="gramStart"/>
       <w:r>
         <w:rPr>
           <w:rFonts w:cs="Arial"/>
@@ -10546,17 +10347,7 @@
           <w:szCs w:val="24"/>
           <w:u w:val="single"/>
         </w:rPr>
-        <w:t>monto</w:t>
-      </w:r>
-      <w:proofErr w:type="gramEnd"/>
-      <w:r>
-        <w:rPr>
-          <w:rFonts w:cs="Arial"/>
-          <w:b/>
-          <w:szCs w:val="24"/>
-          <w:u w:val="single"/>
-        </w:rPr>
-        <w:t>_asegurado_primer_ejemplo</w:t>
+        <w:t>monto_asegurado_primer_ejemplo</w:t>
       </w:r>
       <w:proofErr w:type="spellEnd"/>
       <w:r>
@@ -10659,7 +10450,6 @@
         </w:rPr>
         <w:t xml:space="preserve"> Infraseguro </w:t>
       </w:r>
-      <w:proofErr w:type="gramStart"/>
       <w:r>
         <w:rPr>
           <w:rFonts w:cs="Arial"/>
@@ -10681,19 +10471,7 @@
           <w:szCs w:val="24"/>
           <w:u w:val="single"/>
         </w:rPr>
-        <w:t>porcentaje</w:t>
-      </w:r>
-      <w:proofErr w:type="gramEnd"/>
-      <w:r>
-        <w:rPr>
-          <w:rFonts w:cs="Arial"/>
-          <w:b/>
-          <w:bCs/>
-          <w:color w:val="FF0000"/>
-          <w:szCs w:val="24"/>
-          <w:u w:val="single"/>
-        </w:rPr>
-        <w:t>_infraseguro_primer_ejemplo</w:t>
+        <w:t>porcentaje_infraseguro_primer_ejemplo</w:t>
       </w:r>
       <w:proofErr w:type="spellEnd"/>
       <w:r>
@@ -11060,7 +10838,33 @@
                 <w:szCs w:val="20"/>
                 <w:lang w:val="es-ES_tradnl" w:eastAsia="es-ES_tradnl"/>
               </w:rPr>
-              <w:t xml:space="preserve"> for detalle in </w:t>
+              <w:t xml:space="preserve"> </w:t>
+            </w:r>
+            <w:proofErr w:type="spellStart"/>
+            <w:r>
+              <w:rPr>
+                <w:rFonts w:cs="Arial"/>
+                <w:b w:val="0"/>
+                <w:bCs w:val="0"/>
+                <w:color w:val="000000" w:themeColor="text1"/>
+                <w:sz w:val="20"/>
+                <w:szCs w:val="20"/>
+                <w:lang w:val="es-ES_tradnl" w:eastAsia="es-ES_tradnl"/>
+              </w:rPr>
+              <w:t>for</w:t>
+            </w:r>
+            <w:proofErr w:type="spellEnd"/>
+            <w:r>
+              <w:rPr>
+                <w:rFonts w:cs="Arial"/>
+                <w:b w:val="0"/>
+                <w:bCs w:val="0"/>
+                <w:color w:val="000000" w:themeColor="text1"/>
+                <w:sz w:val="20"/>
+                <w:szCs w:val="20"/>
+                <w:lang w:val="es-ES_tradnl" w:eastAsia="es-ES_tradnl"/>
+              </w:rPr>
+              <w:t xml:space="preserve"> detalle in </w:t>
             </w:r>
             <w:proofErr w:type="spellStart"/>
             <w:r>
@@ -11241,7 +11045,6 @@
                 <w:lang w:val="es-ES_tradnl" w:eastAsia="es-ES_tradnl"/>
               </w:rPr>
             </w:pPr>
-            <w:proofErr w:type="gramStart"/>
             <w:r>
               <w:rPr>
                 <w:rFonts w:cs="Arial"/>
@@ -11261,18 +11064,7 @@
                 <w:szCs w:val="20"/>
                 <w:lang w:val="es-ES_tradnl" w:eastAsia="es-ES_tradnl"/>
               </w:rPr>
-              <w:t>detalle</w:t>
-            </w:r>
-            <w:proofErr w:type="gramEnd"/>
-            <w:r>
-              <w:rPr>
-                <w:rFonts w:cs="Arial"/>
-                <w:color w:val="000000" w:themeColor="text1"/>
-                <w:sz w:val="20"/>
-                <w:szCs w:val="20"/>
-                <w:lang w:val="es-ES_tradnl" w:eastAsia="es-ES_tradnl"/>
-              </w:rPr>
-              <w:t>.nombre_company</w:t>
+              <w:t>detalle.nombre_company</w:t>
             </w:r>
             <w:proofErr w:type="spellEnd"/>
             <w:r>
@@ -11313,18 +11105,7 @@
                 <w:szCs w:val="20"/>
                 <w:lang w:val="es-ES_tradnl" w:eastAsia="es-ES_tradnl"/>
               </w:rPr>
-              <w:t xml:space="preserve">UF </w:t>
-            </w:r>
-            <w:proofErr w:type="gramStart"/>
-            <w:r>
-              <w:rPr>
-                <w:rFonts w:cs="Arial"/>
-                <w:color w:val="000000" w:themeColor="text1"/>
-                <w:sz w:val="20"/>
-                <w:szCs w:val="20"/>
-                <w:lang w:val="es-ES_tradnl" w:eastAsia="es-ES_tradnl"/>
-              </w:rPr>
-              <w:t xml:space="preserve">{{ </w:t>
+              <w:t xml:space="preserve">UF {{ </w:t>
             </w:r>
             <w:proofErr w:type="spellStart"/>
             <w:r>
@@ -11335,38 +11116,17 @@
                 <w:szCs w:val="20"/>
                 <w:lang w:val="es-ES_tradnl" w:eastAsia="es-ES_tradnl"/>
               </w:rPr>
-              <w:t>monto</w:t>
-            </w:r>
-            <w:proofErr w:type="gramEnd"/>
-            <w:r>
-              <w:rPr>
-                <w:rFonts w:cs="Arial"/>
-                <w:color w:val="000000" w:themeColor="text1"/>
-                <w:sz w:val="20"/>
-                <w:szCs w:val="20"/>
-                <w:lang w:val="es-ES_tradnl" w:eastAsia="es-ES_tradnl"/>
-              </w:rPr>
-              <w:t>_asegurado</w:t>
-            </w:r>
-            <w:r>
-              <w:rPr>
-                <w:rFonts w:cs="Arial"/>
-                <w:color w:val="000000" w:themeColor="text1"/>
-                <w:sz w:val="20"/>
-                <w:szCs w:val="20"/>
-                <w:lang w:val="es-ES_tradnl" w:eastAsia="es-ES_tradnl"/>
-              </w:rPr>
-              <w:t>_</w:t>
-            </w:r>
-            <w:r>
-              <w:rPr>
-                <w:rFonts w:cs="Arial"/>
-                <w:color w:val="000000" w:themeColor="text1"/>
-                <w:sz w:val="20"/>
-                <w:szCs w:val="20"/>
-                <w:lang w:val="es-ES_tradnl" w:eastAsia="es-ES_tradnl"/>
-              </w:rPr>
-              <w:t>primer_ejemplo</w:t>
+              <w:t>monto_asegurado</w:t>
+            </w:r>
+            <w:r>
+              <w:rPr>
+                <w:rFonts w:cs="Arial"/>
+                <w:color w:val="000000" w:themeColor="text1"/>
+                <w:sz w:val="20"/>
+                <w:szCs w:val="20"/>
+                <w:lang w:val="es-ES_tradnl" w:eastAsia="es-ES_tradnl"/>
+              </w:rPr>
+              <w:t>_primer_ejemplo</w:t>
             </w:r>
             <w:proofErr w:type="spellEnd"/>
             <w:r>
@@ -11407,18 +11167,7 @@
                 <w:szCs w:val="20"/>
                 <w:lang w:val="es-ES_tradnl" w:eastAsia="es-ES_tradnl"/>
               </w:rPr>
-              <w:t xml:space="preserve">UF </w:t>
-            </w:r>
-            <w:proofErr w:type="gramStart"/>
-            <w:r>
-              <w:rPr>
-                <w:rFonts w:cs="Arial"/>
-                <w:color w:val="000000" w:themeColor="text1"/>
-                <w:sz w:val="20"/>
-                <w:szCs w:val="20"/>
-                <w:lang w:val="es-ES_tradnl" w:eastAsia="es-ES_tradnl"/>
-              </w:rPr>
-              <w:t xml:space="preserve">{{ </w:t>
+              <w:t xml:space="preserve">UF {{ </w:t>
             </w:r>
             <w:proofErr w:type="spellStart"/>
             <w:r>
@@ -11429,18 +11178,7 @@
                 <w:szCs w:val="20"/>
                 <w:lang w:val="es-ES_tradnl" w:eastAsia="es-ES_tradnl"/>
               </w:rPr>
-              <w:t>detalle</w:t>
-            </w:r>
-            <w:proofErr w:type="gramEnd"/>
-            <w:r>
-              <w:rPr>
-                <w:rFonts w:cs="Arial"/>
-                <w:color w:val="000000" w:themeColor="text1"/>
-                <w:sz w:val="20"/>
-                <w:szCs w:val="20"/>
-                <w:lang w:val="es-ES_tradnl" w:eastAsia="es-ES_tradnl"/>
-              </w:rPr>
-              <w:t>.prima_anual</w:t>
+              <w:t>detalle.prima_anual</w:t>
             </w:r>
             <w:proofErr w:type="spellEnd"/>
             <w:r>
@@ -11481,18 +11219,7 @@
                 <w:szCs w:val="20"/>
                 <w:lang w:val="es-ES_tradnl" w:eastAsia="es-ES_tradnl"/>
               </w:rPr>
-              <w:t xml:space="preserve">UF </w:t>
-            </w:r>
-            <w:proofErr w:type="gramStart"/>
-            <w:r>
-              <w:rPr>
-                <w:rFonts w:cs="Arial"/>
-                <w:color w:val="000000" w:themeColor="text1"/>
-                <w:sz w:val="20"/>
-                <w:szCs w:val="20"/>
-                <w:lang w:val="es-ES_tradnl" w:eastAsia="es-ES_tradnl"/>
-              </w:rPr>
-              <w:t xml:space="preserve">{{ </w:t>
+              <w:t xml:space="preserve">UF {{ </w:t>
             </w:r>
             <w:proofErr w:type="spellStart"/>
             <w:r>
@@ -11503,18 +11230,7 @@
                 <w:szCs w:val="20"/>
                 <w:lang w:val="es-ES_tradnl" w:eastAsia="es-ES_tradnl"/>
               </w:rPr>
-              <w:t>detalle</w:t>
-            </w:r>
-            <w:proofErr w:type="gramEnd"/>
-            <w:r>
-              <w:rPr>
-                <w:rFonts w:cs="Arial"/>
-                <w:color w:val="000000" w:themeColor="text1"/>
-                <w:sz w:val="20"/>
-                <w:szCs w:val="20"/>
-                <w:lang w:val="es-ES_tradnl" w:eastAsia="es-ES_tradnl"/>
-              </w:rPr>
-              <w:t>.valor_cuota_uf</w:t>
+              <w:t>detalle.valor_cuota_uf</w:t>
             </w:r>
             <w:proofErr w:type="spellEnd"/>
             <w:r>
@@ -11555,18 +11271,7 @@
                 <w:szCs w:val="20"/>
                 <w:lang w:val="es-ES_tradnl" w:eastAsia="es-ES_tradnl"/>
               </w:rPr>
-              <w:t xml:space="preserve">$ </w:t>
-            </w:r>
-            <w:proofErr w:type="gramStart"/>
-            <w:r>
-              <w:rPr>
-                <w:rFonts w:cs="Arial"/>
-                <w:color w:val="000000" w:themeColor="text1"/>
-                <w:sz w:val="20"/>
-                <w:szCs w:val="20"/>
-                <w:lang w:val="es-ES_tradnl" w:eastAsia="es-ES_tradnl"/>
-              </w:rPr>
-              <w:t xml:space="preserve">{{ </w:t>
+              <w:t xml:space="preserve">$ {{ </w:t>
             </w:r>
             <w:proofErr w:type="spellStart"/>
             <w:r>
@@ -11577,18 +11282,7 @@
                 <w:szCs w:val="20"/>
                 <w:lang w:val="es-ES_tradnl" w:eastAsia="es-ES_tradnl"/>
               </w:rPr>
-              <w:t>detalle</w:t>
-            </w:r>
-            <w:proofErr w:type="gramEnd"/>
-            <w:r>
-              <w:rPr>
-                <w:rFonts w:cs="Arial"/>
-                <w:color w:val="000000" w:themeColor="text1"/>
-                <w:sz w:val="20"/>
-                <w:szCs w:val="20"/>
-                <w:lang w:val="es-ES_tradnl" w:eastAsia="es-ES_tradnl"/>
-              </w:rPr>
-              <w:t>.valor_cuota_pesos</w:t>
+              <w:t>detalle.valor_cuota_pesos</w:t>
             </w:r>
             <w:proofErr w:type="spellEnd"/>
             <w:r>
@@ -11654,27 +11348,15 @@
               <w:t xml:space="preserve"> </w:t>
             </w:r>
             <w:proofErr w:type="spellStart"/>
-            <w:proofErr w:type="gramStart"/>
-            <w:r>
-              <w:rPr>
-                <w:rFonts w:cs="Arial"/>
-                <w:color w:val="000000" w:themeColor="text1"/>
-                <w:sz w:val="20"/>
-                <w:szCs w:val="20"/>
-                <w:lang w:val="es-ES_tradnl" w:eastAsia="es-ES_tradnl"/>
-              </w:rPr>
-              <w:t>detalle.prorrateo</w:t>
-            </w:r>
-            <w:proofErr w:type="gramEnd"/>
-            <w:r>
-              <w:rPr>
-                <w:rFonts w:cs="Arial"/>
-                <w:color w:val="000000" w:themeColor="text1"/>
-                <w:sz w:val="20"/>
-                <w:szCs w:val="20"/>
-                <w:lang w:val="es-ES_tradnl" w:eastAsia="es-ES_tradnl"/>
-              </w:rPr>
-              <w:t>_uf</w:t>
+            <w:r>
+              <w:rPr>
+                <w:rFonts w:cs="Arial"/>
+                <w:color w:val="000000" w:themeColor="text1"/>
+                <w:sz w:val="20"/>
+                <w:szCs w:val="20"/>
+                <w:lang w:val="es-ES_tradnl" w:eastAsia="es-ES_tradnl"/>
+              </w:rPr>
+              <w:t>detalle.prorrateo_uf</w:t>
             </w:r>
             <w:proofErr w:type="spellEnd"/>
             <w:r>
@@ -11718,6 +11400,7 @@
                 <w:szCs w:val="20"/>
                 <w:lang w:val="es-ES_tradnl" w:eastAsia="es-ES_tradnl"/>
               </w:rPr>
+              <w:lastRenderedPageBreak/>
               <w:t>not</w:t>
             </w:r>
             <w:proofErr w:type="spellEnd"/>
@@ -11855,6 +11538,7 @@
                 <w:szCs w:val="20"/>
                 <w:lang w:val="es-ES_tradnl" w:eastAsia="es-ES_tradnl"/>
               </w:rPr>
+              <w:lastRenderedPageBreak/>
               <w:t xml:space="preserve">{% </w:t>
             </w:r>
             <w:proofErr w:type="spellStart"/>
@@ -11880,27 +11564,15 @@
               <w:t xml:space="preserve"> </w:t>
             </w:r>
             <w:proofErr w:type="spellStart"/>
-            <w:proofErr w:type="gramStart"/>
-            <w:r>
-              <w:rPr>
-                <w:rFonts w:cs="Arial"/>
-                <w:color w:val="000000" w:themeColor="text1"/>
-                <w:sz w:val="20"/>
-                <w:szCs w:val="20"/>
-                <w:lang w:val="es-ES_tradnl" w:eastAsia="es-ES_tradnl"/>
-              </w:rPr>
-              <w:t>detalle.prorrateo</w:t>
-            </w:r>
-            <w:proofErr w:type="gramEnd"/>
-            <w:r>
-              <w:rPr>
-                <w:rFonts w:cs="Arial"/>
-                <w:color w:val="000000" w:themeColor="text1"/>
-                <w:sz w:val="20"/>
-                <w:szCs w:val="20"/>
-                <w:lang w:val="es-ES_tradnl" w:eastAsia="es-ES_tradnl"/>
-              </w:rPr>
-              <w:t>_pesos</w:t>
+            <w:r>
+              <w:rPr>
+                <w:rFonts w:cs="Arial"/>
+                <w:color w:val="000000" w:themeColor="text1"/>
+                <w:sz w:val="20"/>
+                <w:szCs w:val="20"/>
+                <w:lang w:val="es-ES_tradnl" w:eastAsia="es-ES_tradnl"/>
+              </w:rPr>
+              <w:t>detalle.prorrateo_pesos</w:t>
             </w:r>
             <w:proofErr w:type="spellEnd"/>
             <w:r>
@@ -11944,6 +11616,7 @@
                 <w:szCs w:val="20"/>
                 <w:lang w:val="es-ES_tradnl" w:eastAsia="es-ES_tradnl"/>
               </w:rPr>
+              <w:lastRenderedPageBreak/>
               <w:t>not</w:t>
             </w:r>
             <w:proofErr w:type="spellEnd"/>
@@ -12079,6 +11752,7 @@
                 <w:szCs w:val="20"/>
                 <w:lang w:val="es-ES_tradnl" w:eastAsia="es-ES_tradnl"/>
               </w:rPr>
+              <w:lastRenderedPageBreak/>
               <w:t>{%</w:t>
             </w:r>
             <w:proofErr w:type="spellStart"/>
@@ -12267,7 +11941,6 @@
           <w:lang w:val="es-ES_tradnl" w:eastAsia="es-ES_tradnl"/>
         </w:rPr>
       </w:pPr>
-      <w:proofErr w:type="gramStart"/>
       <w:r>
         <w:rPr>
           <w:rFonts w:cs="Arial"/>
@@ -12285,17 +11958,7 @@
           <w:szCs w:val="24"/>
           <w:lang w:val="es-ES_tradnl" w:eastAsia="es-ES_tradnl"/>
         </w:rPr>
-        <w:t>page</w:t>
-      </w:r>
-      <w:proofErr w:type="gramEnd"/>
-      <w:r>
-        <w:rPr>
-          <w:rFonts w:cs="Arial"/>
-          <w:color w:val="000000" w:themeColor="text1"/>
-          <w:szCs w:val="24"/>
-          <w:lang w:val="es-ES_tradnl" w:eastAsia="es-ES_tradnl"/>
-        </w:rPr>
-        <w:t>_break</w:t>
+        <w:t>page_break</w:t>
       </w:r>
       <w:proofErr w:type="spellEnd"/>
       <w:r>
@@ -12454,16 +12117,7 @@
           <w:szCs w:val="24"/>
           <w:lang w:val="en-GB" w:eastAsia="es-ES_tradnl"/>
         </w:rPr>
-        <w:t>segundo</w:t>
-      </w:r>
-      <w:r>
-        <w:rPr>
-          <w:rFonts w:cs="Arial"/>
-          <w:color w:val="000000" w:themeColor="text1"/>
-          <w:szCs w:val="24"/>
-          <w:lang w:val="en-GB" w:eastAsia="es-ES_tradnl"/>
-        </w:rPr>
-        <w:t>_ejemplo</w:t>
+        <w:t>segundo_ejemplo</w:t>
       </w:r>
       <w:proofErr w:type="spellEnd"/>
       <w:r>
@@ -12559,7 +12213,6 @@
           <w:u w:val="single"/>
           <w:lang w:val="es-ES_tradnl" w:eastAsia="es-ES_tradnl"/>
         </w:rPr>
-        <w:lastRenderedPageBreak/>
         <w:t xml:space="preserve">4.3.- </w:t>
       </w:r>
       <w:r>
@@ -12593,7 +12246,6 @@
         </w:rPr>
         <w:t xml:space="preserve">UF </w:t>
       </w:r>
-      <w:proofErr w:type="gramStart"/>
       <w:r>
         <w:rPr>
           <w:rFonts w:cs="Arial"/>
@@ -12611,17 +12263,7 @@
           <w:szCs w:val="24"/>
           <w:u w:val="single"/>
         </w:rPr>
-        <w:t>monto</w:t>
-      </w:r>
-      <w:proofErr w:type="gramEnd"/>
-      <w:r>
-        <w:rPr>
-          <w:rFonts w:cs="Arial"/>
-          <w:b/>
-          <w:szCs w:val="24"/>
-          <w:u w:val="single"/>
-        </w:rPr>
-        <w:t>_asegurado_segundo_ejemplo</w:t>
+        <w:t>monto_asegurado_segundo_ejemplo</w:t>
       </w:r>
       <w:proofErr w:type="spellEnd"/>
       <w:r>
@@ -12737,7 +12379,6 @@
         </w:rPr>
         <w:t xml:space="preserve">Infraseguro </w:t>
       </w:r>
-      <w:proofErr w:type="gramStart"/>
       <w:r>
         <w:rPr>
           <w:rFonts w:cs="Arial"/>
@@ -12759,19 +12400,7 @@
           <w:szCs w:val="24"/>
           <w:u w:val="single"/>
         </w:rPr>
-        <w:t>porcentaje</w:t>
-      </w:r>
-      <w:proofErr w:type="gramEnd"/>
-      <w:r>
-        <w:rPr>
-          <w:rFonts w:cs="Arial"/>
-          <w:b/>
-          <w:bCs/>
-          <w:color w:val="FF0000"/>
-          <w:szCs w:val="24"/>
-          <w:u w:val="single"/>
-        </w:rPr>
-        <w:t>_infraseguro_segundo_ejemplo</w:t>
+        <w:t>porcentaje_infraseguro_segundo_ejemplo</w:t>
       </w:r>
       <w:proofErr w:type="spellEnd"/>
       <w:r>
@@ -12924,7 +12553,6 @@
                 <w:lang w:val="es-ES_tradnl" w:eastAsia="es-ES_tradnl"/>
               </w:rPr>
             </w:pPr>
-            <w:proofErr w:type="gramStart"/>
             <w:r>
               <w:rPr>
                 <w:rFonts w:cs="Arial"/>
@@ -12942,17 +12570,7 @@
                 <w:szCs w:val="24"/>
                 <w:lang w:val="es-ES_tradnl" w:eastAsia="es-ES_tradnl"/>
               </w:rPr>
-              <w:t>detalle</w:t>
-            </w:r>
-            <w:proofErr w:type="gramEnd"/>
-            <w:r>
-              <w:rPr>
-                <w:rFonts w:cs="Arial"/>
-                <w:color w:val="000000" w:themeColor="text1"/>
-                <w:szCs w:val="24"/>
-                <w:lang w:val="es-ES_tradnl" w:eastAsia="es-ES_tradnl"/>
-              </w:rPr>
-              <w:t>.logo</w:t>
+              <w:t>detalle.logo</w:t>
             </w:r>
             <w:proofErr w:type="spellEnd"/>
             <w:r>
@@ -12980,7 +12598,6 @@
                 <w:lang w:val="es-ES_tradnl" w:eastAsia="es-ES_tradnl"/>
               </w:rPr>
             </w:pPr>
-            <w:proofErr w:type="gramStart"/>
             <w:r>
               <w:rPr>
                 <w:rFonts w:eastAsia="Times New Roman" w:cs="Arial"/>
@@ -13004,9 +12621,9 @@
                 <w:u w:val="single"/>
                 <w:lang w:val="es-ES_tradnl" w:eastAsia="es-ES_tradnl"/>
               </w:rPr>
-              <w:t>detalle</w:t>
-            </w:r>
-            <w:proofErr w:type="gramEnd"/>
+              <w:t>detalle.nombre_company</w:t>
+            </w:r>
+            <w:proofErr w:type="spellEnd"/>
             <w:r>
               <w:rPr>
                 <w:rFonts w:eastAsia="Times New Roman" w:cs="Arial"/>
@@ -13017,9 +12634,151 @@
                 <w:u w:val="single"/>
                 <w:lang w:val="es-ES_tradnl" w:eastAsia="es-ES_tradnl"/>
               </w:rPr>
-              <w:t>.nombre_company</w:t>
+              <w:t xml:space="preserve"> }}</w:t>
+            </w:r>
+            <w:r>
+              <w:rPr>
+                <w:rFonts w:eastAsia="Times New Roman" w:cs="Arial"/>
+                <w:bCs/>
+                <w:color w:val="000000"/>
+                <w:szCs w:val="24"/>
+                <w:u w:val="single"/>
+                <w:lang w:val="es-ES_tradnl" w:eastAsia="es-ES_tradnl"/>
+              </w:rPr>
+              <w:t>:</w:t>
+            </w:r>
+            <w:r>
+              <w:rPr>
+                <w:rFonts w:eastAsia="Times New Roman" w:cs="Arial"/>
+                <w:bCs/>
+                <w:color w:val="000000"/>
+                <w:szCs w:val="24"/>
+                <w:lang w:val="es-ES_tradnl" w:eastAsia="es-ES_tradnl"/>
+              </w:rPr>
+              <w:t xml:space="preserve"> Monto </w:t>
+            </w:r>
+            <w:r>
+              <w:rPr>
+                <w:rFonts w:cs="Arial"/>
+                <w:szCs w:val="24"/>
+              </w:rPr>
+              <w:t xml:space="preserve">UF </w:t>
+            </w:r>
+            <w:r>
+              <w:rPr>
+                <w:rFonts w:cs="Arial"/>
+                <w:szCs w:val="24"/>
+              </w:rPr>
+              <w:t xml:space="preserve">{{ </w:t>
+            </w:r>
+            <w:proofErr w:type="spellStart"/>
+            <w:r>
+              <w:rPr>
+                <w:rFonts w:cs="Arial"/>
+                <w:szCs w:val="24"/>
+              </w:rPr>
+              <w:t>detalle.monto_asegurado</w:t>
             </w:r>
             <w:proofErr w:type="spellEnd"/>
+            <w:r>
+              <w:rPr>
+                <w:rFonts w:cs="Arial"/>
+                <w:szCs w:val="24"/>
+              </w:rPr>
+              <w:t xml:space="preserve"> }}</w:t>
+            </w:r>
+            <w:r>
+              <w:rPr>
+                <w:rFonts w:eastAsia="Times New Roman" w:cs="Arial"/>
+                <w:bCs/>
+                <w:color w:val="000000"/>
+                <w:szCs w:val="24"/>
+                <w:lang w:val="es-ES_tradnl" w:eastAsia="es-ES_tradnl"/>
+              </w:rPr>
+              <w:t xml:space="preserve"> con una prima anual de </w:t>
+            </w:r>
+            <w:r>
+              <w:rPr>
+                <w:rFonts w:cs="Arial"/>
+                <w:b/>
+                <w:szCs w:val="24"/>
+              </w:rPr>
+              <w:t xml:space="preserve">UF </w:t>
+            </w:r>
+            <w:r>
+              <w:rPr>
+                <w:rFonts w:cs="Arial"/>
+                <w:b/>
+                <w:szCs w:val="24"/>
+              </w:rPr>
+              <w:t xml:space="preserve">{{ </w:t>
+            </w:r>
+            <w:proofErr w:type="spellStart"/>
+            <w:r>
+              <w:rPr>
+                <w:rFonts w:cs="Arial"/>
+                <w:b/>
+                <w:szCs w:val="24"/>
+              </w:rPr>
+              <w:t>detalle.prima_anual</w:t>
+            </w:r>
+            <w:proofErr w:type="spellEnd"/>
+            <w:r>
+              <w:rPr>
+                <w:rFonts w:cs="Arial"/>
+                <w:b/>
+                <w:szCs w:val="24"/>
+              </w:rPr>
+              <w:t xml:space="preserve"> }}</w:t>
+            </w:r>
+            <w:r>
+              <w:rPr>
+                <w:rFonts w:eastAsia="Times New Roman" w:cs="Arial"/>
+                <w:b/>
+                <w:color w:val="000000"/>
+                <w:szCs w:val="24"/>
+                <w:lang w:val="es-ES_tradnl" w:eastAsia="es-ES_tradnl"/>
+              </w:rPr>
+              <w:t xml:space="preserve"> </w:t>
+            </w:r>
+            <w:r>
+              <w:rPr>
+                <w:rFonts w:eastAsia="Times New Roman" w:cs="Arial"/>
+                <w:color w:val="000000"/>
+                <w:szCs w:val="24"/>
+                <w:lang w:val="es-ES_tradnl" w:eastAsia="es-ES_tradnl"/>
+              </w:rPr>
+              <w:t xml:space="preserve">que se puede pactar en </w:t>
+            </w:r>
+            <w:r>
+              <w:rPr>
+                <w:rFonts w:cs="Arial"/>
+                <w:b/>
+                <w:bCs/>
+                <w:szCs w:val="24"/>
+              </w:rPr>
+              <w:t xml:space="preserve">{{ </w:t>
+            </w:r>
+            <w:proofErr w:type="spellStart"/>
+            <w:r>
+              <w:rPr>
+                <w:rFonts w:cs="Arial"/>
+                <w:b/>
+                <w:bCs/>
+                <w:szCs w:val="24"/>
+              </w:rPr>
+              <w:t>cantidad_cuotas</w:t>
+            </w:r>
+            <w:proofErr w:type="spellEnd"/>
+            <w:r>
+              <w:rPr>
+                <w:rFonts w:cs="Arial"/>
+                <w:b/>
+                <w:bCs/>
+                <w:szCs w:val="24"/>
+              </w:rPr>
+              <w:t xml:space="preserve"> }}</w:t>
+            </w:r>
             <w:r>
               <w:rPr>
                 <w:rFonts w:eastAsia="Times New Roman" w:cs="Arial"/>
@@ -13027,153 +12786,9 @@
                 <w:bCs/>
                 <w:color w:val="000000"/>
                 <w:szCs w:val="24"/>
-                <w:u w:val="single"/>
-                <w:lang w:val="es-ES_tradnl" w:eastAsia="es-ES_tradnl"/>
-              </w:rPr>
-              <w:t xml:space="preserve"> }}</w:t>
-            </w:r>
-            <w:r>
-              <w:rPr>
-                <w:rFonts w:eastAsia="Times New Roman" w:cs="Arial"/>
-                <w:bCs/>
-                <w:color w:val="000000"/>
-                <w:szCs w:val="24"/>
-                <w:u w:val="single"/>
-                <w:lang w:val="es-ES_tradnl" w:eastAsia="es-ES_tradnl"/>
-              </w:rPr>
-              <w:t>:</w:t>
-            </w:r>
-            <w:r>
-              <w:rPr>
-                <w:rFonts w:eastAsia="Times New Roman" w:cs="Arial"/>
-                <w:bCs/>
-                <w:color w:val="000000"/>
-                <w:szCs w:val="24"/>
-                <w:lang w:val="es-ES_tradnl" w:eastAsia="es-ES_tradnl"/>
-              </w:rPr>
-              <w:t xml:space="preserve"> Monto </w:t>
-            </w:r>
-            <w:r>
-              <w:rPr>
-                <w:rFonts w:cs="Arial"/>
-                <w:szCs w:val="24"/>
-              </w:rPr>
-              <w:t xml:space="preserve">UF </w:t>
-            </w:r>
-            <w:r>
-              <w:rPr>
-                <w:rFonts w:cs="Arial"/>
-                <w:szCs w:val="24"/>
-              </w:rPr>
-              <w:t xml:space="preserve">{{ </w:t>
-            </w:r>
-            <w:proofErr w:type="spellStart"/>
-            <w:r>
-              <w:rPr>
-                <w:rFonts w:cs="Arial"/>
-                <w:szCs w:val="24"/>
-              </w:rPr>
-              <w:t>detalle.monto_asegurado</w:t>
-            </w:r>
-            <w:proofErr w:type="spellEnd"/>
-            <w:r>
-              <w:rPr>
-                <w:rFonts w:cs="Arial"/>
-                <w:szCs w:val="24"/>
-              </w:rPr>
-              <w:t xml:space="preserve"> }}</w:t>
-            </w:r>
-            <w:r>
-              <w:rPr>
-                <w:rFonts w:eastAsia="Times New Roman" w:cs="Arial"/>
-                <w:bCs/>
-                <w:color w:val="000000"/>
-                <w:szCs w:val="24"/>
-                <w:lang w:val="es-ES_tradnl" w:eastAsia="es-ES_tradnl"/>
-              </w:rPr>
-              <w:t xml:space="preserve"> con una prima anual de </w:t>
-            </w:r>
-            <w:r>
-              <w:rPr>
-                <w:rFonts w:cs="Arial"/>
-                <w:b/>
-                <w:szCs w:val="24"/>
-              </w:rPr>
-              <w:t xml:space="preserve">UF </w:t>
-            </w:r>
-            <w:r>
-              <w:rPr>
-                <w:rFonts w:cs="Arial"/>
-                <w:b/>
-                <w:szCs w:val="24"/>
-              </w:rPr>
-              <w:t xml:space="preserve">{{ </w:t>
-            </w:r>
-            <w:proofErr w:type="spellStart"/>
-            <w:r>
-              <w:rPr>
-                <w:rFonts w:cs="Arial"/>
-                <w:b/>
-                <w:szCs w:val="24"/>
-              </w:rPr>
-              <w:t>detalle.prima_anual</w:t>
-            </w:r>
-            <w:proofErr w:type="spellEnd"/>
-            <w:r>
-              <w:rPr>
-                <w:rFonts w:cs="Arial"/>
-                <w:b/>
-                <w:szCs w:val="24"/>
-              </w:rPr>
-              <w:t xml:space="preserve"> }}</w:t>
-            </w:r>
-            <w:r>
-              <w:rPr>
-                <w:rFonts w:eastAsia="Times New Roman" w:cs="Arial"/>
-                <w:b/>
-                <w:color w:val="000000"/>
-                <w:szCs w:val="24"/>
-                <w:lang w:val="es-ES_tradnl" w:eastAsia="es-ES_tradnl"/>
-              </w:rPr>
-              <w:t xml:space="preserve"> </w:t>
-            </w:r>
-            <w:r>
-              <w:rPr>
-                <w:rFonts w:eastAsia="Times New Roman" w:cs="Arial"/>
-                <w:color w:val="000000"/>
-                <w:szCs w:val="24"/>
-                <w:lang w:val="es-ES_tradnl" w:eastAsia="es-ES_tradnl"/>
-              </w:rPr>
-              <w:t xml:space="preserve">que se puede pactar en </w:t>
-            </w:r>
-            <w:r>
-              <w:rPr>
-                <w:rFonts w:cs="Arial"/>
-                <w:b/>
-                <w:bCs/>
-                <w:szCs w:val="24"/>
-              </w:rPr>
-              <w:t xml:space="preserve">{{ </w:t>
-            </w:r>
-            <w:proofErr w:type="spellStart"/>
-            <w:r>
-              <w:rPr>
-                <w:rFonts w:cs="Arial"/>
-                <w:b/>
-                <w:bCs/>
-                <w:szCs w:val="24"/>
-              </w:rPr>
-              <w:t>cantidad_cuotas</w:t>
-            </w:r>
-            <w:proofErr w:type="spellEnd"/>
-            <w:r>
-              <w:rPr>
-                <w:rFonts w:cs="Arial"/>
-                <w:b/>
-                <w:bCs/>
-                <w:szCs w:val="24"/>
-              </w:rPr>
-              <w:t xml:space="preserve"> }}</w:t>
+                <w:lang w:val="es-ES_tradnl" w:eastAsia="es-ES_tradnl"/>
+              </w:rPr>
+              <w:t xml:space="preserve"> cuotas </w:t>
             </w:r>
             <w:r>
               <w:rPr>
@@ -13184,7 +12799,52 @@
                 <w:szCs w:val="24"/>
                 <w:lang w:val="es-ES_tradnl" w:eastAsia="es-ES_tradnl"/>
               </w:rPr>
-              <w:t xml:space="preserve"> cuotas </w:t>
+              <w:t xml:space="preserve">de </w:t>
+            </w:r>
+            <w:r>
+              <w:rPr>
+                <w:rFonts w:cs="Arial"/>
+                <w:b/>
+                <w:bCs/>
+                <w:szCs w:val="24"/>
+              </w:rPr>
+              <w:t xml:space="preserve">UF </w:t>
+            </w:r>
+            <w:r>
+              <w:rPr>
+                <w:rFonts w:cs="Arial"/>
+                <w:b/>
+                <w:bCs/>
+                <w:szCs w:val="24"/>
+              </w:rPr>
+              <w:t xml:space="preserve">{{ </w:t>
+            </w:r>
+            <w:proofErr w:type="spellStart"/>
+            <w:r>
+              <w:rPr>
+                <w:rFonts w:cs="Arial"/>
+                <w:b/>
+                <w:bCs/>
+                <w:szCs w:val="24"/>
+              </w:rPr>
+              <w:t>detalle.valor_cuota_uf</w:t>
+            </w:r>
+            <w:proofErr w:type="spellEnd"/>
+            <w:r>
+              <w:rPr>
+                <w:rFonts w:cs="Arial"/>
+                <w:b/>
+                <w:bCs/>
+                <w:szCs w:val="24"/>
+              </w:rPr>
+              <w:t xml:space="preserve"> }}</w:t>
+            </w:r>
+            <w:r>
+              <w:rPr>
+                <w:rFonts w:cs="Arial"/>
+                <w:szCs w:val="24"/>
+              </w:rPr>
+              <w:t>,</w:t>
             </w:r>
             <w:r>
               <w:rPr>
@@ -13195,62 +12855,6 @@
                 <w:szCs w:val="24"/>
                 <w:lang w:val="es-ES_tradnl" w:eastAsia="es-ES_tradnl"/>
               </w:rPr>
-              <w:t xml:space="preserve">de </w:t>
-            </w:r>
-            <w:r>
-              <w:rPr>
-                <w:rFonts w:cs="Arial"/>
-                <w:b/>
-                <w:bCs/>
-                <w:szCs w:val="24"/>
-              </w:rPr>
-              <w:t xml:space="preserve">UF </w:t>
-            </w:r>
-            <w:r>
-              <w:rPr>
-                <w:rFonts w:cs="Arial"/>
-                <w:b/>
-                <w:bCs/>
-                <w:szCs w:val="24"/>
-              </w:rPr>
-              <w:t xml:space="preserve">{{ </w:t>
-            </w:r>
-            <w:proofErr w:type="spellStart"/>
-            <w:r>
-              <w:rPr>
-                <w:rFonts w:cs="Arial"/>
-                <w:b/>
-                <w:bCs/>
-                <w:szCs w:val="24"/>
-              </w:rPr>
-              <w:t>detalle.valor_cuota_uf</w:t>
-            </w:r>
-            <w:proofErr w:type="spellEnd"/>
-            <w:r>
-              <w:rPr>
-                <w:rFonts w:cs="Arial"/>
-                <w:b/>
-                <w:bCs/>
-                <w:szCs w:val="24"/>
-              </w:rPr>
-              <w:t xml:space="preserve"> }}</w:t>
-            </w:r>
-            <w:r>
-              <w:rPr>
-                <w:rFonts w:cs="Arial"/>
-                <w:szCs w:val="24"/>
-              </w:rPr>
-              <w:t>,</w:t>
-            </w:r>
-            <w:r>
-              <w:rPr>
-                <w:rFonts w:eastAsia="Times New Roman" w:cs="Arial"/>
-                <w:b/>
-                <w:bCs/>
-                <w:color w:val="000000"/>
-                <w:szCs w:val="24"/>
-                <w:lang w:val="es-ES_tradnl" w:eastAsia="es-ES_tradnl"/>
-              </w:rPr>
               <w:t xml:space="preserve"> </w:t>
             </w:r>
             <w:r>
@@ -13311,7 +12915,6 @@
               </w:rPr>
               <w:t xml:space="preserve">Lo cual promediado entre sus </w:t>
             </w:r>
-            <w:proofErr w:type="gramStart"/>
             <w:r>
               <w:rPr>
                 <w:rFonts w:cs="Arial"/>
@@ -13325,15 +12928,7 @@
                 <w:rFonts w:cs="Arial"/>
                 <w:szCs w:val="24"/>
               </w:rPr>
-              <w:t>cantidad</w:t>
-            </w:r>
-            <w:proofErr w:type="gramEnd"/>
-            <w:r>
-              <w:rPr>
-                <w:rFonts w:cs="Arial"/>
-                <w:szCs w:val="24"/>
-              </w:rPr>
-              <w:t>_unidades</w:t>
+              <w:t>cantidad_unidades</w:t>
             </w:r>
             <w:proofErr w:type="spellEnd"/>
             <w:r>
@@ -13489,7 +13084,6 @@
         </w:rPr>
         <w:t xml:space="preserve">UF </w:t>
       </w:r>
-      <w:proofErr w:type="gramStart"/>
       <w:r>
         <w:rPr>
           <w:rFonts w:cs="Arial"/>
@@ -13507,17 +13101,7 @@
           <w:szCs w:val="24"/>
           <w:u w:val="single"/>
         </w:rPr>
-        <w:t>monto</w:t>
-      </w:r>
-      <w:proofErr w:type="gramEnd"/>
-      <w:r>
-        <w:rPr>
-          <w:rFonts w:cs="Arial"/>
-          <w:b/>
-          <w:szCs w:val="24"/>
-          <w:u w:val="single"/>
-        </w:rPr>
-        <w:t>_asegurado_segundo_ejemplo</w:t>
+        <w:t>monto_asegurado_segundo_ejemplo</w:t>
       </w:r>
       <w:proofErr w:type="spellEnd"/>
       <w:r>
@@ -13620,7 +13204,6 @@
         </w:rPr>
         <w:t xml:space="preserve"> Infraseguro </w:t>
       </w:r>
-      <w:proofErr w:type="gramStart"/>
       <w:r>
         <w:rPr>
           <w:rFonts w:cs="Arial"/>
@@ -13642,19 +13225,7 @@
           <w:szCs w:val="24"/>
           <w:u w:val="single"/>
         </w:rPr>
-        <w:t>porcentaje</w:t>
-      </w:r>
-      <w:proofErr w:type="gramEnd"/>
-      <w:r>
-        <w:rPr>
-          <w:rFonts w:cs="Arial"/>
-          <w:b/>
-          <w:bCs/>
-          <w:color w:val="FF0000"/>
-          <w:szCs w:val="24"/>
-          <w:u w:val="single"/>
-        </w:rPr>
-        <w:t>_infraseguro_segundo_ejemplo</w:t>
+        <w:t>porcentaje_infraseguro_segundo_ejemplo</w:t>
       </w:r>
       <w:proofErr w:type="spellEnd"/>
       <w:r>
@@ -13994,6 +13565,7 @@
                 <w:szCs w:val="20"/>
                 <w:lang w:val="es-ES_tradnl" w:eastAsia="es-ES_tradnl"/>
               </w:rPr>
+              <w:lastRenderedPageBreak/>
               <w:t>{%</w:t>
             </w:r>
             <w:proofErr w:type="spellStart"/>
@@ -14020,7 +13592,7 @@
                 <w:szCs w:val="20"/>
                 <w:lang w:val="es-ES_tradnl" w:eastAsia="es-ES_tradnl"/>
               </w:rPr>
-              <w:t xml:space="preserve"> for detalle in </w:t>
+              <w:t xml:space="preserve"> </w:t>
             </w:r>
             <w:proofErr w:type="spellStart"/>
             <w:r>
@@ -14033,8 +13605,9 @@
                 <w:szCs w:val="20"/>
                 <w:lang w:val="es-ES_tradnl" w:eastAsia="es-ES_tradnl"/>
               </w:rPr>
-              <w:t>detalles_monto_asegurado_</w:t>
-            </w:r>
+              <w:t>for</w:t>
+            </w:r>
+            <w:proofErr w:type="spellEnd"/>
             <w:r>
               <w:rPr>
                 <w:rFonts w:cs="Arial"/>
@@ -14045,8 +13618,9 @@
                 <w:szCs w:val="20"/>
                 <w:lang w:val="es-ES_tradnl" w:eastAsia="es-ES_tradnl"/>
               </w:rPr>
-              <w:t>segundo</w:t>
-            </w:r>
+              <w:t xml:space="preserve"> detalle in </w:t>
+            </w:r>
+            <w:proofErr w:type="spellStart"/>
             <w:r>
               <w:rPr>
                 <w:rFonts w:cs="Arial"/>
@@ -14057,7 +13631,19 @@
                 <w:szCs w:val="20"/>
                 <w:lang w:val="es-ES_tradnl" w:eastAsia="es-ES_tradnl"/>
               </w:rPr>
-              <w:t>_ejemplo</w:t>
+              <w:t>detalles_monto_asegurado_</w:t>
+            </w:r>
+            <w:r>
+              <w:rPr>
+                <w:rFonts w:cs="Arial"/>
+                <w:b w:val="0"/>
+                <w:bCs w:val="0"/>
+                <w:color w:val="000000" w:themeColor="text1"/>
+                <w:sz w:val="20"/>
+                <w:szCs w:val="20"/>
+                <w:lang w:val="es-ES_tradnl" w:eastAsia="es-ES_tradnl"/>
+              </w:rPr>
+              <w:t>segundo_ejemplo</w:t>
             </w:r>
             <w:proofErr w:type="spellEnd"/>
             <w:r>
@@ -14213,7 +13799,6 @@
                 <w:lang w:val="es-ES_tradnl" w:eastAsia="es-ES_tradnl"/>
               </w:rPr>
             </w:pPr>
-            <w:proofErr w:type="gramStart"/>
             <w:r>
               <w:rPr>
                 <w:rFonts w:cs="Arial"/>
@@ -14233,18 +13818,7 @@
                 <w:szCs w:val="20"/>
                 <w:lang w:val="es-ES_tradnl" w:eastAsia="es-ES_tradnl"/>
               </w:rPr>
-              <w:t>detalle</w:t>
-            </w:r>
-            <w:proofErr w:type="gramEnd"/>
-            <w:r>
-              <w:rPr>
-                <w:rFonts w:cs="Arial"/>
-                <w:color w:val="000000" w:themeColor="text1"/>
-                <w:sz w:val="20"/>
-                <w:szCs w:val="20"/>
-                <w:lang w:val="es-ES_tradnl" w:eastAsia="es-ES_tradnl"/>
-              </w:rPr>
-              <w:t>.nombre_company</w:t>
+              <w:t>detalle.nombre_company</w:t>
             </w:r>
             <w:proofErr w:type="spellEnd"/>
             <w:r>
@@ -14285,18 +13859,7 @@
                 <w:szCs w:val="20"/>
                 <w:lang w:val="es-ES_tradnl" w:eastAsia="es-ES_tradnl"/>
               </w:rPr>
-              <w:t xml:space="preserve">UF </w:t>
-            </w:r>
-            <w:proofErr w:type="gramStart"/>
-            <w:r>
-              <w:rPr>
-                <w:rFonts w:cs="Arial"/>
-                <w:color w:val="000000" w:themeColor="text1"/>
-                <w:sz w:val="20"/>
-                <w:szCs w:val="20"/>
-                <w:lang w:val="es-ES_tradnl" w:eastAsia="es-ES_tradnl"/>
-              </w:rPr>
-              <w:t xml:space="preserve">{{ </w:t>
+              <w:t xml:space="preserve">UF {{ </w:t>
             </w:r>
             <w:proofErr w:type="spellStart"/>
             <w:r>
@@ -14307,48 +13870,17 @@
                 <w:szCs w:val="20"/>
                 <w:lang w:val="es-ES_tradnl" w:eastAsia="es-ES_tradnl"/>
               </w:rPr>
-              <w:t>monto</w:t>
-            </w:r>
-            <w:proofErr w:type="gramEnd"/>
-            <w:r>
-              <w:rPr>
-                <w:rFonts w:cs="Arial"/>
-                <w:color w:val="000000" w:themeColor="text1"/>
-                <w:sz w:val="20"/>
-                <w:szCs w:val="20"/>
-                <w:lang w:val="es-ES_tradnl" w:eastAsia="es-ES_tradnl"/>
-              </w:rPr>
-              <w:t>_asegurado</w:t>
-            </w:r>
-            <w:r>
-              <w:rPr>
-                <w:rFonts w:cs="Arial"/>
-                <w:color w:val="000000" w:themeColor="text1"/>
-                <w:sz w:val="20"/>
-                <w:szCs w:val="20"/>
-                <w:lang w:val="es-ES_tradnl" w:eastAsia="es-ES_tradnl"/>
-              </w:rPr>
-              <w:t>_</w:t>
-            </w:r>
-            <w:r>
-              <w:rPr>
-                <w:rFonts w:cs="Arial"/>
-                <w:color w:val="000000" w:themeColor="text1"/>
-                <w:sz w:val="20"/>
-                <w:szCs w:val="20"/>
-                <w:lang w:val="es-ES_tradnl" w:eastAsia="es-ES_tradnl"/>
-              </w:rPr>
-              <w:t>segundo</w:t>
-            </w:r>
-            <w:r>
-              <w:rPr>
-                <w:rFonts w:cs="Arial"/>
-                <w:color w:val="000000" w:themeColor="text1"/>
-                <w:sz w:val="20"/>
-                <w:szCs w:val="20"/>
-                <w:lang w:val="es-ES_tradnl" w:eastAsia="es-ES_tradnl"/>
-              </w:rPr>
-              <w:t>_ejemplo</w:t>
+              <w:t>monto_asegurado</w:t>
+            </w:r>
+            <w:r>
+              <w:rPr>
+                <w:rFonts w:cs="Arial"/>
+                <w:color w:val="000000" w:themeColor="text1"/>
+                <w:sz w:val="20"/>
+                <w:szCs w:val="20"/>
+                <w:lang w:val="es-ES_tradnl" w:eastAsia="es-ES_tradnl"/>
+              </w:rPr>
+              <w:t>_segundo_ejemplo</w:t>
             </w:r>
             <w:proofErr w:type="spellEnd"/>
             <w:r>
@@ -14389,18 +13921,7 @@
                 <w:szCs w:val="20"/>
                 <w:lang w:val="es-ES_tradnl" w:eastAsia="es-ES_tradnl"/>
               </w:rPr>
-              <w:t xml:space="preserve">UF </w:t>
-            </w:r>
-            <w:proofErr w:type="gramStart"/>
-            <w:r>
-              <w:rPr>
-                <w:rFonts w:cs="Arial"/>
-                <w:color w:val="000000" w:themeColor="text1"/>
-                <w:sz w:val="20"/>
-                <w:szCs w:val="20"/>
-                <w:lang w:val="es-ES_tradnl" w:eastAsia="es-ES_tradnl"/>
-              </w:rPr>
-              <w:t xml:space="preserve">{{ </w:t>
+              <w:t xml:space="preserve">UF {{ </w:t>
             </w:r>
             <w:proofErr w:type="spellStart"/>
             <w:r>
@@ -14411,18 +13932,7 @@
                 <w:szCs w:val="20"/>
                 <w:lang w:val="es-ES_tradnl" w:eastAsia="es-ES_tradnl"/>
               </w:rPr>
-              <w:t>detalle</w:t>
-            </w:r>
-            <w:proofErr w:type="gramEnd"/>
-            <w:r>
-              <w:rPr>
-                <w:rFonts w:cs="Arial"/>
-                <w:color w:val="000000" w:themeColor="text1"/>
-                <w:sz w:val="20"/>
-                <w:szCs w:val="20"/>
-                <w:lang w:val="es-ES_tradnl" w:eastAsia="es-ES_tradnl"/>
-              </w:rPr>
-              <w:t>.prima_anual</w:t>
+              <w:t>detalle.prima_anual</w:t>
             </w:r>
             <w:proofErr w:type="spellEnd"/>
             <w:r>
@@ -14463,18 +13973,7 @@
                 <w:szCs w:val="20"/>
                 <w:lang w:val="es-ES_tradnl" w:eastAsia="es-ES_tradnl"/>
               </w:rPr>
-              <w:t xml:space="preserve">UF </w:t>
-            </w:r>
-            <w:proofErr w:type="gramStart"/>
-            <w:r>
-              <w:rPr>
-                <w:rFonts w:cs="Arial"/>
-                <w:color w:val="000000" w:themeColor="text1"/>
-                <w:sz w:val="20"/>
-                <w:szCs w:val="20"/>
-                <w:lang w:val="es-ES_tradnl" w:eastAsia="es-ES_tradnl"/>
-              </w:rPr>
-              <w:t xml:space="preserve">{{ </w:t>
+              <w:t xml:space="preserve">UF {{ </w:t>
             </w:r>
             <w:proofErr w:type="spellStart"/>
             <w:r>
@@ -14485,18 +13984,7 @@
                 <w:szCs w:val="20"/>
                 <w:lang w:val="es-ES_tradnl" w:eastAsia="es-ES_tradnl"/>
               </w:rPr>
-              <w:t>detalle</w:t>
-            </w:r>
-            <w:proofErr w:type="gramEnd"/>
-            <w:r>
-              <w:rPr>
-                <w:rFonts w:cs="Arial"/>
-                <w:color w:val="000000" w:themeColor="text1"/>
-                <w:sz w:val="20"/>
-                <w:szCs w:val="20"/>
-                <w:lang w:val="es-ES_tradnl" w:eastAsia="es-ES_tradnl"/>
-              </w:rPr>
-              <w:t>.valor_cuota_uf</w:t>
+              <w:t>detalle.valor_cuota_uf</w:t>
             </w:r>
             <w:proofErr w:type="spellEnd"/>
             <w:r>
@@ -14537,18 +14025,7 @@
                 <w:szCs w:val="20"/>
                 <w:lang w:val="es-ES_tradnl" w:eastAsia="es-ES_tradnl"/>
               </w:rPr>
-              <w:t xml:space="preserve">$ </w:t>
-            </w:r>
-            <w:proofErr w:type="gramStart"/>
-            <w:r>
-              <w:rPr>
-                <w:rFonts w:cs="Arial"/>
-                <w:color w:val="000000" w:themeColor="text1"/>
-                <w:sz w:val="20"/>
-                <w:szCs w:val="20"/>
-                <w:lang w:val="es-ES_tradnl" w:eastAsia="es-ES_tradnl"/>
-              </w:rPr>
-              <w:t xml:space="preserve">{{ </w:t>
+              <w:t xml:space="preserve">$ {{ </w:t>
             </w:r>
             <w:proofErr w:type="spellStart"/>
             <w:r>
@@ -14559,18 +14036,7 @@
                 <w:szCs w:val="20"/>
                 <w:lang w:val="es-ES_tradnl" w:eastAsia="es-ES_tradnl"/>
               </w:rPr>
-              <w:t>detalle</w:t>
-            </w:r>
-            <w:proofErr w:type="gramEnd"/>
-            <w:r>
-              <w:rPr>
-                <w:rFonts w:cs="Arial"/>
-                <w:color w:val="000000" w:themeColor="text1"/>
-                <w:sz w:val="20"/>
-                <w:szCs w:val="20"/>
-                <w:lang w:val="es-ES_tradnl" w:eastAsia="es-ES_tradnl"/>
-              </w:rPr>
-              <w:t>.valor_cuota_pesos</w:t>
+              <w:t>detalle.valor_cuota_pesos</w:t>
             </w:r>
             <w:proofErr w:type="spellEnd"/>
             <w:r>
@@ -14636,27 +14102,15 @@
               <w:t xml:space="preserve"> </w:t>
             </w:r>
             <w:proofErr w:type="spellStart"/>
-            <w:proofErr w:type="gramStart"/>
-            <w:r>
-              <w:rPr>
-                <w:rFonts w:cs="Arial"/>
-                <w:color w:val="000000" w:themeColor="text1"/>
-                <w:sz w:val="20"/>
-                <w:szCs w:val="20"/>
-                <w:lang w:val="es-ES_tradnl" w:eastAsia="es-ES_tradnl"/>
-              </w:rPr>
-              <w:t>detalle.prorrateo</w:t>
-            </w:r>
-            <w:proofErr w:type="gramEnd"/>
-            <w:r>
-              <w:rPr>
-                <w:rFonts w:cs="Arial"/>
-                <w:color w:val="000000" w:themeColor="text1"/>
-                <w:sz w:val="20"/>
-                <w:szCs w:val="20"/>
-                <w:lang w:val="es-ES_tradnl" w:eastAsia="es-ES_tradnl"/>
-              </w:rPr>
-              <w:t>_uf</w:t>
+            <w:r>
+              <w:rPr>
+                <w:rFonts w:cs="Arial"/>
+                <w:color w:val="000000" w:themeColor="text1"/>
+                <w:sz w:val="20"/>
+                <w:szCs w:val="20"/>
+                <w:lang w:val="es-ES_tradnl" w:eastAsia="es-ES_tradnl"/>
+              </w:rPr>
+              <w:t>detalle.prorrateo_uf</w:t>
             </w:r>
             <w:proofErr w:type="spellEnd"/>
             <w:r>
@@ -14862,27 +14316,15 @@
               <w:t xml:space="preserve"> </w:t>
             </w:r>
             <w:proofErr w:type="spellStart"/>
-            <w:proofErr w:type="gramStart"/>
-            <w:r>
-              <w:rPr>
-                <w:rFonts w:cs="Arial"/>
-                <w:color w:val="000000" w:themeColor="text1"/>
-                <w:sz w:val="20"/>
-                <w:szCs w:val="20"/>
-                <w:lang w:val="es-ES_tradnl" w:eastAsia="es-ES_tradnl"/>
-              </w:rPr>
-              <w:t>detalle.prorrateo</w:t>
-            </w:r>
-            <w:proofErr w:type="gramEnd"/>
-            <w:r>
-              <w:rPr>
-                <w:rFonts w:cs="Arial"/>
-                <w:color w:val="000000" w:themeColor="text1"/>
-                <w:sz w:val="20"/>
-                <w:szCs w:val="20"/>
-                <w:lang w:val="es-ES_tradnl" w:eastAsia="es-ES_tradnl"/>
-              </w:rPr>
-              <w:t>_pesos</w:t>
+            <w:r>
+              <w:rPr>
+                <w:rFonts w:cs="Arial"/>
+                <w:color w:val="000000" w:themeColor="text1"/>
+                <w:sz w:val="20"/>
+                <w:szCs w:val="20"/>
+                <w:lang w:val="es-ES_tradnl" w:eastAsia="es-ES_tradnl"/>
+              </w:rPr>
+              <w:t>detalle.prorrateo_pesos</w:t>
             </w:r>
             <w:proofErr w:type="spellEnd"/>
             <w:r>
@@ -15249,7 +14691,6 @@
           <w:lang w:val="es-ES_tradnl" w:eastAsia="es-ES_tradnl"/>
         </w:rPr>
       </w:pPr>
-      <w:proofErr w:type="gramStart"/>
       <w:r>
         <w:rPr>
           <w:rFonts w:cs="Arial"/>
@@ -15267,17 +14708,7 @@
           <w:szCs w:val="24"/>
           <w:lang w:val="es-ES_tradnl" w:eastAsia="es-ES_tradnl"/>
         </w:rPr>
-        <w:t>page</w:t>
-      </w:r>
-      <w:proofErr w:type="gramEnd"/>
-      <w:r>
-        <w:rPr>
-          <w:rFonts w:cs="Arial"/>
-          <w:color w:val="000000" w:themeColor="text1"/>
-          <w:szCs w:val="24"/>
-          <w:lang w:val="es-ES_tradnl" w:eastAsia="es-ES_tradnl"/>
-        </w:rPr>
-        <w:t>_break</w:t>
+        <w:t>page_break</w:t>
       </w:r>
       <w:proofErr w:type="spellEnd"/>
       <w:r>
@@ -15307,7 +14738,6 @@
           <w:szCs w:val="24"/>
           <w:lang w:val="es-ES_tradnl" w:eastAsia="es-ES_tradnl"/>
         </w:rPr>
-        <w:lastRenderedPageBreak/>
         <w:t>{%</w:t>
       </w:r>
       <w:r>
@@ -15495,7 +14925,6 @@
         </w:rPr>
         <w:t xml:space="preserve">UF </w:t>
       </w:r>
-      <w:proofErr w:type="gramStart"/>
       <w:r>
         <w:rPr>
           <w:rFonts w:cs="Arial"/>
@@ -15514,18 +14943,7 @@
           <w:u w:val="single"/>
           <w:lang w:val="en-GB"/>
         </w:rPr>
-        <w:t>monto</w:t>
-      </w:r>
-      <w:proofErr w:type="gramEnd"/>
-      <w:r>
-        <w:rPr>
-          <w:rFonts w:cs="Arial"/>
-          <w:b/>
-          <w:szCs w:val="24"/>
-          <w:u w:val="single"/>
-          <w:lang w:val="en-GB"/>
-        </w:rPr>
-        <w:t>_asegurado_sugerido</w:t>
+        <w:t>monto_asegurado_sugerido</w:t>
       </w:r>
       <w:proofErr w:type="spellEnd"/>
     </w:p>
@@ -15585,7 +15003,6 @@
         </w:rPr>
         <w:t xml:space="preserve"> </w:t>
       </w:r>
-      <w:proofErr w:type="gramStart"/>
       <w:r>
         <w:rPr>
           <w:rFonts w:cs="Arial"/>
@@ -15607,19 +15024,7 @@
           <w:u w:val="single"/>
           <w:lang w:val="es-ES_tradnl" w:eastAsia="es-ES_tradnl"/>
         </w:rPr>
-        <w:t>year</w:t>
-      </w:r>
-      <w:proofErr w:type="gramEnd"/>
-      <w:r>
-        <w:rPr>
-          <w:rFonts w:cs="Arial"/>
-          <w:bCs/>
-          <w:color w:val="000000" w:themeColor="text1"/>
-          <w:szCs w:val="24"/>
-          <w:u w:val="single"/>
-          <w:lang w:val="es-ES_tradnl" w:eastAsia="es-ES_tradnl"/>
-        </w:rPr>
-        <w:t>_actual</w:t>
+        <w:t>year_actual</w:t>
       </w:r>
       <w:proofErr w:type="spellEnd"/>
       <w:r>
@@ -15770,7 +15175,6 @@
                 <w:lang w:val="es-ES_tradnl" w:eastAsia="es-ES_tradnl"/>
               </w:rPr>
             </w:pPr>
-            <w:proofErr w:type="gramStart"/>
             <w:r>
               <w:rPr>
                 <w:rFonts w:cs="Arial"/>
@@ -15788,17 +15192,7 @@
                 <w:szCs w:val="24"/>
                 <w:lang w:val="es-ES_tradnl" w:eastAsia="es-ES_tradnl"/>
               </w:rPr>
-              <w:t>detalle</w:t>
-            </w:r>
-            <w:proofErr w:type="gramEnd"/>
-            <w:r>
-              <w:rPr>
-                <w:rFonts w:cs="Arial"/>
-                <w:color w:val="000000" w:themeColor="text1"/>
-                <w:szCs w:val="24"/>
-                <w:lang w:val="es-ES_tradnl" w:eastAsia="es-ES_tradnl"/>
-              </w:rPr>
-              <w:t>.logo</w:t>
+              <w:t>detalle.logo</w:t>
             </w:r>
             <w:proofErr w:type="spellEnd"/>
             <w:r>
@@ -15826,7 +15220,6 @@
                 <w:lang w:val="es-ES_tradnl" w:eastAsia="es-ES_tradnl"/>
               </w:rPr>
             </w:pPr>
-            <w:proofErr w:type="gramStart"/>
             <w:r>
               <w:rPr>
                 <w:rFonts w:eastAsia="Times New Roman" w:cs="Arial"/>
@@ -15850,9 +15243,9 @@
                 <w:u w:val="single"/>
                 <w:lang w:val="es-ES_tradnl" w:eastAsia="es-ES_tradnl"/>
               </w:rPr>
-              <w:t>detalle</w:t>
-            </w:r>
-            <w:proofErr w:type="gramEnd"/>
+              <w:t>detalle.nombre_company</w:t>
+            </w:r>
+            <w:proofErr w:type="spellEnd"/>
             <w:r>
               <w:rPr>
                 <w:rFonts w:eastAsia="Times New Roman" w:cs="Arial"/>
@@ -15863,9 +15256,151 @@
                 <w:u w:val="single"/>
                 <w:lang w:val="es-ES_tradnl" w:eastAsia="es-ES_tradnl"/>
               </w:rPr>
-              <w:t>.nombre_company</w:t>
+              <w:t xml:space="preserve"> }}</w:t>
+            </w:r>
+            <w:r>
+              <w:rPr>
+                <w:rFonts w:eastAsia="Times New Roman" w:cs="Arial"/>
+                <w:bCs/>
+                <w:color w:val="000000"/>
+                <w:szCs w:val="24"/>
+                <w:u w:val="single"/>
+                <w:lang w:val="es-ES_tradnl" w:eastAsia="es-ES_tradnl"/>
+              </w:rPr>
+              <w:t>:</w:t>
+            </w:r>
+            <w:r>
+              <w:rPr>
+                <w:rFonts w:eastAsia="Times New Roman" w:cs="Arial"/>
+                <w:bCs/>
+                <w:color w:val="000000"/>
+                <w:szCs w:val="24"/>
+                <w:lang w:val="es-ES_tradnl" w:eastAsia="es-ES_tradnl"/>
+              </w:rPr>
+              <w:t xml:space="preserve"> Monto </w:t>
+            </w:r>
+            <w:r>
+              <w:rPr>
+                <w:rFonts w:cs="Arial"/>
+                <w:szCs w:val="24"/>
+              </w:rPr>
+              <w:t xml:space="preserve">UF </w:t>
+            </w:r>
+            <w:r>
+              <w:rPr>
+                <w:rFonts w:cs="Arial"/>
+                <w:szCs w:val="24"/>
+              </w:rPr>
+              <w:t xml:space="preserve">{{ </w:t>
+            </w:r>
+            <w:proofErr w:type="spellStart"/>
+            <w:r>
+              <w:rPr>
+                <w:rFonts w:cs="Arial"/>
+                <w:szCs w:val="24"/>
+              </w:rPr>
+              <w:t>detalle.monto_asegurado</w:t>
             </w:r>
             <w:proofErr w:type="spellEnd"/>
+            <w:r>
+              <w:rPr>
+                <w:rFonts w:cs="Arial"/>
+                <w:szCs w:val="24"/>
+              </w:rPr>
+              <w:t xml:space="preserve"> }}</w:t>
+            </w:r>
+            <w:r>
+              <w:rPr>
+                <w:rFonts w:eastAsia="Times New Roman" w:cs="Arial"/>
+                <w:bCs/>
+                <w:color w:val="000000"/>
+                <w:szCs w:val="24"/>
+                <w:lang w:val="es-ES_tradnl" w:eastAsia="es-ES_tradnl"/>
+              </w:rPr>
+              <w:t xml:space="preserve"> con una prima anual de </w:t>
+            </w:r>
+            <w:r>
+              <w:rPr>
+                <w:rFonts w:cs="Arial"/>
+                <w:b/>
+                <w:szCs w:val="24"/>
+              </w:rPr>
+              <w:t xml:space="preserve">UF </w:t>
+            </w:r>
+            <w:r>
+              <w:rPr>
+                <w:rFonts w:cs="Arial"/>
+                <w:b/>
+                <w:szCs w:val="24"/>
+              </w:rPr>
+              <w:t xml:space="preserve">{{ </w:t>
+            </w:r>
+            <w:proofErr w:type="spellStart"/>
+            <w:r>
+              <w:rPr>
+                <w:rFonts w:cs="Arial"/>
+                <w:b/>
+                <w:szCs w:val="24"/>
+              </w:rPr>
+              <w:t>detalle.prima_anual</w:t>
+            </w:r>
+            <w:proofErr w:type="spellEnd"/>
+            <w:r>
+              <w:rPr>
+                <w:rFonts w:cs="Arial"/>
+                <w:b/>
+                <w:szCs w:val="24"/>
+              </w:rPr>
+              <w:t xml:space="preserve"> }}</w:t>
+            </w:r>
+            <w:r>
+              <w:rPr>
+                <w:rFonts w:eastAsia="Times New Roman" w:cs="Arial"/>
+                <w:b/>
+                <w:color w:val="000000"/>
+                <w:szCs w:val="24"/>
+                <w:lang w:val="es-ES_tradnl" w:eastAsia="es-ES_tradnl"/>
+              </w:rPr>
+              <w:t xml:space="preserve"> </w:t>
+            </w:r>
+            <w:r>
+              <w:rPr>
+                <w:rFonts w:eastAsia="Times New Roman" w:cs="Arial"/>
+                <w:color w:val="000000"/>
+                <w:szCs w:val="24"/>
+                <w:lang w:val="es-ES_tradnl" w:eastAsia="es-ES_tradnl"/>
+              </w:rPr>
+              <w:t xml:space="preserve">que se puede pactar en </w:t>
+            </w:r>
+            <w:r>
+              <w:rPr>
+                <w:rFonts w:cs="Arial"/>
+                <w:b/>
+                <w:bCs/>
+                <w:szCs w:val="24"/>
+              </w:rPr>
+              <w:t xml:space="preserve">{{ </w:t>
+            </w:r>
+            <w:proofErr w:type="spellStart"/>
+            <w:r>
+              <w:rPr>
+                <w:rFonts w:cs="Arial"/>
+                <w:b/>
+                <w:bCs/>
+                <w:szCs w:val="24"/>
+              </w:rPr>
+              <w:t>cantidad_cuotas</w:t>
+            </w:r>
+            <w:proofErr w:type="spellEnd"/>
+            <w:r>
+              <w:rPr>
+                <w:rFonts w:cs="Arial"/>
+                <w:b/>
+                <w:bCs/>
+                <w:szCs w:val="24"/>
+              </w:rPr>
+              <w:t xml:space="preserve"> }}</w:t>
+            </w:r>
             <w:r>
               <w:rPr>
                 <w:rFonts w:eastAsia="Times New Roman" w:cs="Arial"/>
@@ -15873,153 +15408,9 @@
                 <w:bCs/>
                 <w:color w:val="000000"/>
                 <w:szCs w:val="24"/>
-                <w:u w:val="single"/>
-                <w:lang w:val="es-ES_tradnl" w:eastAsia="es-ES_tradnl"/>
-              </w:rPr>
-              <w:t xml:space="preserve"> }}</w:t>
-            </w:r>
-            <w:r>
-              <w:rPr>
-                <w:rFonts w:eastAsia="Times New Roman" w:cs="Arial"/>
-                <w:bCs/>
-                <w:color w:val="000000"/>
-                <w:szCs w:val="24"/>
-                <w:u w:val="single"/>
-                <w:lang w:val="es-ES_tradnl" w:eastAsia="es-ES_tradnl"/>
-              </w:rPr>
-              <w:t>:</w:t>
-            </w:r>
-            <w:r>
-              <w:rPr>
-                <w:rFonts w:eastAsia="Times New Roman" w:cs="Arial"/>
-                <w:bCs/>
-                <w:color w:val="000000"/>
-                <w:szCs w:val="24"/>
-                <w:lang w:val="es-ES_tradnl" w:eastAsia="es-ES_tradnl"/>
-              </w:rPr>
-              <w:t xml:space="preserve"> Monto </w:t>
-            </w:r>
-            <w:r>
-              <w:rPr>
-                <w:rFonts w:cs="Arial"/>
-                <w:szCs w:val="24"/>
-              </w:rPr>
-              <w:t xml:space="preserve">UF </w:t>
-            </w:r>
-            <w:r>
-              <w:rPr>
-                <w:rFonts w:cs="Arial"/>
-                <w:szCs w:val="24"/>
-              </w:rPr>
-              <w:t xml:space="preserve">{{ </w:t>
-            </w:r>
-            <w:proofErr w:type="spellStart"/>
-            <w:r>
-              <w:rPr>
-                <w:rFonts w:cs="Arial"/>
-                <w:szCs w:val="24"/>
-              </w:rPr>
-              <w:t>detalle.monto_asegurado</w:t>
-            </w:r>
-            <w:proofErr w:type="spellEnd"/>
-            <w:r>
-              <w:rPr>
-                <w:rFonts w:cs="Arial"/>
-                <w:szCs w:val="24"/>
-              </w:rPr>
-              <w:t xml:space="preserve"> }}</w:t>
-            </w:r>
-            <w:r>
-              <w:rPr>
-                <w:rFonts w:eastAsia="Times New Roman" w:cs="Arial"/>
-                <w:bCs/>
-                <w:color w:val="000000"/>
-                <w:szCs w:val="24"/>
-                <w:lang w:val="es-ES_tradnl" w:eastAsia="es-ES_tradnl"/>
-              </w:rPr>
-              <w:t xml:space="preserve"> con una prima anual de </w:t>
-            </w:r>
-            <w:r>
-              <w:rPr>
-                <w:rFonts w:cs="Arial"/>
-                <w:b/>
-                <w:szCs w:val="24"/>
-              </w:rPr>
-              <w:t xml:space="preserve">UF </w:t>
-            </w:r>
-            <w:r>
-              <w:rPr>
-                <w:rFonts w:cs="Arial"/>
-                <w:b/>
-                <w:szCs w:val="24"/>
-              </w:rPr>
-              <w:t xml:space="preserve">{{ </w:t>
-            </w:r>
-            <w:proofErr w:type="spellStart"/>
-            <w:r>
-              <w:rPr>
-                <w:rFonts w:cs="Arial"/>
-                <w:b/>
-                <w:szCs w:val="24"/>
-              </w:rPr>
-              <w:t>detalle.prima_anual</w:t>
-            </w:r>
-            <w:proofErr w:type="spellEnd"/>
-            <w:r>
-              <w:rPr>
-                <w:rFonts w:cs="Arial"/>
-                <w:b/>
-                <w:szCs w:val="24"/>
-              </w:rPr>
-              <w:t xml:space="preserve"> }}</w:t>
-            </w:r>
-            <w:r>
-              <w:rPr>
-                <w:rFonts w:eastAsia="Times New Roman" w:cs="Arial"/>
-                <w:b/>
-                <w:color w:val="000000"/>
-                <w:szCs w:val="24"/>
-                <w:lang w:val="es-ES_tradnl" w:eastAsia="es-ES_tradnl"/>
-              </w:rPr>
-              <w:t xml:space="preserve"> </w:t>
-            </w:r>
-            <w:r>
-              <w:rPr>
-                <w:rFonts w:eastAsia="Times New Roman" w:cs="Arial"/>
-                <w:color w:val="000000"/>
-                <w:szCs w:val="24"/>
-                <w:lang w:val="es-ES_tradnl" w:eastAsia="es-ES_tradnl"/>
-              </w:rPr>
-              <w:t xml:space="preserve">que se puede pactar en </w:t>
-            </w:r>
-            <w:r>
-              <w:rPr>
-                <w:rFonts w:cs="Arial"/>
-                <w:b/>
-                <w:bCs/>
-                <w:szCs w:val="24"/>
-              </w:rPr>
-              <w:t xml:space="preserve">{{ </w:t>
-            </w:r>
-            <w:proofErr w:type="spellStart"/>
-            <w:r>
-              <w:rPr>
-                <w:rFonts w:cs="Arial"/>
-                <w:b/>
-                <w:bCs/>
-                <w:szCs w:val="24"/>
-              </w:rPr>
-              <w:t>cantidad_cuotas</w:t>
-            </w:r>
-            <w:proofErr w:type="spellEnd"/>
-            <w:r>
-              <w:rPr>
-                <w:rFonts w:cs="Arial"/>
-                <w:b/>
-                <w:bCs/>
-                <w:szCs w:val="24"/>
-              </w:rPr>
-              <w:t xml:space="preserve"> }}</w:t>
+                <w:lang w:val="es-ES_tradnl" w:eastAsia="es-ES_tradnl"/>
+              </w:rPr>
+              <w:t xml:space="preserve"> cuotas </w:t>
             </w:r>
             <w:r>
               <w:rPr>
@@ -16030,7 +15421,52 @@
                 <w:szCs w:val="24"/>
                 <w:lang w:val="es-ES_tradnl" w:eastAsia="es-ES_tradnl"/>
               </w:rPr>
-              <w:t xml:space="preserve"> cuotas </w:t>
+              <w:t xml:space="preserve">de </w:t>
+            </w:r>
+            <w:r>
+              <w:rPr>
+                <w:rFonts w:cs="Arial"/>
+                <w:b/>
+                <w:bCs/>
+                <w:szCs w:val="24"/>
+              </w:rPr>
+              <w:t xml:space="preserve">UF </w:t>
+            </w:r>
+            <w:r>
+              <w:rPr>
+                <w:rFonts w:cs="Arial"/>
+                <w:b/>
+                <w:bCs/>
+                <w:szCs w:val="24"/>
+              </w:rPr>
+              <w:t xml:space="preserve">{{ </w:t>
+            </w:r>
+            <w:proofErr w:type="spellStart"/>
+            <w:r>
+              <w:rPr>
+                <w:rFonts w:cs="Arial"/>
+                <w:b/>
+                <w:bCs/>
+                <w:szCs w:val="24"/>
+              </w:rPr>
+              <w:t>detalle.valor_cuota_uf</w:t>
+            </w:r>
+            <w:proofErr w:type="spellEnd"/>
+            <w:r>
+              <w:rPr>
+                <w:rFonts w:cs="Arial"/>
+                <w:b/>
+                <w:bCs/>
+                <w:szCs w:val="24"/>
+              </w:rPr>
+              <w:t xml:space="preserve"> }}</w:t>
+            </w:r>
+            <w:r>
+              <w:rPr>
+                <w:rFonts w:cs="Arial"/>
+                <w:szCs w:val="24"/>
+              </w:rPr>
+              <w:t>,</w:t>
             </w:r>
             <w:r>
               <w:rPr>
@@ -16041,62 +15477,6 @@
                 <w:szCs w:val="24"/>
                 <w:lang w:val="es-ES_tradnl" w:eastAsia="es-ES_tradnl"/>
               </w:rPr>
-              <w:t xml:space="preserve">de </w:t>
-            </w:r>
-            <w:r>
-              <w:rPr>
-                <w:rFonts w:cs="Arial"/>
-                <w:b/>
-                <w:bCs/>
-                <w:szCs w:val="24"/>
-              </w:rPr>
-              <w:t xml:space="preserve">UF </w:t>
-            </w:r>
-            <w:r>
-              <w:rPr>
-                <w:rFonts w:cs="Arial"/>
-                <w:b/>
-                <w:bCs/>
-                <w:szCs w:val="24"/>
-              </w:rPr>
-              <w:t xml:space="preserve">{{ </w:t>
-            </w:r>
-            <w:proofErr w:type="spellStart"/>
-            <w:r>
-              <w:rPr>
-                <w:rFonts w:cs="Arial"/>
-                <w:b/>
-                <w:bCs/>
-                <w:szCs w:val="24"/>
-              </w:rPr>
-              <w:t>detalle.valor_cuota_uf</w:t>
-            </w:r>
-            <w:proofErr w:type="spellEnd"/>
-            <w:r>
-              <w:rPr>
-                <w:rFonts w:cs="Arial"/>
-                <w:b/>
-                <w:bCs/>
-                <w:szCs w:val="24"/>
-              </w:rPr>
-              <w:t xml:space="preserve"> }}</w:t>
-            </w:r>
-            <w:r>
-              <w:rPr>
-                <w:rFonts w:cs="Arial"/>
-                <w:szCs w:val="24"/>
-              </w:rPr>
-              <w:t>,</w:t>
-            </w:r>
-            <w:r>
-              <w:rPr>
-                <w:rFonts w:eastAsia="Times New Roman" w:cs="Arial"/>
-                <w:b/>
-                <w:bCs/>
-                <w:color w:val="000000"/>
-                <w:szCs w:val="24"/>
-                <w:lang w:val="es-ES_tradnl" w:eastAsia="es-ES_tradnl"/>
-              </w:rPr>
               <w:t xml:space="preserve"> </w:t>
             </w:r>
             <w:r>
@@ -16157,7 +15537,6 @@
               </w:rPr>
               <w:t xml:space="preserve">Lo cual promediado entre sus </w:t>
             </w:r>
-            <w:proofErr w:type="gramStart"/>
             <w:r>
               <w:rPr>
                 <w:rFonts w:cs="Arial"/>
@@ -16171,15 +15550,7 @@
                 <w:rFonts w:cs="Arial"/>
                 <w:szCs w:val="24"/>
               </w:rPr>
-              <w:t>cantidad</w:t>
-            </w:r>
-            <w:proofErr w:type="gramEnd"/>
-            <w:r>
-              <w:rPr>
-                <w:rFonts w:cs="Arial"/>
-                <w:szCs w:val="24"/>
-              </w:rPr>
-              <w:t>_unidades</w:t>
+              <w:t>cantidad_unidades</w:t>
             </w:r>
             <w:proofErr w:type="spellEnd"/>
             <w:r>
@@ -16322,7 +15693,6 @@
         </w:rPr>
         <w:t xml:space="preserve">UF </w:t>
       </w:r>
-      <w:proofErr w:type="gramStart"/>
       <w:r>
         <w:rPr>
           <w:rFonts w:cs="Arial"/>
@@ -16341,18 +15711,7 @@
           <w:u w:val="single"/>
           <w:lang w:val="en-GB"/>
         </w:rPr>
-        <w:t>monto</w:t>
-      </w:r>
-      <w:proofErr w:type="gramEnd"/>
-      <w:r>
-        <w:rPr>
-          <w:rFonts w:cs="Arial"/>
-          <w:b/>
-          <w:szCs w:val="24"/>
-          <w:u w:val="single"/>
-          <w:lang w:val="en-GB"/>
-        </w:rPr>
-        <w:t>_asegurado_sugerido</w:t>
+        <w:t>monto_asegurado_sugerido</w:t>
       </w:r>
       <w:proofErr w:type="spellEnd"/>
     </w:p>
@@ -16375,6 +15734,7 @@
           <w:szCs w:val="24"/>
           <w:u w:val="single"/>
         </w:rPr>
+        <w:lastRenderedPageBreak/>
         <w:t xml:space="preserve"> }}</w:t>
       </w:r>
       <w:r>
@@ -16410,7 +15770,6 @@
         </w:rPr>
         <w:t xml:space="preserve"> </w:t>
       </w:r>
-      <w:proofErr w:type="gramStart"/>
       <w:r>
         <w:rPr>
           <w:rFonts w:cs="Arial"/>
@@ -16432,19 +15791,7 @@
           <w:u w:val="single"/>
           <w:lang w:val="es-ES_tradnl" w:eastAsia="es-ES_tradnl"/>
         </w:rPr>
-        <w:t>year</w:t>
-      </w:r>
-      <w:proofErr w:type="gramEnd"/>
-      <w:r>
-        <w:rPr>
-          <w:rFonts w:cs="Arial"/>
-          <w:bCs/>
-          <w:color w:val="000000" w:themeColor="text1"/>
-          <w:szCs w:val="24"/>
-          <w:u w:val="single"/>
-          <w:lang w:val="es-ES_tradnl" w:eastAsia="es-ES_tradnl"/>
-        </w:rPr>
-        <w:t>_actual</w:t>
+        <w:t>year_actual</w:t>
       </w:r>
       <w:proofErr w:type="spellEnd"/>
       <w:r>
@@ -16797,7 +16144,33 @@
                 <w:szCs w:val="20"/>
                 <w:lang w:val="es-ES_tradnl" w:eastAsia="es-ES_tradnl"/>
               </w:rPr>
-              <w:t xml:space="preserve"> for detalle in </w:t>
+              <w:t xml:space="preserve"> </w:t>
+            </w:r>
+            <w:proofErr w:type="spellStart"/>
+            <w:r>
+              <w:rPr>
+                <w:rFonts w:cs="Arial"/>
+                <w:b w:val="0"/>
+                <w:bCs w:val="0"/>
+                <w:color w:val="000000" w:themeColor="text1"/>
+                <w:sz w:val="20"/>
+                <w:szCs w:val="20"/>
+                <w:lang w:val="es-ES_tradnl" w:eastAsia="es-ES_tradnl"/>
+              </w:rPr>
+              <w:t>for</w:t>
+            </w:r>
+            <w:proofErr w:type="spellEnd"/>
+            <w:r>
+              <w:rPr>
+                <w:rFonts w:cs="Arial"/>
+                <w:b w:val="0"/>
+                <w:bCs w:val="0"/>
+                <w:color w:val="000000" w:themeColor="text1"/>
+                <w:sz w:val="20"/>
+                <w:szCs w:val="20"/>
+                <w:lang w:val="es-ES_tradnl" w:eastAsia="es-ES_tradnl"/>
+              </w:rPr>
+              <w:t xml:space="preserve"> detalle in </w:t>
             </w:r>
             <w:proofErr w:type="spellStart"/>
             <w:r>
@@ -16978,7 +16351,6 @@
                 <w:lang w:val="es-ES_tradnl" w:eastAsia="es-ES_tradnl"/>
               </w:rPr>
             </w:pPr>
-            <w:proofErr w:type="gramStart"/>
             <w:r>
               <w:rPr>
                 <w:rFonts w:cs="Arial"/>
@@ -16998,18 +16370,7 @@
                 <w:szCs w:val="20"/>
                 <w:lang w:val="es-ES_tradnl" w:eastAsia="es-ES_tradnl"/>
               </w:rPr>
-              <w:t>detalle</w:t>
-            </w:r>
-            <w:proofErr w:type="gramEnd"/>
-            <w:r>
-              <w:rPr>
-                <w:rFonts w:cs="Arial"/>
-                <w:color w:val="000000" w:themeColor="text1"/>
-                <w:sz w:val="20"/>
-                <w:szCs w:val="20"/>
-                <w:lang w:val="es-ES_tradnl" w:eastAsia="es-ES_tradnl"/>
-              </w:rPr>
-              <w:t>.nombre_company</w:t>
+              <w:t>detalle.nombre_company</w:t>
             </w:r>
             <w:proofErr w:type="spellEnd"/>
             <w:r>
@@ -17050,18 +16411,7 @@
                 <w:szCs w:val="20"/>
                 <w:lang w:val="es-ES_tradnl" w:eastAsia="es-ES_tradnl"/>
               </w:rPr>
-              <w:t xml:space="preserve">UF </w:t>
-            </w:r>
-            <w:proofErr w:type="gramStart"/>
-            <w:r>
-              <w:rPr>
-                <w:rFonts w:cs="Arial"/>
-                <w:color w:val="000000" w:themeColor="text1"/>
-                <w:sz w:val="20"/>
-                <w:szCs w:val="20"/>
-                <w:lang w:val="es-ES_tradnl" w:eastAsia="es-ES_tradnl"/>
-              </w:rPr>
-              <w:t xml:space="preserve">{{ </w:t>
+              <w:t xml:space="preserve">UF {{ </w:t>
             </w:r>
             <w:proofErr w:type="spellStart"/>
             <w:r>
@@ -17072,38 +16422,17 @@
                 <w:szCs w:val="20"/>
                 <w:lang w:val="es-ES_tradnl" w:eastAsia="es-ES_tradnl"/>
               </w:rPr>
-              <w:t>monto</w:t>
-            </w:r>
-            <w:proofErr w:type="gramEnd"/>
-            <w:r>
-              <w:rPr>
-                <w:rFonts w:cs="Arial"/>
-                <w:color w:val="000000" w:themeColor="text1"/>
-                <w:sz w:val="20"/>
-                <w:szCs w:val="20"/>
-                <w:lang w:val="es-ES_tradnl" w:eastAsia="es-ES_tradnl"/>
-              </w:rPr>
-              <w:t>_asegurado</w:t>
-            </w:r>
-            <w:r>
-              <w:rPr>
-                <w:rFonts w:cs="Arial"/>
-                <w:color w:val="000000" w:themeColor="text1"/>
-                <w:sz w:val="20"/>
-                <w:szCs w:val="20"/>
-                <w:lang w:val="es-ES_tradnl" w:eastAsia="es-ES_tradnl"/>
-              </w:rPr>
-              <w:t>_</w:t>
-            </w:r>
-            <w:r>
-              <w:rPr>
-                <w:rFonts w:cs="Arial"/>
-                <w:color w:val="000000" w:themeColor="text1"/>
-                <w:sz w:val="20"/>
-                <w:szCs w:val="20"/>
-                <w:lang w:val="es-ES_tradnl" w:eastAsia="es-ES_tradnl"/>
-              </w:rPr>
-              <w:t>sugerido</w:t>
+              <w:t>monto_asegurado</w:t>
+            </w:r>
+            <w:r>
+              <w:rPr>
+                <w:rFonts w:cs="Arial"/>
+                <w:color w:val="000000" w:themeColor="text1"/>
+                <w:sz w:val="20"/>
+                <w:szCs w:val="20"/>
+                <w:lang w:val="es-ES_tradnl" w:eastAsia="es-ES_tradnl"/>
+              </w:rPr>
+              <w:t>_sugerido</w:t>
             </w:r>
             <w:proofErr w:type="spellEnd"/>
             <w:r>
@@ -17144,18 +16473,7 @@
                 <w:szCs w:val="20"/>
                 <w:lang w:val="es-ES_tradnl" w:eastAsia="es-ES_tradnl"/>
               </w:rPr>
-              <w:t xml:space="preserve">UF </w:t>
-            </w:r>
-            <w:proofErr w:type="gramStart"/>
-            <w:r>
-              <w:rPr>
-                <w:rFonts w:cs="Arial"/>
-                <w:color w:val="000000" w:themeColor="text1"/>
-                <w:sz w:val="20"/>
-                <w:szCs w:val="20"/>
-                <w:lang w:val="es-ES_tradnl" w:eastAsia="es-ES_tradnl"/>
-              </w:rPr>
-              <w:t xml:space="preserve">{{ </w:t>
+              <w:t xml:space="preserve">UF {{ </w:t>
             </w:r>
             <w:proofErr w:type="spellStart"/>
             <w:r>
@@ -17166,18 +16484,7 @@
                 <w:szCs w:val="20"/>
                 <w:lang w:val="es-ES_tradnl" w:eastAsia="es-ES_tradnl"/>
               </w:rPr>
-              <w:t>detalle</w:t>
-            </w:r>
-            <w:proofErr w:type="gramEnd"/>
-            <w:r>
-              <w:rPr>
-                <w:rFonts w:cs="Arial"/>
-                <w:color w:val="000000" w:themeColor="text1"/>
-                <w:sz w:val="20"/>
-                <w:szCs w:val="20"/>
-                <w:lang w:val="es-ES_tradnl" w:eastAsia="es-ES_tradnl"/>
-              </w:rPr>
-              <w:t>.prima_anual</w:t>
+              <w:t>detalle.prima_anual</w:t>
             </w:r>
             <w:proofErr w:type="spellEnd"/>
             <w:r>
@@ -17218,18 +16525,7 @@
                 <w:szCs w:val="20"/>
                 <w:lang w:val="es-ES_tradnl" w:eastAsia="es-ES_tradnl"/>
               </w:rPr>
-              <w:t xml:space="preserve">UF </w:t>
-            </w:r>
-            <w:proofErr w:type="gramStart"/>
-            <w:r>
-              <w:rPr>
-                <w:rFonts w:cs="Arial"/>
-                <w:color w:val="000000" w:themeColor="text1"/>
-                <w:sz w:val="20"/>
-                <w:szCs w:val="20"/>
-                <w:lang w:val="es-ES_tradnl" w:eastAsia="es-ES_tradnl"/>
-              </w:rPr>
-              <w:t xml:space="preserve">{{ </w:t>
+              <w:t xml:space="preserve">UF {{ </w:t>
             </w:r>
             <w:proofErr w:type="spellStart"/>
             <w:r>
@@ -17240,18 +16536,7 @@
                 <w:szCs w:val="20"/>
                 <w:lang w:val="es-ES_tradnl" w:eastAsia="es-ES_tradnl"/>
               </w:rPr>
-              <w:t>detalle</w:t>
-            </w:r>
-            <w:proofErr w:type="gramEnd"/>
-            <w:r>
-              <w:rPr>
-                <w:rFonts w:cs="Arial"/>
-                <w:color w:val="000000" w:themeColor="text1"/>
-                <w:sz w:val="20"/>
-                <w:szCs w:val="20"/>
-                <w:lang w:val="es-ES_tradnl" w:eastAsia="es-ES_tradnl"/>
-              </w:rPr>
-              <w:t>.valor_cuota_uf</w:t>
+              <w:t>detalle.valor_cuota_uf</w:t>
             </w:r>
             <w:proofErr w:type="spellEnd"/>
             <w:r>
@@ -17292,18 +16577,7 @@
                 <w:szCs w:val="20"/>
                 <w:lang w:val="es-ES_tradnl" w:eastAsia="es-ES_tradnl"/>
               </w:rPr>
-              <w:t xml:space="preserve">$ </w:t>
-            </w:r>
-            <w:proofErr w:type="gramStart"/>
-            <w:r>
-              <w:rPr>
-                <w:rFonts w:cs="Arial"/>
-                <w:color w:val="000000" w:themeColor="text1"/>
-                <w:sz w:val="20"/>
-                <w:szCs w:val="20"/>
-                <w:lang w:val="es-ES_tradnl" w:eastAsia="es-ES_tradnl"/>
-              </w:rPr>
-              <w:t xml:space="preserve">{{ </w:t>
+              <w:t xml:space="preserve">$ {{ </w:t>
             </w:r>
             <w:proofErr w:type="spellStart"/>
             <w:r>
@@ -17314,18 +16588,7 @@
                 <w:szCs w:val="20"/>
                 <w:lang w:val="es-ES_tradnl" w:eastAsia="es-ES_tradnl"/>
               </w:rPr>
-              <w:t>detalle</w:t>
-            </w:r>
-            <w:proofErr w:type="gramEnd"/>
-            <w:r>
-              <w:rPr>
-                <w:rFonts w:cs="Arial"/>
-                <w:color w:val="000000" w:themeColor="text1"/>
-                <w:sz w:val="20"/>
-                <w:szCs w:val="20"/>
-                <w:lang w:val="es-ES_tradnl" w:eastAsia="es-ES_tradnl"/>
-              </w:rPr>
-              <w:t>.valor_cuota_pesos</w:t>
+              <w:t>detalle.valor_cuota_pesos</w:t>
             </w:r>
             <w:proofErr w:type="spellEnd"/>
             <w:r>
@@ -17391,27 +16654,15 @@
               <w:t xml:space="preserve"> </w:t>
             </w:r>
             <w:proofErr w:type="spellStart"/>
-            <w:proofErr w:type="gramStart"/>
-            <w:r>
-              <w:rPr>
-                <w:rFonts w:cs="Arial"/>
-                <w:color w:val="000000" w:themeColor="text1"/>
-                <w:sz w:val="20"/>
-                <w:szCs w:val="20"/>
-                <w:lang w:val="es-ES_tradnl" w:eastAsia="es-ES_tradnl"/>
-              </w:rPr>
-              <w:t>detalle.prorrateo</w:t>
-            </w:r>
-            <w:proofErr w:type="gramEnd"/>
-            <w:r>
-              <w:rPr>
-                <w:rFonts w:cs="Arial"/>
-                <w:color w:val="000000" w:themeColor="text1"/>
-                <w:sz w:val="20"/>
-                <w:szCs w:val="20"/>
-                <w:lang w:val="es-ES_tradnl" w:eastAsia="es-ES_tradnl"/>
-              </w:rPr>
-              <w:t>_uf</w:t>
+            <w:r>
+              <w:rPr>
+                <w:rFonts w:cs="Arial"/>
+                <w:color w:val="000000" w:themeColor="text1"/>
+                <w:sz w:val="20"/>
+                <w:szCs w:val="20"/>
+                <w:lang w:val="es-ES_tradnl" w:eastAsia="es-ES_tradnl"/>
+              </w:rPr>
+              <w:t>detalle.prorrateo_uf</w:t>
             </w:r>
             <w:proofErr w:type="spellEnd"/>
             <w:r>
@@ -17617,27 +16868,15 @@
               <w:t xml:space="preserve"> </w:t>
             </w:r>
             <w:proofErr w:type="spellStart"/>
-            <w:proofErr w:type="gramStart"/>
-            <w:r>
-              <w:rPr>
-                <w:rFonts w:cs="Arial"/>
-                <w:color w:val="000000" w:themeColor="text1"/>
-                <w:sz w:val="20"/>
-                <w:szCs w:val="20"/>
-                <w:lang w:val="es-ES_tradnl" w:eastAsia="es-ES_tradnl"/>
-              </w:rPr>
-              <w:t>detalle.prorrateo</w:t>
-            </w:r>
-            <w:proofErr w:type="gramEnd"/>
-            <w:r>
-              <w:rPr>
-                <w:rFonts w:cs="Arial"/>
-                <w:color w:val="000000" w:themeColor="text1"/>
-                <w:sz w:val="20"/>
-                <w:szCs w:val="20"/>
-                <w:lang w:val="es-ES_tradnl" w:eastAsia="es-ES_tradnl"/>
-              </w:rPr>
-              <w:t>_pesos</w:t>
+            <w:r>
+              <w:rPr>
+                <w:rFonts w:cs="Arial"/>
+                <w:color w:val="000000" w:themeColor="text1"/>
+                <w:sz w:val="20"/>
+                <w:szCs w:val="20"/>
+                <w:lang w:val="es-ES_tradnl" w:eastAsia="es-ES_tradnl"/>
+              </w:rPr>
+              <w:t>detalle.prorrateo_pesos</w:t>
             </w:r>
             <w:proofErr w:type="spellEnd"/>
             <w:r>
@@ -17816,7 +17055,6 @@
                 <w:szCs w:val="20"/>
                 <w:lang w:val="es-ES_tradnl" w:eastAsia="es-ES_tradnl"/>
               </w:rPr>
-              <w:lastRenderedPageBreak/>
               <w:t>{%</w:t>
             </w:r>
             <w:proofErr w:type="spellStart"/>
@@ -18005,7 +17243,6 @@
           <w:lang w:val="es-ES_tradnl" w:eastAsia="es-ES_tradnl"/>
         </w:rPr>
       </w:pPr>
-      <w:proofErr w:type="gramStart"/>
       <w:r>
         <w:rPr>
           <w:rFonts w:cs="Arial"/>
@@ -18023,17 +17260,7 @@
           <w:szCs w:val="24"/>
           <w:lang w:val="es-ES_tradnl" w:eastAsia="es-ES_tradnl"/>
         </w:rPr>
-        <w:t>page</w:t>
-      </w:r>
-      <w:proofErr w:type="gramEnd"/>
-      <w:r>
-        <w:rPr>
-          <w:rFonts w:cs="Arial"/>
-          <w:color w:val="000000" w:themeColor="text1"/>
-          <w:szCs w:val="24"/>
-          <w:lang w:val="es-ES_tradnl" w:eastAsia="es-ES_tradnl"/>
-        </w:rPr>
-        <w:t>_break</w:t>
+        <w:t>page_break</w:t>
       </w:r>
       <w:proofErr w:type="spellEnd"/>
       <w:r>
@@ -18149,16 +17376,7 @@
           <w:szCs w:val="24"/>
           <w:lang w:val="es-ES_tradnl" w:eastAsia="es-ES_tradnl"/>
         </w:rPr>
-        <w:t>end</w:t>
-      </w:r>
-      <w:r>
-        <w:rPr>
-          <w:rFonts w:cs="Arial"/>
-          <w:color w:val="000000" w:themeColor="text1"/>
-          <w:szCs w:val="24"/>
-          <w:lang w:val="es-ES_tradnl" w:eastAsia="es-ES_tradnl"/>
-        </w:rPr>
-        <w:t>if</w:t>
+        <w:t>endif</w:t>
       </w:r>
       <w:proofErr w:type="spellEnd"/>
       <w:r>
@@ -18364,7 +17582,17 @@
           <w:szCs w:val="24"/>
           <w:lang w:val="es-ES_tradnl" w:eastAsia="es-ES_tradnl"/>
         </w:rPr>
-        <w:t>pues debido a vivir en un país de características sísmicas, estamos siempre expuestos a eventos perjudiciales.</w:t>
+        <w:t xml:space="preserve">pues debido a </w:t>
+      </w:r>
+      <w:r>
+        <w:rPr>
+          <w:rFonts w:cs="Arial"/>
+          <w:color w:val="000000" w:themeColor="text1"/>
+          <w:szCs w:val="24"/>
+          <w:lang w:val="es-ES_tradnl" w:eastAsia="es-ES_tradnl"/>
+        </w:rPr>
+        <w:lastRenderedPageBreak/>
+        <w:t>vivir en un país de características sísmicas, estamos siempre expuestos a eventos perjudiciales.</w:t>
       </w:r>
     </w:p>
     <w:p>
@@ -19228,7 +18456,7 @@
   <w:style w:type="paragraph" w:default="1" w:styleId="Normal">
     <w:name w:val="Normal"/>
     <w:qFormat/>
-    <w:rsid w:val="00474448"/>
+    <w:rsid w:val="003C0998"/>
     <w:rPr>
       <w:rFonts w:ascii="Arial" w:hAnsi="Arial"/>
       <w:sz w:val="24"/>
@@ -19262,6 +18490,7 @@
   <w:style w:type="character" w:default="1" w:styleId="Fuentedeprrafopredeter">
     <w:name w:val="Default Paragraph Font"/>
     <w:uiPriority w:val="1"/>
+    <w:semiHidden/>
     <w:unhideWhenUsed/>
   </w:style>
   <w:style w:type="table" w:default="1" w:styleId="Tablanormal">

--- a/app/infraestructura/templates/Plantilla Estudio Condominio.docx
+++ b/app/infraestructura/templates/Plantilla Estudio Condominio.docx
@@ -1679,7 +1679,29 @@
           <w:u w:val="single"/>
           <w:lang w:val="es-ES_tradnl" w:eastAsia="es-ES_tradnl"/>
         </w:rPr>
-        <w:t>condominio_vertical</w:t>
+        <w:t>condominio</w:t>
+      </w:r>
+      <w:r>
+        <w:rPr>
+          <w:rFonts w:cs="Arial"/>
+          <w:bCs/>
+          <w:color w:val="000000" w:themeColor="text1"/>
+          <w:szCs w:val="24"/>
+          <w:u w:val="single"/>
+          <w:lang w:val="es-ES_tradnl" w:eastAsia="es-ES_tradnl"/>
+        </w:rPr>
+        <w:t>_</w:t>
+      </w:r>
+      <w:r>
+        <w:rPr>
+          <w:rFonts w:cs="Arial"/>
+          <w:bCs/>
+          <w:color w:val="000000" w:themeColor="text1"/>
+          <w:szCs w:val="24"/>
+          <w:u w:val="single"/>
+          <w:lang w:val="es-ES_tradnl" w:eastAsia="es-ES_tradnl"/>
+        </w:rPr>
+        <w:t>vertical</w:t>
       </w:r>
       <w:proofErr w:type="spellEnd"/>
       <w:r>
@@ -2374,6 +2396,105 @@
     </w:p>
     <w:p>
       <w:pPr>
+        <w:spacing w:before="100" w:beforeAutospacing="1" w:after="100" w:afterAutospacing="1" w:line="240" w:lineRule="auto"/>
+        <w:jc w:val="both"/>
+        <w:rPr>
+          <w:rFonts w:cs="Arial"/>
+          <w:color w:val="000000" w:themeColor="text1"/>
+          <w:szCs w:val="24"/>
+          <w:u w:val="single"/>
+          <w:lang w:val="es-ES_tradnl" w:eastAsia="es-ES_tradnl"/>
+        </w:rPr>
+      </w:pPr>
+      <w:r>
+        <w:rPr>
+          <w:rFonts w:cs="Arial"/>
+          <w:color w:val="000000" w:themeColor="text1"/>
+          <w:szCs w:val="24"/>
+          <w:u w:val="single"/>
+          <w:lang w:val="es-ES_tradnl" w:eastAsia="es-ES_tradnl"/>
+        </w:rPr>
+        <w:t xml:space="preserve">{%p </w:t>
+      </w:r>
+      <w:proofErr w:type="spellStart"/>
+      <w:r>
+        <w:rPr>
+          <w:rFonts w:cs="Arial"/>
+          <w:color w:val="000000" w:themeColor="text1"/>
+          <w:szCs w:val="24"/>
+          <w:u w:val="single"/>
+          <w:lang w:val="es-ES_tradnl" w:eastAsia="es-ES_tradnl"/>
+        </w:rPr>
+        <w:t>if</w:t>
+      </w:r>
+      <w:proofErr w:type="spellEnd"/>
+      <w:r>
+        <w:rPr>
+          <w:rFonts w:cs="Arial"/>
+          <w:color w:val="000000" w:themeColor="text1"/>
+          <w:szCs w:val="24"/>
+          <w:u w:val="single"/>
+          <w:lang w:val="es-ES_tradnl" w:eastAsia="es-ES_tradnl"/>
+        </w:rPr>
+        <w:t xml:space="preserve"> </w:t>
+      </w:r>
+      <w:proofErr w:type="spellStart"/>
+      <w:r>
+        <w:rPr>
+          <w:rFonts w:cs="Arial"/>
+          <w:color w:val="000000" w:themeColor="text1"/>
+          <w:szCs w:val="24"/>
+          <w:u w:val="single"/>
+          <w:lang w:val="es-ES_tradnl" w:eastAsia="es-ES_tradnl"/>
+        </w:rPr>
+        <w:t>tipo_estudio</w:t>
+      </w:r>
+      <w:proofErr w:type="spellEnd"/>
+      <w:r>
+        <w:rPr>
+          <w:rFonts w:cs="Arial"/>
+          <w:color w:val="000000" w:themeColor="text1"/>
+          <w:szCs w:val="24"/>
+          <w:u w:val="single"/>
+          <w:lang w:val="es-ES_tradnl" w:eastAsia="es-ES_tradnl"/>
+        </w:rPr>
+        <w:t xml:space="preserve"> == “</w:t>
+      </w:r>
+      <w:proofErr w:type="spellStart"/>
+      <w:r>
+        <w:rPr>
+          <w:rFonts w:cs="Arial"/>
+          <w:color w:val="000000" w:themeColor="text1"/>
+          <w:szCs w:val="24"/>
+          <w:u w:val="single"/>
+          <w:lang w:val="es-ES_tradnl" w:eastAsia="es-ES_tradnl"/>
+        </w:rPr>
+        <w:t>espacios_comunes</w:t>
+      </w:r>
+      <w:proofErr w:type="spellEnd"/>
+      <w:r>
+        <w:rPr>
+          <w:rFonts w:cs="Arial"/>
+          <w:color w:val="000000" w:themeColor="text1"/>
+          <w:szCs w:val="24"/>
+          <w:u w:val="single"/>
+          <w:lang w:val="es-ES_tradnl" w:eastAsia="es-ES_tradnl"/>
+        </w:rPr>
+        <w:t>”</w:t>
+      </w:r>
+      <w:r>
+        <w:rPr>
+          <w:rFonts w:cs="Arial"/>
+          <w:color w:val="000000" w:themeColor="text1"/>
+          <w:szCs w:val="24"/>
+          <w:u w:val="single"/>
+          <w:lang w:val="es-ES_tradnl" w:eastAsia="es-ES_tradnl"/>
+        </w:rPr>
+        <w:t xml:space="preserve"> %}</w:t>
+      </w:r>
+    </w:p>
+    <w:p>
+      <w:pPr>
         <w:pStyle w:val="Prrafodelista"/>
         <w:spacing w:before="100" w:beforeAutospacing="1" w:after="100" w:afterAutospacing="1" w:line="240" w:lineRule="auto"/>
         <w:jc w:val="center"/>
@@ -2526,6 +2647,7 @@
           <w:bCs/>
           <w:szCs w:val="24"/>
         </w:rPr>
+        <w:lastRenderedPageBreak/>
         <w:t>monto_asegurado_sugerido</w:t>
       </w:r>
       <w:proofErr w:type="spellEnd"/>
@@ -2579,7 +2701,6 @@
           <w:szCs w:val="24"/>
           <w:lang w:val="es-ES_tradnl" w:eastAsia="es-ES_tradnl"/>
         </w:rPr>
-        <w:lastRenderedPageBreak/>
         <w:t>(Valor to</w:t>
       </w:r>
       <w:r>
@@ -2597,7 +2718,7 @@
           <w:rFonts w:cs="Arial"/>
           <w:szCs w:val="24"/>
         </w:rPr>
-        <w:t>65%</w:t>
+        <w:t>%</w:t>
       </w:r>
       <w:r>
         <w:rPr>
@@ -2608,6 +2729,589 @@
           <w:lang w:val="es-ES_tradnl" w:eastAsia="es-ES_tradnl"/>
         </w:rPr>
         <w:t xml:space="preserve"> Espacio Común) = Valor de Reconstrucción del Espacio Común.</w:t>
+      </w:r>
+    </w:p>
+    <w:p>
+      <w:pPr>
+        <w:spacing w:before="100" w:beforeAutospacing="1" w:after="100" w:afterAutospacing="1" w:line="240" w:lineRule="auto"/>
+        <w:jc w:val="both"/>
+        <w:rPr>
+          <w:rFonts w:cs="Arial"/>
+          <w:color w:val="000000" w:themeColor="text1"/>
+          <w:szCs w:val="24"/>
+          <w:lang w:val="es-ES_tradnl" w:eastAsia="es-ES_tradnl"/>
+        </w:rPr>
+      </w:pPr>
+      <w:r>
+        <w:rPr>
+          <w:rFonts w:cs="Arial"/>
+          <w:color w:val="000000" w:themeColor="text1"/>
+          <w:szCs w:val="24"/>
+          <w:lang w:val="es-ES_tradnl" w:eastAsia="es-ES_tradnl"/>
+        </w:rPr>
+        <w:t xml:space="preserve">{%p </w:t>
+      </w:r>
+      <w:proofErr w:type="spellStart"/>
+      <w:r>
+        <w:rPr>
+          <w:rFonts w:cs="Arial"/>
+          <w:color w:val="000000" w:themeColor="text1"/>
+          <w:szCs w:val="24"/>
+          <w:lang w:val="es-ES_tradnl" w:eastAsia="es-ES_tradnl"/>
+        </w:rPr>
+        <w:t>endif</w:t>
+      </w:r>
+      <w:proofErr w:type="spellEnd"/>
+      <w:r>
+        <w:rPr>
+          <w:rFonts w:cs="Arial"/>
+          <w:color w:val="000000" w:themeColor="text1"/>
+          <w:szCs w:val="24"/>
+          <w:lang w:val="es-ES_tradnl" w:eastAsia="es-ES_tradnl"/>
+        </w:rPr>
+        <w:t xml:space="preserve"> %}</w:t>
+      </w:r>
+    </w:p>
+    <w:p>
+      <w:pPr>
+        <w:spacing w:before="100" w:beforeAutospacing="1" w:after="100" w:afterAutospacing="1" w:line="240" w:lineRule="auto"/>
+        <w:jc w:val="both"/>
+        <w:rPr>
+          <w:rFonts w:cs="Arial"/>
+          <w:color w:val="000000" w:themeColor="text1"/>
+          <w:szCs w:val="24"/>
+          <w:u w:val="single"/>
+          <w:lang w:val="es-ES_tradnl" w:eastAsia="es-ES_tradnl"/>
+        </w:rPr>
+      </w:pPr>
+      <w:r>
+        <w:rPr>
+          <w:rFonts w:cs="Arial"/>
+          <w:color w:val="000000" w:themeColor="text1"/>
+          <w:szCs w:val="24"/>
+          <w:u w:val="single"/>
+          <w:lang w:val="es-ES_tradnl" w:eastAsia="es-ES_tradnl"/>
+        </w:rPr>
+        <w:t xml:space="preserve">{%p </w:t>
+      </w:r>
+      <w:proofErr w:type="spellStart"/>
+      <w:r>
+        <w:rPr>
+          <w:rFonts w:cs="Arial"/>
+          <w:color w:val="000000" w:themeColor="text1"/>
+          <w:szCs w:val="24"/>
+          <w:u w:val="single"/>
+          <w:lang w:val="es-ES_tradnl" w:eastAsia="es-ES_tradnl"/>
+        </w:rPr>
+        <w:t>if</w:t>
+      </w:r>
+      <w:proofErr w:type="spellEnd"/>
+      <w:r>
+        <w:rPr>
+          <w:rFonts w:cs="Arial"/>
+          <w:color w:val="000000" w:themeColor="text1"/>
+          <w:szCs w:val="24"/>
+          <w:u w:val="single"/>
+          <w:lang w:val="es-ES_tradnl" w:eastAsia="es-ES_tradnl"/>
+        </w:rPr>
+        <w:t xml:space="preserve"> </w:t>
+      </w:r>
+      <w:proofErr w:type="spellStart"/>
+      <w:r>
+        <w:rPr>
+          <w:rFonts w:cs="Arial"/>
+          <w:color w:val="000000" w:themeColor="text1"/>
+          <w:szCs w:val="24"/>
+          <w:u w:val="single"/>
+          <w:lang w:val="es-ES_tradnl" w:eastAsia="es-ES_tradnl"/>
+        </w:rPr>
+        <w:t>tipo_estudio</w:t>
+      </w:r>
+      <w:proofErr w:type="spellEnd"/>
+      <w:r>
+        <w:rPr>
+          <w:rFonts w:cs="Arial"/>
+          <w:color w:val="000000" w:themeColor="text1"/>
+          <w:szCs w:val="24"/>
+          <w:u w:val="single"/>
+          <w:lang w:val="es-ES_tradnl" w:eastAsia="es-ES_tradnl"/>
+        </w:rPr>
+        <w:t xml:space="preserve"> == “unidades”</w:t>
+      </w:r>
+      <w:r>
+        <w:rPr>
+          <w:rFonts w:cs="Arial"/>
+          <w:color w:val="000000" w:themeColor="text1"/>
+          <w:szCs w:val="24"/>
+          <w:u w:val="single"/>
+          <w:lang w:val="es-ES_tradnl" w:eastAsia="es-ES_tradnl"/>
+        </w:rPr>
+        <w:t xml:space="preserve"> </w:t>
+      </w:r>
+      <w:r>
+        <w:rPr>
+          <w:rFonts w:cs="Arial"/>
+          <w:color w:val="000000" w:themeColor="text1"/>
+          <w:szCs w:val="24"/>
+          <w:u w:val="single"/>
+          <w:lang w:val="es-ES_tradnl" w:eastAsia="es-ES_tradnl"/>
+        </w:rPr>
+        <w:t>%}</w:t>
+      </w:r>
+    </w:p>
+    <w:p>
+      <w:pPr>
+        <w:pStyle w:val="Prrafodelista"/>
+        <w:spacing w:before="100" w:beforeAutospacing="1" w:after="100" w:afterAutospacing="1" w:line="240" w:lineRule="auto"/>
+        <w:jc w:val="center"/>
+        <w:rPr>
+          <w:rFonts w:cs="Arial"/>
+          <w:b/>
+          <w:bCs/>
+          <w:color w:val="000000" w:themeColor="text1"/>
+          <w:szCs w:val="24"/>
+          <w:lang w:val="es-ES_tradnl" w:eastAsia="es-ES_tradnl"/>
+        </w:rPr>
+      </w:pPr>
+      <w:r>
+        <w:rPr>
+          <w:rFonts w:cs="Arial"/>
+          <w:b/>
+          <w:bCs/>
+          <w:color w:val="000000" w:themeColor="text1"/>
+          <w:szCs w:val="24"/>
+          <w:lang w:val="es-ES_tradnl" w:eastAsia="es-ES_tradnl"/>
+        </w:rPr>
+        <w:t>(</w:t>
+      </w:r>
+      <w:r>
+        <w:rPr>
+          <w:rFonts w:cs="Arial"/>
+          <w:b/>
+          <w:bCs/>
+          <w:szCs w:val="24"/>
+        </w:rPr>
+        <w:t xml:space="preserve">UF </w:t>
+      </w:r>
+      <w:r>
+        <w:rPr>
+          <w:rFonts w:cs="Arial"/>
+          <w:b/>
+          <w:szCs w:val="24"/>
+        </w:rPr>
+        <w:t xml:space="preserve">{{ </w:t>
+      </w:r>
+      <w:proofErr w:type="spellStart"/>
+      <w:r>
+        <w:rPr>
+          <w:rFonts w:cs="Arial"/>
+          <w:b/>
+          <w:szCs w:val="24"/>
+        </w:rPr>
+        <w:t>valor_reconstruccion_depreciacion</w:t>
+      </w:r>
+      <w:proofErr w:type="spellEnd"/>
+      <w:r>
+        <w:rPr>
+          <w:rFonts w:cs="Arial"/>
+          <w:b/>
+          <w:szCs w:val="24"/>
+        </w:rPr>
+        <w:t xml:space="preserve"> }}</w:t>
+      </w:r>
+      <w:r>
+        <w:rPr>
+          <w:rFonts w:cs="Arial"/>
+          <w:b/>
+          <w:bCs/>
+          <w:color w:val="000000" w:themeColor="text1"/>
+          <w:szCs w:val="24"/>
+          <w:lang w:val="es-ES_tradnl" w:eastAsia="es-ES_tradnl"/>
+        </w:rPr>
+        <w:t xml:space="preserve"> x </w:t>
+      </w:r>
+      <w:r>
+        <w:rPr>
+          <w:rFonts w:cs="Arial"/>
+          <w:b/>
+          <w:szCs w:val="24"/>
+        </w:rPr>
+        <w:t>50</w:t>
+      </w:r>
+      <w:r>
+        <w:rPr>
+          <w:rFonts w:cs="Arial"/>
+          <w:b/>
+          <w:bCs/>
+          <w:szCs w:val="24"/>
+        </w:rPr>
+        <w:t>%</w:t>
+      </w:r>
+      <w:r>
+        <w:rPr>
+          <w:rFonts w:cs="Arial"/>
+          <w:b/>
+          <w:bCs/>
+          <w:color w:val="000000" w:themeColor="text1"/>
+          <w:szCs w:val="24"/>
+          <w:lang w:val="es-ES_tradnl" w:eastAsia="es-ES_tradnl"/>
+        </w:rPr>
+        <w:t xml:space="preserve">) = </w:t>
+      </w:r>
+      <w:r>
+        <w:rPr>
+          <w:rFonts w:cs="Arial"/>
+          <w:b/>
+          <w:bCs/>
+          <w:szCs w:val="24"/>
+        </w:rPr>
+        <w:t xml:space="preserve">UF </w:t>
+      </w:r>
+      <w:r>
+        <w:rPr>
+          <w:rFonts w:cs="Arial"/>
+          <w:b/>
+          <w:bCs/>
+          <w:szCs w:val="24"/>
+        </w:rPr>
+        <w:t xml:space="preserve">{{ </w:t>
+      </w:r>
+      <w:proofErr w:type="spellStart"/>
+      <w:r>
+        <w:rPr>
+          <w:rFonts w:cs="Arial"/>
+          <w:b/>
+          <w:bCs/>
+          <w:szCs w:val="24"/>
+        </w:rPr>
+        <w:t>monto_asegurado_sugerido</w:t>
+      </w:r>
+      <w:proofErr w:type="spellEnd"/>
+      <w:r>
+        <w:rPr>
+          <w:rFonts w:cs="Arial"/>
+          <w:b/>
+          <w:bCs/>
+          <w:szCs w:val="24"/>
+        </w:rPr>
+        <w:t xml:space="preserve"> }}</w:t>
+      </w:r>
+      <w:r>
+        <w:rPr>
+          <w:rFonts w:cs="Arial"/>
+          <w:b/>
+          <w:bCs/>
+          <w:color w:val="000000" w:themeColor="text1"/>
+          <w:szCs w:val="24"/>
+          <w:lang w:val="es-ES_tradnl" w:eastAsia="es-ES_tradnl"/>
+        </w:rPr>
+        <w:t xml:space="preserve"> aprox.</w:t>
+      </w:r>
+      <w:r>
+        <w:rPr>
+          <w:rFonts w:cs="Arial"/>
+          <w:b/>
+          <w:bCs/>
+          <w:color w:val="000000" w:themeColor="text1"/>
+          <w:szCs w:val="24"/>
+          <w:lang w:val="es-ES_tradnl" w:eastAsia="es-ES_tradnl"/>
+        </w:rPr>
+        <w:br/>
+      </w:r>
+      <w:r>
+        <w:rPr>
+          <w:rFonts w:cs="Arial"/>
+          <w:bCs/>
+          <w:color w:val="000000" w:themeColor="text1"/>
+          <w:szCs w:val="24"/>
+          <w:lang w:val="es-ES_tradnl" w:eastAsia="es-ES_tradnl"/>
+        </w:rPr>
+        <w:t xml:space="preserve">(Valor total de Reconstrucción x </w:t>
+      </w:r>
+      <w:r>
+        <w:rPr>
+          <w:rFonts w:cs="Arial"/>
+          <w:szCs w:val="24"/>
+        </w:rPr>
+        <w:t>50</w:t>
+      </w:r>
+      <w:r>
+        <w:rPr>
+          <w:rFonts w:cs="Arial"/>
+          <w:szCs w:val="24"/>
+        </w:rPr>
+        <w:t>%</w:t>
+      </w:r>
+      <w:r>
+        <w:rPr>
+          <w:rFonts w:cs="Arial"/>
+          <w:bCs/>
+          <w:color w:val="000000" w:themeColor="text1"/>
+          <w:szCs w:val="24"/>
+          <w:lang w:val="es-ES_tradnl" w:eastAsia="es-ES_tradnl"/>
+        </w:rPr>
+        <w:t xml:space="preserve"> Espacio </w:t>
+      </w:r>
+      <w:r>
+        <w:rPr>
+          <w:rFonts w:cs="Arial"/>
+          <w:bCs/>
+          <w:color w:val="000000" w:themeColor="text1"/>
+          <w:szCs w:val="24"/>
+          <w:lang w:val="es-ES_tradnl" w:eastAsia="es-ES_tradnl"/>
+        </w:rPr>
+        <w:t>Unidades</w:t>
+      </w:r>
+      <w:r>
+        <w:rPr>
+          <w:rFonts w:cs="Arial"/>
+          <w:bCs/>
+          <w:color w:val="000000" w:themeColor="text1"/>
+          <w:szCs w:val="24"/>
+          <w:lang w:val="es-ES_tradnl" w:eastAsia="es-ES_tradnl"/>
+        </w:rPr>
+        <w:t>) = Valor de Reconstrucción de</w:t>
+      </w:r>
+      <w:r>
+        <w:rPr>
+          <w:rFonts w:cs="Arial"/>
+          <w:bCs/>
+          <w:color w:val="000000" w:themeColor="text1"/>
+          <w:szCs w:val="24"/>
+          <w:lang w:val="es-ES_tradnl" w:eastAsia="es-ES_tradnl"/>
+        </w:rPr>
+        <w:t xml:space="preserve"> las Unidades</w:t>
+      </w:r>
+      <w:r>
+        <w:rPr>
+          <w:rFonts w:cs="Arial"/>
+          <w:bCs/>
+          <w:color w:val="000000" w:themeColor="text1"/>
+          <w:szCs w:val="24"/>
+          <w:lang w:val="es-ES_tradnl" w:eastAsia="es-ES_tradnl"/>
+        </w:rPr>
+        <w:t>.</w:t>
+      </w:r>
+    </w:p>
+    <w:p>
+      <w:pPr>
+        <w:spacing w:before="100" w:beforeAutospacing="1" w:after="100" w:afterAutospacing="1" w:line="240" w:lineRule="auto"/>
+        <w:jc w:val="both"/>
+        <w:rPr>
+          <w:rFonts w:cs="Arial"/>
+          <w:color w:val="000000" w:themeColor="text1"/>
+          <w:szCs w:val="24"/>
+          <w:lang w:val="es-ES_tradnl" w:eastAsia="es-ES_tradnl"/>
+        </w:rPr>
+      </w:pPr>
+      <w:r>
+        <w:rPr>
+          <w:rFonts w:cs="Arial"/>
+          <w:color w:val="000000" w:themeColor="text1"/>
+          <w:szCs w:val="24"/>
+          <w:lang w:val="es-ES_tradnl" w:eastAsia="es-ES_tradnl"/>
+        </w:rPr>
+        <w:t xml:space="preserve">{%p </w:t>
+      </w:r>
+      <w:proofErr w:type="spellStart"/>
+      <w:r>
+        <w:rPr>
+          <w:rFonts w:cs="Arial"/>
+          <w:color w:val="000000" w:themeColor="text1"/>
+          <w:szCs w:val="24"/>
+          <w:lang w:val="es-ES_tradnl" w:eastAsia="es-ES_tradnl"/>
+        </w:rPr>
+        <w:t>endif</w:t>
+      </w:r>
+      <w:proofErr w:type="spellEnd"/>
+      <w:r>
+        <w:rPr>
+          <w:rFonts w:cs="Arial"/>
+          <w:color w:val="000000" w:themeColor="text1"/>
+          <w:szCs w:val="24"/>
+          <w:lang w:val="es-ES_tradnl" w:eastAsia="es-ES_tradnl"/>
+        </w:rPr>
+        <w:t xml:space="preserve"> %}</w:t>
+      </w:r>
+    </w:p>
+    <w:p>
+      <w:pPr>
+        <w:spacing w:before="100" w:beforeAutospacing="1" w:after="100" w:afterAutospacing="1" w:line="240" w:lineRule="auto"/>
+        <w:jc w:val="both"/>
+        <w:rPr>
+          <w:rFonts w:cs="Arial"/>
+          <w:color w:val="000000" w:themeColor="text1"/>
+          <w:szCs w:val="24"/>
+          <w:lang w:val="es-ES_tradnl" w:eastAsia="es-ES_tradnl"/>
+        </w:rPr>
+      </w:pPr>
+      <w:r>
+        <w:rPr>
+          <w:rFonts w:cs="Arial"/>
+          <w:b/>
+          <w:bCs/>
+          <w:color w:val="000000" w:themeColor="text1"/>
+          <w:szCs w:val="24"/>
+          <w:u w:val="single"/>
+          <w:lang w:val="es-ES_tradnl" w:eastAsia="es-ES_tradnl"/>
+        </w:rPr>
+        <w:t>NOTA</w:t>
+      </w:r>
+      <w:r>
+        <w:rPr>
+          <w:rFonts w:cs="Arial"/>
+          <w:color w:val="000000" w:themeColor="text1"/>
+          <w:szCs w:val="24"/>
+          <w:lang w:val="es-ES_tradnl" w:eastAsia="es-ES_tradnl"/>
+        </w:rPr>
+        <w:t>: Es importante destacar que los montos asegurables a entregar a la compañía aseguradora, deben ser proporcionados por el asegurado y serán de su responsabilidad ante cualquiera situación que pueda involucrar un infraseguro o sobre seguro. Todos los montos presentados en este estudio de forma técnica por nuestra corredora, representan solo una visión a considerar por el asegurado, pero no serán una imposición al respecto de estos temas para él, de nuestra parte.</w:t>
+      </w:r>
+    </w:p>
+    <w:p>
+      <w:pPr>
+        <w:spacing w:before="100" w:beforeAutospacing="1" w:after="100" w:afterAutospacing="1" w:line="240" w:lineRule="auto"/>
+        <w:jc w:val="both"/>
+        <w:rPr>
+          <w:rFonts w:cs="Arial"/>
+          <w:color w:val="000000" w:themeColor="text1"/>
+          <w:szCs w:val="24"/>
+          <w:lang w:val="es-ES_tradnl" w:eastAsia="es-ES_tradnl"/>
+        </w:rPr>
+      </w:pPr>
+      <w:r>
+        <w:rPr>
+          <w:rFonts w:cs="Arial"/>
+          <w:b/>
+          <w:color w:val="000000" w:themeColor="text1"/>
+          <w:szCs w:val="24"/>
+          <w:u w:val="single"/>
+          <w:lang w:val="es-ES_tradnl" w:eastAsia="es-ES_tradnl"/>
+        </w:rPr>
+        <w:br/>
+        <w:t>IMPORTANTE</w:t>
+      </w:r>
+      <w:r>
+        <w:rPr>
+          <w:rFonts w:cs="Arial"/>
+          <w:b/>
+          <w:color w:val="000000" w:themeColor="text1"/>
+          <w:szCs w:val="24"/>
+          <w:lang w:val="es-ES_tradnl" w:eastAsia="es-ES_tradnl"/>
+        </w:rPr>
+        <w:t>:</w:t>
+      </w:r>
+      <w:r>
+        <w:rPr>
+          <w:rFonts w:cs="Arial"/>
+          <w:color w:val="000000" w:themeColor="text1"/>
+          <w:szCs w:val="24"/>
+          <w:lang w:val="es-ES_tradnl" w:eastAsia="es-ES_tradnl"/>
+        </w:rPr>
+        <w:t xml:space="preserve"> Destacar que en un </w:t>
+      </w:r>
+      <w:r>
+        <w:rPr>
+          <w:rFonts w:cs="Arial"/>
+          <w:b/>
+          <w:color w:val="000000" w:themeColor="text1"/>
+          <w:szCs w:val="24"/>
+          <w:lang w:val="es-ES_tradnl" w:eastAsia="es-ES_tradnl"/>
+        </w:rPr>
+        <w:t>Edificio de Comunidad Habitacional</w:t>
+      </w:r>
+      <w:r>
+        <w:rPr>
+          <w:rFonts w:cs="Arial"/>
+          <w:color w:val="000000" w:themeColor="text1"/>
+          <w:szCs w:val="24"/>
+          <w:lang w:val="es-ES_tradnl" w:eastAsia="es-ES_tradnl"/>
+        </w:rPr>
+        <w:t xml:space="preserve"> se debe </w:t>
+      </w:r>
+      <w:r>
+        <w:rPr>
+          <w:rFonts w:cs="Arial"/>
+          <w:b/>
+          <w:color w:val="000000" w:themeColor="text1"/>
+          <w:szCs w:val="24"/>
+          <w:lang w:val="es-ES_tradnl" w:eastAsia="es-ES_tradnl"/>
+        </w:rPr>
+        <w:t>Asegurar</w:t>
+      </w:r>
+      <w:r>
+        <w:rPr>
+          <w:rFonts w:cs="Arial"/>
+          <w:color w:val="000000" w:themeColor="text1"/>
+          <w:szCs w:val="24"/>
+          <w:lang w:val="es-ES_tradnl" w:eastAsia="es-ES_tradnl"/>
+        </w:rPr>
+        <w:t xml:space="preserve"> en relaci</w:t>
+      </w:r>
+      <w:r>
+        <w:rPr>
+          <w:rFonts w:eastAsia="Helvetica" w:cs="Arial"/>
+          <w:color w:val="000000" w:themeColor="text1"/>
+          <w:szCs w:val="24"/>
+          <w:lang w:val="es-ES_tradnl" w:eastAsia="es-ES_tradnl"/>
+        </w:rPr>
+        <w:t xml:space="preserve">ón a Espacios Comunes, </w:t>
+      </w:r>
+      <w:r>
+        <w:rPr>
+          <w:rFonts w:cs="Arial"/>
+          <w:b/>
+          <w:color w:val="000000" w:themeColor="text1"/>
+          <w:szCs w:val="24"/>
+          <w:lang w:val="es-ES_tradnl" w:eastAsia="es-ES_tradnl"/>
+        </w:rPr>
+        <w:t>según valor de reconstrucción</w:t>
+      </w:r>
+      <w:r>
+        <w:rPr>
+          <w:rFonts w:cs="Arial"/>
+          <w:color w:val="000000" w:themeColor="text1"/>
+          <w:szCs w:val="24"/>
+          <w:lang w:val="es-ES_tradnl" w:eastAsia="es-ES_tradnl"/>
+        </w:rPr>
+        <w:t xml:space="preserve"> y </w:t>
+      </w:r>
+      <w:r>
+        <w:rPr>
+          <w:rFonts w:cs="Arial"/>
+          <w:b/>
+          <w:color w:val="000000" w:themeColor="text1"/>
+          <w:szCs w:val="24"/>
+          <w:lang w:val="es-ES_tradnl" w:eastAsia="es-ES_tradnl"/>
+        </w:rPr>
+        <w:t>no valor comercial</w:t>
+      </w:r>
+      <w:r>
+        <w:rPr>
+          <w:rFonts w:cs="Arial"/>
+          <w:color w:val="000000" w:themeColor="text1"/>
+          <w:szCs w:val="24"/>
+          <w:lang w:val="es-ES_tradnl" w:eastAsia="es-ES_tradnl"/>
+        </w:rPr>
+        <w:t xml:space="preserve">, pues las </w:t>
+      </w:r>
+      <w:r>
+        <w:rPr>
+          <w:rFonts w:cs="Arial"/>
+          <w:b/>
+          <w:color w:val="000000" w:themeColor="text1"/>
+          <w:szCs w:val="24"/>
+          <w:lang w:val="es-ES_tradnl" w:eastAsia="es-ES_tradnl"/>
+        </w:rPr>
+        <w:t>compañías de Seguros no pagan plusvalía</w:t>
+      </w:r>
+      <w:r>
+        <w:rPr>
+          <w:rFonts w:cs="Arial"/>
+          <w:color w:val="000000" w:themeColor="text1"/>
+          <w:szCs w:val="24"/>
+          <w:lang w:val="es-ES_tradnl" w:eastAsia="es-ES_tradnl"/>
+        </w:rPr>
+        <w:t>, se busca que el asegurado recupere el bien afectado en las mismas condiciones en las que estaba hasta antes de un Siniestro.</w:t>
       </w:r>
     </w:p>
     <w:p>
@@ -2643,198 +3347,6 @@
           <w:u w:val="single"/>
           <w:lang w:val="es-ES_tradnl" w:eastAsia="es-ES_tradnl"/>
         </w:rPr>
-        <w:t>NOTA</w:t>
-      </w:r>
-      <w:r>
-        <w:rPr>
-          <w:rFonts w:cs="Arial"/>
-          <w:color w:val="000000" w:themeColor="text1"/>
-          <w:szCs w:val="24"/>
-          <w:lang w:val="es-ES_tradnl" w:eastAsia="es-ES_tradnl"/>
-        </w:rPr>
-        <w:t>: Es importante destacar que los montos asegurables a entregar a la compañía aseguradora, deben ser proporcionados por el asegurado y serán de su responsabilidad ante cualquiera situación que pueda involucrar un infraseguro o sobre seguro. Todos los montos presentados en este estudio de forma técnica por nuestra corredora, representan solo una visión a considerar por el asegurado, pero no serán una imposición al respecto de estos temas para él, de nuestra parte.</w:t>
-      </w:r>
-    </w:p>
-    <w:p>
-      <w:pPr>
-        <w:spacing w:before="100" w:beforeAutospacing="1" w:after="100" w:afterAutospacing="1" w:line="240" w:lineRule="auto"/>
-        <w:jc w:val="both"/>
-        <w:rPr>
-          <w:rFonts w:cs="Arial"/>
-          <w:color w:val="000000" w:themeColor="text1"/>
-          <w:szCs w:val="24"/>
-          <w:lang w:val="es-ES_tradnl" w:eastAsia="es-ES_tradnl"/>
-        </w:rPr>
-      </w:pPr>
-      <w:r>
-        <w:rPr>
-          <w:rFonts w:cs="Arial"/>
-          <w:b/>
-          <w:color w:val="000000" w:themeColor="text1"/>
-          <w:szCs w:val="24"/>
-          <w:u w:val="single"/>
-          <w:lang w:val="es-ES_tradnl" w:eastAsia="es-ES_tradnl"/>
-        </w:rPr>
-        <w:br/>
-        <w:t>IMPORTANTE</w:t>
-      </w:r>
-      <w:r>
-        <w:rPr>
-          <w:rFonts w:cs="Arial"/>
-          <w:b/>
-          <w:color w:val="000000" w:themeColor="text1"/>
-          <w:szCs w:val="24"/>
-          <w:lang w:val="es-ES_tradnl" w:eastAsia="es-ES_tradnl"/>
-        </w:rPr>
-        <w:t>:</w:t>
-      </w:r>
-      <w:r>
-        <w:rPr>
-          <w:rFonts w:cs="Arial"/>
-          <w:color w:val="000000" w:themeColor="text1"/>
-          <w:szCs w:val="24"/>
-          <w:lang w:val="es-ES_tradnl" w:eastAsia="es-ES_tradnl"/>
-        </w:rPr>
-        <w:t xml:space="preserve"> Destacar que en un </w:t>
-      </w:r>
-      <w:r>
-        <w:rPr>
-          <w:rFonts w:cs="Arial"/>
-          <w:b/>
-          <w:color w:val="000000" w:themeColor="text1"/>
-          <w:szCs w:val="24"/>
-          <w:lang w:val="es-ES_tradnl" w:eastAsia="es-ES_tradnl"/>
-        </w:rPr>
-        <w:t>Edificio de Comunidad Habitacional</w:t>
-      </w:r>
-      <w:r>
-        <w:rPr>
-          <w:rFonts w:cs="Arial"/>
-          <w:color w:val="000000" w:themeColor="text1"/>
-          <w:szCs w:val="24"/>
-          <w:lang w:val="es-ES_tradnl" w:eastAsia="es-ES_tradnl"/>
-        </w:rPr>
-        <w:t xml:space="preserve"> se debe </w:t>
-      </w:r>
-      <w:r>
-        <w:rPr>
-          <w:rFonts w:cs="Arial"/>
-          <w:b/>
-          <w:color w:val="000000" w:themeColor="text1"/>
-          <w:szCs w:val="24"/>
-          <w:lang w:val="es-ES_tradnl" w:eastAsia="es-ES_tradnl"/>
-        </w:rPr>
-        <w:t>Asegurar</w:t>
-      </w:r>
-      <w:r>
-        <w:rPr>
-          <w:rFonts w:cs="Arial"/>
-          <w:color w:val="000000" w:themeColor="text1"/>
-          <w:szCs w:val="24"/>
-          <w:lang w:val="es-ES_tradnl" w:eastAsia="es-ES_tradnl"/>
-        </w:rPr>
-        <w:t xml:space="preserve"> en relaci</w:t>
-      </w:r>
-      <w:r>
-        <w:rPr>
-          <w:rFonts w:eastAsia="Helvetica" w:cs="Arial"/>
-          <w:color w:val="000000" w:themeColor="text1"/>
-          <w:szCs w:val="24"/>
-          <w:lang w:val="es-ES_tradnl" w:eastAsia="es-ES_tradnl"/>
-        </w:rPr>
-        <w:t xml:space="preserve">ón a Espacios Comunes, </w:t>
-      </w:r>
-      <w:r>
-        <w:rPr>
-          <w:rFonts w:cs="Arial"/>
-          <w:b/>
-          <w:color w:val="000000" w:themeColor="text1"/>
-          <w:szCs w:val="24"/>
-          <w:lang w:val="es-ES_tradnl" w:eastAsia="es-ES_tradnl"/>
-        </w:rPr>
-        <w:t>según valor de reconstrucción</w:t>
-      </w:r>
-      <w:r>
-        <w:rPr>
-          <w:rFonts w:cs="Arial"/>
-          <w:color w:val="000000" w:themeColor="text1"/>
-          <w:szCs w:val="24"/>
-          <w:lang w:val="es-ES_tradnl" w:eastAsia="es-ES_tradnl"/>
-        </w:rPr>
-        <w:t xml:space="preserve"> y </w:t>
-      </w:r>
-      <w:r>
-        <w:rPr>
-          <w:rFonts w:cs="Arial"/>
-          <w:b/>
-          <w:color w:val="000000" w:themeColor="text1"/>
-          <w:szCs w:val="24"/>
-          <w:lang w:val="es-ES_tradnl" w:eastAsia="es-ES_tradnl"/>
-        </w:rPr>
-        <w:t>no valor comercial</w:t>
-      </w:r>
-      <w:r>
-        <w:rPr>
-          <w:rFonts w:cs="Arial"/>
-          <w:color w:val="000000" w:themeColor="text1"/>
-          <w:szCs w:val="24"/>
-          <w:lang w:val="es-ES_tradnl" w:eastAsia="es-ES_tradnl"/>
-        </w:rPr>
-        <w:t xml:space="preserve">, pues las </w:t>
-      </w:r>
-      <w:r>
-        <w:rPr>
-          <w:rFonts w:cs="Arial"/>
-          <w:b/>
-          <w:color w:val="000000" w:themeColor="text1"/>
-          <w:szCs w:val="24"/>
-          <w:lang w:val="es-ES_tradnl" w:eastAsia="es-ES_tradnl"/>
-        </w:rPr>
-        <w:t>compañías de Seguros no pagan plusvalía</w:t>
-      </w:r>
-      <w:r>
-        <w:rPr>
-          <w:rFonts w:cs="Arial"/>
-          <w:color w:val="000000" w:themeColor="text1"/>
-          <w:szCs w:val="24"/>
-          <w:lang w:val="es-ES_tradnl" w:eastAsia="es-ES_tradnl"/>
-        </w:rPr>
-        <w:t>, se busca que el asegurado recupere el bien afectado en las mismas condiciones en las que estaba hasta antes de un Siniestro.</w:t>
-      </w:r>
-    </w:p>
-    <w:p>
-      <w:pPr>
-        <w:spacing w:before="100" w:beforeAutospacing="1" w:after="100" w:afterAutospacing="1" w:line="240" w:lineRule="auto"/>
-        <w:jc w:val="both"/>
-        <w:rPr>
-          <w:rFonts w:cs="Arial"/>
-          <w:color w:val="000000" w:themeColor="text1"/>
-          <w:szCs w:val="24"/>
-          <w:lang w:val="es-ES_tradnl" w:eastAsia="es-ES_tradnl"/>
-        </w:rPr>
-      </w:pPr>
-    </w:p>
-    <w:p>
-      <w:pPr>
-        <w:spacing w:before="100" w:beforeAutospacing="1" w:after="100" w:afterAutospacing="1" w:line="240" w:lineRule="auto"/>
-        <w:jc w:val="both"/>
-        <w:rPr>
-          <w:rFonts w:cs="Arial"/>
-          <w:color w:val="000000" w:themeColor="text1"/>
-          <w:szCs w:val="24"/>
-          <w:lang w:val="es-ES_tradnl" w:eastAsia="es-ES_tradnl"/>
-        </w:rPr>
-      </w:pPr>
-      <w:r>
-        <w:rPr>
-          <w:rFonts w:cs="Arial"/>
-          <w:b/>
-          <w:bCs/>
-          <w:color w:val="000000" w:themeColor="text1"/>
-          <w:szCs w:val="24"/>
-          <w:u w:val="single"/>
-          <w:lang w:val="es-ES_tradnl" w:eastAsia="es-ES_tradnl"/>
-        </w:rPr>
         <w:t>3</w:t>
       </w:r>
       <w:r>
@@ -3332,6 +3844,7 @@
           <w:u w:val="single"/>
           <w:lang w:val="es-ES_tradnl" w:eastAsia="es-ES_tradnl"/>
         </w:rPr>
+        <w:lastRenderedPageBreak/>
         <w:t>4</w:t>
       </w:r>
       <w:r>
@@ -3739,7 +4252,6 @@
           <w:u w:val="single"/>
           <w:lang w:val="es-ES_tradnl" w:eastAsia="es-ES_tradnl"/>
         </w:rPr>
-        <w:lastRenderedPageBreak/>
         <w:t xml:space="preserve">Monto (Actual) </w:t>
       </w:r>
       <w:r>
@@ -5792,6 +6304,7 @@
                 <w:szCs w:val="20"/>
                 <w:lang w:val="es-ES_tradnl" w:eastAsia="es-ES_tradnl"/>
               </w:rPr>
+              <w:lastRenderedPageBreak/>
               <w:t>none</w:t>
             </w:r>
             <w:proofErr w:type="spellEnd"/>
@@ -5907,6 +6420,7 @@
                 <w:szCs w:val="20"/>
                 <w:lang w:val="es-ES_tradnl" w:eastAsia="es-ES_tradnl"/>
               </w:rPr>
+              <w:lastRenderedPageBreak/>
               <w:t xml:space="preserve">{% </w:t>
             </w:r>
             <w:proofErr w:type="spellStart"/>
@@ -6006,6 +6520,7 @@
                 <w:szCs w:val="20"/>
                 <w:lang w:val="es-ES_tradnl" w:eastAsia="es-ES_tradnl"/>
               </w:rPr>
+              <w:lastRenderedPageBreak/>
               <w:t>none</w:t>
             </w:r>
             <w:proofErr w:type="spellEnd"/>
@@ -6129,6 +6644,7 @@
                 <w:szCs w:val="20"/>
                 <w:lang w:val="es-ES_tradnl" w:eastAsia="es-ES_tradnl"/>
               </w:rPr>
+              <w:lastRenderedPageBreak/>
               <w:t>{%</w:t>
             </w:r>
             <w:proofErr w:type="spellStart"/>
@@ -6396,7 +6912,6 @@
           <w:szCs w:val="24"/>
           <w:lang w:val="es-ES_tradnl" w:eastAsia="es-ES_tradnl"/>
         </w:rPr>
-        <w:lastRenderedPageBreak/>
         <w:t xml:space="preserve">{{ </w:t>
       </w:r>
       <w:proofErr w:type="spellStart"/>
@@ -8073,6 +8588,7 @@
                 <w:szCs w:val="20"/>
                 <w:lang w:val="es-ES_tradnl" w:eastAsia="es-ES_tradnl"/>
               </w:rPr>
+              <w:lastRenderedPageBreak/>
               <w:t>{%</w:t>
             </w:r>
             <w:proofErr w:type="spellStart"/>
@@ -9010,7 +9526,6 @@
                 <w:szCs w:val="20"/>
                 <w:lang w:val="es-ES_tradnl" w:eastAsia="es-ES_tradnl"/>
               </w:rPr>
-              <w:lastRenderedPageBreak/>
               <w:t>{%</w:t>
             </w:r>
             <w:proofErr w:type="spellStart"/>
@@ -10555,6 +11070,7 @@
                 <w:sz w:val="22"/>
                 <w:lang w:val="es-ES_tradnl" w:eastAsia="es-ES_tradnl"/>
               </w:rPr>
+              <w:lastRenderedPageBreak/>
               <w:t>Compañía</w:t>
             </w:r>
           </w:p>
@@ -11400,7 +11916,6 @@
                 <w:szCs w:val="20"/>
                 <w:lang w:val="es-ES_tradnl" w:eastAsia="es-ES_tradnl"/>
               </w:rPr>
-              <w:lastRenderedPageBreak/>
               <w:t>not</w:t>
             </w:r>
             <w:proofErr w:type="spellEnd"/>
@@ -11538,7 +12053,6 @@
                 <w:szCs w:val="20"/>
                 <w:lang w:val="es-ES_tradnl" w:eastAsia="es-ES_tradnl"/>
               </w:rPr>
-              <w:lastRenderedPageBreak/>
               <w:t xml:space="preserve">{% </w:t>
             </w:r>
             <w:proofErr w:type="spellStart"/>
@@ -11616,7 +12130,6 @@
                 <w:szCs w:val="20"/>
                 <w:lang w:val="es-ES_tradnl" w:eastAsia="es-ES_tradnl"/>
               </w:rPr>
-              <w:lastRenderedPageBreak/>
               <w:t>not</w:t>
             </w:r>
             <w:proofErr w:type="spellEnd"/>
@@ -11752,7 +12265,6 @@
                 <w:szCs w:val="20"/>
                 <w:lang w:val="es-ES_tradnl" w:eastAsia="es-ES_tradnl"/>
               </w:rPr>
-              <w:lastRenderedPageBreak/>
               <w:t>{%</w:t>
             </w:r>
             <w:proofErr w:type="spellStart"/>
@@ -13062,6 +13574,7 @@
           <w:u w:val="single"/>
           <w:lang w:val="es-ES_tradnl" w:eastAsia="es-ES_tradnl"/>
         </w:rPr>
+        <w:lastRenderedPageBreak/>
         <w:t xml:space="preserve">4.3.1.- </w:t>
       </w:r>
       <w:r>
@@ -13565,7 +14078,6 @@
                 <w:szCs w:val="20"/>
                 <w:lang w:val="es-ES_tradnl" w:eastAsia="es-ES_tradnl"/>
               </w:rPr>
-              <w:lastRenderedPageBreak/>
               <w:t>{%</w:t>
             </w:r>
             <w:proofErr w:type="spellStart"/>
@@ -15449,6 +15961,7 @@
                 <w:bCs/>
                 <w:szCs w:val="24"/>
               </w:rPr>
+              <w:lastRenderedPageBreak/>
               <w:t>detalle.valor_cuota_uf</w:t>
             </w:r>
             <w:proofErr w:type="spellEnd"/>
@@ -15634,6 +16147,7 @@
           <w:u w:val="single"/>
           <w:lang w:val="es-ES_tradnl" w:eastAsia="es-ES_tradnl"/>
         </w:rPr>
+        <w:lastRenderedPageBreak/>
         <w:t xml:space="preserve">{% </w:t>
       </w:r>
       <w:proofErr w:type="spellStart"/>
@@ -15734,7 +16248,6 @@
           <w:szCs w:val="24"/>
           <w:u w:val="single"/>
         </w:rPr>
-        <w:lastRenderedPageBreak/>
         <w:t xml:space="preserve"> }}</w:t>
       </w:r>
       <w:r>
@@ -17484,7 +17997,18 @@
           <w:szCs w:val="24"/>
           <w:lang w:val="es-ES_tradnl" w:eastAsia="es-ES_tradnl"/>
         </w:rPr>
-        <w:t>unidades, especialmente cuando éstas formen parte de una edificación continua, pareada o colectiva. Lo anterior es sin perjuicio de otras coberturas complementarias que la asamblea de copropietarios decida incluir en la respectiva póliza para la protección de los bienes comunes y/o sus unidades, tales como sismo o salida de mar</w:t>
+        <w:t xml:space="preserve">unidades, especialmente cuando éstas formen parte de una edificación continua, pareada o colectiva. Lo anterior es sin perjuicio de otras coberturas complementarias que la asamblea de </w:t>
+      </w:r>
+      <w:r>
+        <w:rPr>
+          <w:rFonts w:cs="Arial"/>
+          <w:bCs/>
+          <w:color w:val="000000" w:themeColor="text1"/>
+          <w:szCs w:val="24"/>
+          <w:lang w:val="es-ES_tradnl" w:eastAsia="es-ES_tradnl"/>
+        </w:rPr>
+        <w:lastRenderedPageBreak/>
+        <w:t>copropietarios decida incluir en la respectiva póliza para la protección de los bienes comunes y/o sus unidades, tales como sismo o salida de mar</w:t>
       </w:r>
       <w:r>
         <w:rPr>
@@ -17582,17 +18106,7 @@
           <w:szCs w:val="24"/>
           <w:lang w:val="es-ES_tradnl" w:eastAsia="es-ES_tradnl"/>
         </w:rPr>
-        <w:t xml:space="preserve">pues debido a </w:t>
-      </w:r>
-      <w:r>
-        <w:rPr>
-          <w:rFonts w:cs="Arial"/>
-          <w:color w:val="000000" w:themeColor="text1"/>
-          <w:szCs w:val="24"/>
-          <w:lang w:val="es-ES_tradnl" w:eastAsia="es-ES_tradnl"/>
-        </w:rPr>
-        <w:lastRenderedPageBreak/>
-        <w:t>vivir en un país de características sísmicas, estamos siempre expuestos a eventos perjudiciales.</w:t>
+        <w:t>pues debido a vivir en un país de características sísmicas, estamos siempre expuestos a eventos perjudiciales.</w:t>
       </w:r>
     </w:p>
     <w:p>
